--- a/Jaava_Notes_Placements/DataStructure&Algorithms.docx
+++ b/Jaava_Notes_Placements/DataStructure&Algorithms.docx
@@ -1119,7 +1119,23 @@
           <w:sz w:val="26"/>
           <w:szCs w:val="26"/>
         </w:rPr>
-        <w:t>A naive approach is to implement both algorithms and compare their running times on different inputs, but this method has many drawbacks for analyzing algorithms. </w:t>
+        <w:t xml:space="preserve">A naive approach is to implement both algorithms and compare their running times on different inputs, but this method has many drawbacks for </w:t>
+      </w:r>
+      <w:proofErr w:type="spellStart"/>
+      <w:r>
+        <w:rPr>
+          <w:sz w:val="26"/>
+          <w:szCs w:val="26"/>
+        </w:rPr>
+        <w:t>analyzing</w:t>
+      </w:r>
+      <w:proofErr w:type="spellEnd"/>
+      <w:r>
+        <w:rPr>
+          <w:sz w:val="26"/>
+          <w:szCs w:val="26"/>
+        </w:rPr>
+        <w:t xml:space="preserve"> algorithms. </w:t>
       </w:r>
     </w:p>
     <w:p>
@@ -1192,7 +1208,23 @@
           <w:sz w:val="26"/>
           <w:szCs w:val="26"/>
         </w:rPr>
-        <w:t>Describes the asymptotic behavior (order of growth of time or space in terms of input size) of a function, not its exact value.</w:t>
+        <w:t xml:space="preserve">Describes the asymptotic </w:t>
+      </w:r>
+      <w:proofErr w:type="spellStart"/>
+      <w:r>
+        <w:rPr>
+          <w:sz w:val="26"/>
+          <w:szCs w:val="26"/>
+        </w:rPr>
+        <w:t>behavior</w:t>
+      </w:r>
+      <w:proofErr w:type="spellEnd"/>
+      <w:r>
+        <w:rPr>
+          <w:sz w:val="26"/>
+          <w:szCs w:val="26"/>
+        </w:rPr>
+        <w:t xml:space="preserve"> (order of growth of time or space in terms of input size) of a function, not its exact value.</w:t>
       </w:r>
     </w:p>
     <w:p>
@@ -1572,7 +1604,17 @@
           <w:sz w:val="26"/>
           <w:szCs w:val="26"/>
         </w:rPr>
-        <w:t>5. Polynomial Time Complexity: Big O(n</w:t>
+        <w:t>5. Polynomial Time Complexity: Big O(</w:t>
+      </w:r>
+      <w:proofErr w:type="spellStart"/>
+      <w:r>
+        <w:rPr>
+          <w:b/>
+          <w:bCs/>
+          <w:sz w:val="26"/>
+          <w:szCs w:val="26"/>
+        </w:rPr>
+        <w:t>n</w:t>
       </w:r>
       <w:r>
         <w:rPr>
@@ -1584,6 +1626,7 @@
         </w:rPr>
         <w:t>k</w:t>
       </w:r>
+      <w:proofErr w:type="spellEnd"/>
       <w:r>
         <w:rPr>
           <w:b/>
@@ -1648,7 +1691,27 @@
           <w:sz w:val="26"/>
           <w:szCs w:val="26"/>
         </w:rPr>
-        <w:t> O(nk)</w:t>
+        <w:t> O(</w:t>
+      </w:r>
+      <w:proofErr w:type="spellStart"/>
+      <w:r>
+        <w:rPr>
+          <w:b/>
+          <w:bCs/>
+          <w:sz w:val="26"/>
+          <w:szCs w:val="26"/>
+        </w:rPr>
+        <w:t>nk</w:t>
+      </w:r>
+      <w:proofErr w:type="spellEnd"/>
+      <w:r>
+        <w:rPr>
+          <w:b/>
+          <w:bCs/>
+          <w:sz w:val="26"/>
+          <w:szCs w:val="26"/>
+        </w:rPr>
+        <w:t>)</w:t>
       </w:r>
       <w:r>
         <w:rPr>
@@ -3193,6 +3256,7 @@
                 <w:szCs w:val="26"/>
               </w:rPr>
             </w:pPr>
+            <w:proofErr w:type="spellStart"/>
             <w:r>
               <w:rPr>
                 <w:sz w:val="26"/>
@@ -3200,6 +3264,7 @@
               </w:rPr>
               <w:t>Superlinear</w:t>
             </w:r>
+            <w:proofErr w:type="spellEnd"/>
           </w:p>
         </w:tc>
         <w:tc>
@@ -3340,7 +3405,23 @@
                 <w:sz w:val="26"/>
                 <w:szCs w:val="26"/>
               </w:rPr>
-              <w:t>O(n^c)</w:t>
+              <w:t>O(</w:t>
+            </w:r>
+            <w:proofErr w:type="spellStart"/>
+            <w:r>
+              <w:rPr>
+                <w:sz w:val="26"/>
+                <w:szCs w:val="26"/>
+              </w:rPr>
+              <w:t>n^c</w:t>
+            </w:r>
+            <w:proofErr w:type="spellEnd"/>
+            <w:r>
+              <w:rPr>
+                <w:sz w:val="26"/>
+                <w:szCs w:val="26"/>
+              </w:rPr>
+              <w:t>)</w:t>
             </w:r>
           </w:p>
         </w:tc>
@@ -3447,7 +3528,23 @@
                 <w:sz w:val="26"/>
                 <w:szCs w:val="26"/>
               </w:rPr>
-              <w:t>O(c^n)</w:t>
+              <w:t>O(</w:t>
+            </w:r>
+            <w:proofErr w:type="spellStart"/>
+            <w:r>
+              <w:rPr>
+                <w:sz w:val="26"/>
+                <w:szCs w:val="26"/>
+              </w:rPr>
+              <w:t>c^n</w:t>
+            </w:r>
+            <w:proofErr w:type="spellEnd"/>
+            <w:r>
+              <w:rPr>
+                <w:sz w:val="26"/>
+                <w:szCs w:val="26"/>
+              </w:rPr>
+              <w:t>)</w:t>
             </w:r>
           </w:p>
         </w:tc>
@@ -3993,25 +4090,7 @@
           <w:szCs w:val="26"/>
         </w:rPr>
         <w:lastRenderedPageBreak/>
-        <w:t>2)</w:t>
-      </w:r>
-      <w:r>
-        <w:rPr>
-          <w:b/>
-          <w:bCs/>
-          <w:sz w:val="26"/>
-          <w:szCs w:val="26"/>
-        </w:rPr>
-        <w:t>Data Structures</w:t>
-      </w:r>
-      <w:r>
-        <w:rPr>
-          <w:b/>
-          <w:bCs/>
-          <w:sz w:val="26"/>
-          <w:szCs w:val="26"/>
-        </w:rPr>
-        <w:t>:</w:t>
+        <w:t>2)Data Structures:</w:t>
       </w:r>
     </w:p>
     <w:p>
@@ -4215,6 +4294,7 @@
       </w:pPr>
       <w:r>
         <w:rPr>
+          <w:noProof/>
           <w:sz w:val="26"/>
           <w:szCs w:val="26"/>
         </w:rPr>
@@ -4349,7 +4429,23 @@
           <w:sz w:val="26"/>
           <w:szCs w:val="26"/>
         </w:rPr>
-        <w:t xml:space="preserve">int arr[];     </w:t>
+        <w:t xml:space="preserve">int </w:t>
+      </w:r>
+      <w:proofErr w:type="spellStart"/>
+      <w:r>
+        <w:rPr>
+          <w:sz w:val="26"/>
+          <w:szCs w:val="26"/>
+        </w:rPr>
+        <w:t>arr</w:t>
+      </w:r>
+      <w:proofErr w:type="spellEnd"/>
+      <w:r>
+        <w:rPr>
+          <w:sz w:val="26"/>
+          <w:szCs w:val="26"/>
+        </w:rPr>
+        <w:t xml:space="preserve">[];     </w:t>
       </w:r>
     </w:p>
     <w:p>
@@ -4389,7 +4485,23 @@
           <w:sz w:val="26"/>
           <w:szCs w:val="26"/>
         </w:rPr>
-        <w:t xml:space="preserve">char arr[];   </w:t>
+        <w:t xml:space="preserve">char </w:t>
+      </w:r>
+      <w:proofErr w:type="spellStart"/>
+      <w:r>
+        <w:rPr>
+          <w:sz w:val="26"/>
+          <w:szCs w:val="26"/>
+        </w:rPr>
+        <w:t>arr</w:t>
+      </w:r>
+      <w:proofErr w:type="spellEnd"/>
+      <w:r>
+        <w:rPr>
+          <w:sz w:val="26"/>
+          <w:szCs w:val="26"/>
+        </w:rPr>
+        <w:t xml:space="preserve">[];   </w:t>
       </w:r>
     </w:p>
     <w:p>
@@ -4429,7 +4541,23 @@
           <w:sz w:val="26"/>
           <w:szCs w:val="26"/>
         </w:rPr>
-        <w:t xml:space="preserve">float arr[];  </w:t>
+        <w:t xml:space="preserve">float </w:t>
+      </w:r>
+      <w:proofErr w:type="spellStart"/>
+      <w:r>
+        <w:rPr>
+          <w:sz w:val="26"/>
+          <w:szCs w:val="26"/>
+        </w:rPr>
+        <w:t>arr</w:t>
+      </w:r>
+      <w:proofErr w:type="spellEnd"/>
+      <w:r>
+        <w:rPr>
+          <w:sz w:val="26"/>
+          <w:szCs w:val="26"/>
+        </w:rPr>
+        <w:t xml:space="preserve">[];  </w:t>
       </w:r>
     </w:p>
     <w:p>
@@ -4511,37 +4639,85 @@
           <w:sz w:val="26"/>
           <w:szCs w:val="26"/>
         </w:rPr>
-        <w:t>int arr[] = { 1, 2, 3, 4, 5 };</w:t>
-      </w:r>
-    </w:p>
-    <w:p>
-      <w:pPr>
-        <w:rPr>
-          <w:sz w:val="26"/>
-          <w:szCs w:val="26"/>
-        </w:rPr>
-      </w:pPr>
-      <w:r>
-        <w:rPr>
-          <w:sz w:val="26"/>
-          <w:szCs w:val="26"/>
-        </w:rPr>
-        <w:t>char arr[] = { 'a', 'b', 'c', 'd', 'e' };</w:t>
-      </w:r>
-    </w:p>
-    <w:p>
-      <w:pPr>
-        <w:rPr>
-          <w:sz w:val="26"/>
-          <w:szCs w:val="26"/>
-        </w:rPr>
-      </w:pPr>
-      <w:r>
-        <w:rPr>
-          <w:sz w:val="26"/>
-          <w:szCs w:val="26"/>
-        </w:rPr>
-        <w:t>float arr[] = { 1.4f, 2.0f, 24f, 5.0f, 0.0f };</w:t>
+        <w:t xml:space="preserve">int </w:t>
+      </w:r>
+      <w:proofErr w:type="spellStart"/>
+      <w:r>
+        <w:rPr>
+          <w:sz w:val="26"/>
+          <w:szCs w:val="26"/>
+        </w:rPr>
+        <w:t>arr</w:t>
+      </w:r>
+      <w:proofErr w:type="spellEnd"/>
+      <w:r>
+        <w:rPr>
+          <w:sz w:val="26"/>
+          <w:szCs w:val="26"/>
+        </w:rPr>
+        <w:t>[] = { 1, 2, 3, 4, 5 };</w:t>
+      </w:r>
+    </w:p>
+    <w:p>
+      <w:pPr>
+        <w:rPr>
+          <w:sz w:val="26"/>
+          <w:szCs w:val="26"/>
+        </w:rPr>
+      </w:pPr>
+      <w:r>
+        <w:rPr>
+          <w:sz w:val="26"/>
+          <w:szCs w:val="26"/>
+        </w:rPr>
+        <w:t xml:space="preserve">char </w:t>
+      </w:r>
+      <w:proofErr w:type="spellStart"/>
+      <w:r>
+        <w:rPr>
+          <w:sz w:val="26"/>
+          <w:szCs w:val="26"/>
+        </w:rPr>
+        <w:t>arr</w:t>
+      </w:r>
+      <w:proofErr w:type="spellEnd"/>
+      <w:r>
+        <w:rPr>
+          <w:sz w:val="26"/>
+          <w:szCs w:val="26"/>
+        </w:rPr>
+        <w:t>[] = { 'a', 'b', 'c', 'd', 'e' };</w:t>
+      </w:r>
+    </w:p>
+    <w:p>
+      <w:pPr>
+        <w:rPr>
+          <w:sz w:val="26"/>
+          <w:szCs w:val="26"/>
+        </w:rPr>
+      </w:pPr>
+      <w:r>
+        <w:rPr>
+          <w:sz w:val="26"/>
+          <w:szCs w:val="26"/>
+        </w:rPr>
+        <w:t xml:space="preserve">float </w:t>
+      </w:r>
+      <w:proofErr w:type="spellStart"/>
+      <w:r>
+        <w:rPr>
+          <w:sz w:val="26"/>
+          <w:szCs w:val="26"/>
+        </w:rPr>
+        <w:t>arr</w:t>
+      </w:r>
+      <w:proofErr w:type="spellEnd"/>
+      <w:r>
+        <w:rPr>
+          <w:sz w:val="26"/>
+          <w:szCs w:val="26"/>
+        </w:rPr>
+        <w:t>[] = { 1.4f, 2.0f, 24f, 5.0f, 0.0f };</w:t>
       </w:r>
     </w:p>
     <w:p>
@@ -4604,6 +4780,7 @@
       </w:pPr>
       <w:r>
         <w:rPr>
+          <w:noProof/>
           <w:sz w:val="26"/>
           <w:szCs w:val="26"/>
         </w:rPr>
@@ -4742,6 +4919,7 @@
       </w:pPr>
       <w:r>
         <w:rPr>
+          <w:noProof/>
           <w:sz w:val="26"/>
           <w:szCs w:val="26"/>
         </w:rPr>
@@ -4845,7 +5023,23 @@
           <w:sz w:val="26"/>
           <w:szCs w:val="26"/>
         </w:rPr>
-        <w:t>We cannot alter or update the size of this array. Here only a fixed size (i,e. the size that is mentioned in square brackets </w:t>
+        <w:t>We cannot alter or update the size of this array. Here only a fixed size (</w:t>
+      </w:r>
+      <w:proofErr w:type="spellStart"/>
+      <w:r>
+        <w:rPr>
+          <w:sz w:val="26"/>
+          <w:szCs w:val="26"/>
+        </w:rPr>
+        <w:t>i,e</w:t>
+      </w:r>
+      <w:proofErr w:type="spellEnd"/>
+      <w:r>
+        <w:rPr>
+          <w:sz w:val="26"/>
+          <w:szCs w:val="26"/>
+        </w:rPr>
+        <w:t>. the size that is mentioned in square brackets </w:t>
       </w:r>
       <w:r>
         <w:rPr>
@@ -5022,12 +5216,53 @@
           <w:szCs w:val="26"/>
         </w:rPr>
       </w:pPr>
-      <w:r>
-        <w:rPr>
-          <w:sz w:val="26"/>
-          <w:szCs w:val="26"/>
-        </w:rPr>
-        <w:t>ArrayList&lt;Integer&gt; arr = new ArrayList&lt;&gt;();</w:t>
+      <w:proofErr w:type="spellStart"/>
+      <w:r>
+        <w:rPr>
+          <w:sz w:val="26"/>
+          <w:szCs w:val="26"/>
+        </w:rPr>
+        <w:t>ArrayList</w:t>
+      </w:r>
+      <w:proofErr w:type="spellEnd"/>
+      <w:r>
+        <w:rPr>
+          <w:sz w:val="26"/>
+          <w:szCs w:val="26"/>
+        </w:rPr>
+        <w:t xml:space="preserve">&lt;Integer&gt; </w:t>
+      </w:r>
+      <w:proofErr w:type="spellStart"/>
+      <w:r>
+        <w:rPr>
+          <w:sz w:val="26"/>
+          <w:szCs w:val="26"/>
+        </w:rPr>
+        <w:t>arr</w:t>
+      </w:r>
+      <w:proofErr w:type="spellEnd"/>
+      <w:r>
+        <w:rPr>
+          <w:sz w:val="26"/>
+          <w:szCs w:val="26"/>
+        </w:rPr>
+        <w:t xml:space="preserve"> = new </w:t>
+      </w:r>
+      <w:proofErr w:type="spellStart"/>
+      <w:r>
+        <w:rPr>
+          <w:sz w:val="26"/>
+          <w:szCs w:val="26"/>
+        </w:rPr>
+        <w:t>ArrayList</w:t>
+      </w:r>
+      <w:proofErr w:type="spellEnd"/>
+      <w:r>
+        <w:rPr>
+          <w:sz w:val="26"/>
+          <w:szCs w:val="26"/>
+        </w:rPr>
+        <w:t>&lt;&gt;();</w:t>
       </w:r>
     </w:p>
     <w:p>
@@ -5091,6 +5326,7 @@
       </w:pPr>
       <w:r>
         <w:rPr>
+          <w:noProof/>
           <w:sz w:val="26"/>
           <w:szCs w:val="26"/>
         </w:rPr>
@@ -5193,6 +5429,7 @@
       </w:pPr>
       <w:r>
         <w:rPr>
+          <w:noProof/>
           <w:sz w:val="26"/>
           <w:szCs w:val="26"/>
         </w:rPr>
@@ -5286,6 +5523,7 @@
       </w:pPr>
       <w:r>
         <w:rPr>
+          <w:noProof/>
           <w:sz w:val="26"/>
           <w:szCs w:val="26"/>
         </w:rPr>
@@ -5417,6 +5655,7 @@
       </w:pPr>
       <w:r>
         <w:rPr>
+          <w:noProof/>
           <w:sz w:val="26"/>
           <w:szCs w:val="26"/>
         </w:rPr>
@@ -5748,6 +5987,7 @@
       </w:pPr>
       <w:r>
         <w:rPr>
+          <w:noProof/>
           <w:sz w:val="26"/>
           <w:szCs w:val="26"/>
         </w:rPr>
@@ -6020,7 +6260,27 @@
           <w:sz w:val="26"/>
           <w:szCs w:val="26"/>
         </w:rPr>
-        <w:t>import java.util.*;</w:t>
+        <w:t xml:space="preserve">import </w:t>
+      </w:r>
+      <w:proofErr w:type="spellStart"/>
+      <w:r>
+        <w:rPr>
+          <w:b/>
+          <w:bCs/>
+          <w:sz w:val="26"/>
+          <w:szCs w:val="26"/>
+        </w:rPr>
+        <w:t>java.util</w:t>
+      </w:r>
+      <w:proofErr w:type="spellEnd"/>
+      <w:r>
+        <w:rPr>
+          <w:b/>
+          <w:bCs/>
+          <w:sz w:val="26"/>
+          <w:szCs w:val="26"/>
+        </w:rPr>
+        <w:t>.*;</w:t>
       </w:r>
     </w:p>
     <w:p>
@@ -6087,7 +6347,27 @@
           <w:sz w:val="26"/>
           <w:szCs w:val="26"/>
         </w:rPr>
-        <w:t xml:space="preserve">    public static void main(String[] args) </w:t>
+        <w:t xml:space="preserve">    public static void main(String[] </w:t>
+      </w:r>
+      <w:proofErr w:type="spellStart"/>
+      <w:r>
+        <w:rPr>
+          <w:b/>
+          <w:bCs/>
+          <w:sz w:val="26"/>
+          <w:szCs w:val="26"/>
+        </w:rPr>
+        <w:t>args</w:t>
+      </w:r>
+      <w:proofErr w:type="spellEnd"/>
+      <w:r>
+        <w:rPr>
+          <w:b/>
+          <w:bCs/>
+          <w:sz w:val="26"/>
+          <w:szCs w:val="26"/>
+        </w:rPr>
+        <w:t xml:space="preserve">) </w:t>
       </w:r>
     </w:p>
     <w:p>
@@ -6144,7 +6424,27 @@
           <w:sz w:val="26"/>
           <w:szCs w:val="26"/>
         </w:rPr>
-        <w:t xml:space="preserve">        HashSet&lt;Integer&gt; hs = new HashSet&lt;&gt;();</w:t>
+        <w:t xml:space="preserve">        HashSet&lt;Integer&gt; </w:t>
+      </w:r>
+      <w:proofErr w:type="spellStart"/>
+      <w:r>
+        <w:rPr>
+          <w:b/>
+          <w:bCs/>
+          <w:sz w:val="26"/>
+          <w:szCs w:val="26"/>
+        </w:rPr>
+        <w:t>hs</w:t>
+      </w:r>
+      <w:proofErr w:type="spellEnd"/>
+      <w:r>
+        <w:rPr>
+          <w:b/>
+          <w:bCs/>
+          <w:sz w:val="26"/>
+          <w:szCs w:val="26"/>
+        </w:rPr>
+        <w:t xml:space="preserve"> = new HashSet&lt;&gt;();</w:t>
       </w:r>
     </w:p>
     <w:p>
@@ -6202,74 +6502,174 @@
           <w:sz w:val="26"/>
           <w:szCs w:val="26"/>
         </w:rPr>
-        <w:t xml:space="preserve">        hs.add(1);</w:t>
-      </w:r>
-    </w:p>
-    <w:p>
-      <w:pPr>
-        <w:rPr>
-          <w:b/>
-          <w:bCs/>
-          <w:sz w:val="26"/>
-          <w:szCs w:val="26"/>
-        </w:rPr>
-      </w:pPr>
-      <w:r>
-        <w:rPr>
-          <w:b/>
-          <w:bCs/>
-          <w:sz w:val="26"/>
-          <w:szCs w:val="26"/>
-        </w:rPr>
-        <w:t xml:space="preserve">        hs.add(2);</w:t>
-      </w:r>
-    </w:p>
-    <w:p>
-      <w:pPr>
-        <w:rPr>
-          <w:b/>
-          <w:bCs/>
-          <w:sz w:val="26"/>
-          <w:szCs w:val="26"/>
-        </w:rPr>
-      </w:pPr>
-      <w:r>
-        <w:rPr>
-          <w:b/>
-          <w:bCs/>
-          <w:sz w:val="26"/>
-          <w:szCs w:val="26"/>
-        </w:rPr>
-        <w:t xml:space="preserve">        hs.add(1);</w:t>
-      </w:r>
-    </w:p>
-    <w:p>
-      <w:pPr>
-        <w:rPr>
-          <w:b/>
-          <w:bCs/>
-          <w:sz w:val="26"/>
-          <w:szCs w:val="26"/>
-        </w:rPr>
-      </w:pPr>
-    </w:p>
-    <w:p>
-      <w:pPr>
-        <w:rPr>
-          <w:b/>
-          <w:bCs/>
-          <w:sz w:val="26"/>
-          <w:szCs w:val="26"/>
-        </w:rPr>
-      </w:pPr>
-      <w:r>
-        <w:rPr>
-          <w:b/>
-          <w:bCs/>
-          <w:sz w:val="26"/>
-          <w:szCs w:val="26"/>
-        </w:rPr>
-        <w:t xml:space="preserve">        System.out.println("HashSet Size: " + hs.size());</w:t>
+        <w:t xml:space="preserve">        </w:t>
+      </w:r>
+      <w:proofErr w:type="spellStart"/>
+      <w:r>
+        <w:rPr>
+          <w:b/>
+          <w:bCs/>
+          <w:sz w:val="26"/>
+          <w:szCs w:val="26"/>
+        </w:rPr>
+        <w:t>hs.add</w:t>
+      </w:r>
+      <w:proofErr w:type="spellEnd"/>
+      <w:r>
+        <w:rPr>
+          <w:b/>
+          <w:bCs/>
+          <w:sz w:val="26"/>
+          <w:szCs w:val="26"/>
+        </w:rPr>
+        <w:t>(1);</w:t>
+      </w:r>
+    </w:p>
+    <w:p>
+      <w:pPr>
+        <w:rPr>
+          <w:b/>
+          <w:bCs/>
+          <w:sz w:val="26"/>
+          <w:szCs w:val="26"/>
+        </w:rPr>
+      </w:pPr>
+      <w:r>
+        <w:rPr>
+          <w:b/>
+          <w:bCs/>
+          <w:sz w:val="26"/>
+          <w:szCs w:val="26"/>
+        </w:rPr>
+        <w:t xml:space="preserve">        </w:t>
+      </w:r>
+      <w:proofErr w:type="spellStart"/>
+      <w:r>
+        <w:rPr>
+          <w:b/>
+          <w:bCs/>
+          <w:sz w:val="26"/>
+          <w:szCs w:val="26"/>
+        </w:rPr>
+        <w:t>hs.add</w:t>
+      </w:r>
+      <w:proofErr w:type="spellEnd"/>
+      <w:r>
+        <w:rPr>
+          <w:b/>
+          <w:bCs/>
+          <w:sz w:val="26"/>
+          <w:szCs w:val="26"/>
+        </w:rPr>
+        <w:t>(2);</w:t>
+      </w:r>
+    </w:p>
+    <w:p>
+      <w:pPr>
+        <w:rPr>
+          <w:b/>
+          <w:bCs/>
+          <w:sz w:val="26"/>
+          <w:szCs w:val="26"/>
+        </w:rPr>
+      </w:pPr>
+      <w:r>
+        <w:rPr>
+          <w:b/>
+          <w:bCs/>
+          <w:sz w:val="26"/>
+          <w:szCs w:val="26"/>
+        </w:rPr>
+        <w:t xml:space="preserve">        </w:t>
+      </w:r>
+      <w:proofErr w:type="spellStart"/>
+      <w:r>
+        <w:rPr>
+          <w:b/>
+          <w:bCs/>
+          <w:sz w:val="26"/>
+          <w:szCs w:val="26"/>
+        </w:rPr>
+        <w:t>hs.add</w:t>
+      </w:r>
+      <w:proofErr w:type="spellEnd"/>
+      <w:r>
+        <w:rPr>
+          <w:b/>
+          <w:bCs/>
+          <w:sz w:val="26"/>
+          <w:szCs w:val="26"/>
+        </w:rPr>
+        <w:t>(1);</w:t>
+      </w:r>
+    </w:p>
+    <w:p>
+      <w:pPr>
+        <w:rPr>
+          <w:b/>
+          <w:bCs/>
+          <w:sz w:val="26"/>
+          <w:szCs w:val="26"/>
+        </w:rPr>
+      </w:pPr>
+    </w:p>
+    <w:p>
+      <w:pPr>
+        <w:rPr>
+          <w:b/>
+          <w:bCs/>
+          <w:sz w:val="26"/>
+          <w:szCs w:val="26"/>
+        </w:rPr>
+      </w:pPr>
+      <w:r>
+        <w:rPr>
+          <w:b/>
+          <w:bCs/>
+          <w:sz w:val="26"/>
+          <w:szCs w:val="26"/>
+        </w:rPr>
+        <w:t xml:space="preserve">        </w:t>
+      </w:r>
+      <w:proofErr w:type="spellStart"/>
+      <w:r>
+        <w:rPr>
+          <w:b/>
+          <w:bCs/>
+          <w:sz w:val="26"/>
+          <w:szCs w:val="26"/>
+        </w:rPr>
+        <w:t>System.out.println</w:t>
+      </w:r>
+      <w:proofErr w:type="spellEnd"/>
+      <w:r>
+        <w:rPr>
+          <w:b/>
+          <w:bCs/>
+          <w:sz w:val="26"/>
+          <w:szCs w:val="26"/>
+        </w:rPr>
+        <w:t xml:space="preserve">("HashSet Size: " + </w:t>
+      </w:r>
+      <w:proofErr w:type="spellStart"/>
+      <w:r>
+        <w:rPr>
+          <w:b/>
+          <w:bCs/>
+          <w:sz w:val="26"/>
+          <w:szCs w:val="26"/>
+        </w:rPr>
+        <w:t>hs.size</w:t>
+      </w:r>
+      <w:proofErr w:type="spellEnd"/>
+      <w:r>
+        <w:rPr>
+          <w:b/>
+          <w:bCs/>
+          <w:sz w:val="26"/>
+          <w:szCs w:val="26"/>
+        </w:rPr>
+        <w:t>());</w:t>
       </w:r>
     </w:p>
     <w:p>
@@ -6289,7 +6689,47 @@
           <w:szCs w:val="26"/>
         </w:rPr>
         <w:lastRenderedPageBreak/>
-        <w:t xml:space="preserve">        System.out.println("Elements in HashSet: " + hs);</w:t>
+        <w:t xml:space="preserve">        </w:t>
+      </w:r>
+      <w:proofErr w:type="spellStart"/>
+      <w:r>
+        <w:rPr>
+          <w:b/>
+          <w:bCs/>
+          <w:sz w:val="26"/>
+          <w:szCs w:val="26"/>
+        </w:rPr>
+        <w:t>System.out.println</w:t>
+      </w:r>
+      <w:proofErr w:type="spellEnd"/>
+      <w:r>
+        <w:rPr>
+          <w:b/>
+          <w:bCs/>
+          <w:sz w:val="26"/>
+          <w:szCs w:val="26"/>
+        </w:rPr>
+        <w:t xml:space="preserve">("Elements in HashSet: " + </w:t>
+      </w:r>
+      <w:proofErr w:type="spellStart"/>
+      <w:r>
+        <w:rPr>
+          <w:b/>
+          <w:bCs/>
+          <w:sz w:val="26"/>
+          <w:szCs w:val="26"/>
+        </w:rPr>
+        <w:t>hs</w:t>
+      </w:r>
+      <w:proofErr w:type="spellEnd"/>
+      <w:r>
+        <w:rPr>
+          <w:b/>
+          <w:bCs/>
+          <w:sz w:val="26"/>
+          <w:szCs w:val="26"/>
+        </w:rPr>
+        <w:t>);</w:t>
       </w:r>
     </w:p>
     <w:p>
@@ -6471,6 +6911,7 @@
       </w:pPr>
       <w:r>
         <w:rPr>
+          <w:noProof/>
           <w:sz w:val="26"/>
           <w:szCs w:val="26"/>
         </w:rPr>
@@ -6700,7 +7141,27 @@
           <w:sz w:val="26"/>
           <w:szCs w:val="26"/>
         </w:rPr>
-        <w:t>import java.util.*;</w:t>
+        <w:t xml:space="preserve">import </w:t>
+      </w:r>
+      <w:proofErr w:type="spellStart"/>
+      <w:r>
+        <w:rPr>
+          <w:b/>
+          <w:bCs/>
+          <w:sz w:val="26"/>
+          <w:szCs w:val="26"/>
+        </w:rPr>
+        <w:t>java.util</w:t>
+      </w:r>
+      <w:proofErr w:type="spellEnd"/>
+      <w:r>
+        <w:rPr>
+          <w:b/>
+          <w:bCs/>
+          <w:sz w:val="26"/>
+          <w:szCs w:val="26"/>
+        </w:rPr>
+        <w:t>.*;</w:t>
       </w:r>
     </w:p>
     <w:p>
@@ -6767,7 +7228,27 @@
           <w:sz w:val="26"/>
           <w:szCs w:val="26"/>
         </w:rPr>
-        <w:t xml:space="preserve">    public static void main(String[] args)</w:t>
+        <w:t xml:space="preserve">    public static void main(String[] </w:t>
+      </w:r>
+      <w:proofErr w:type="spellStart"/>
+      <w:r>
+        <w:rPr>
+          <w:b/>
+          <w:bCs/>
+          <w:sz w:val="26"/>
+          <w:szCs w:val="26"/>
+        </w:rPr>
+        <w:t>args</w:t>
+      </w:r>
+      <w:proofErr w:type="spellEnd"/>
+      <w:r>
+        <w:rPr>
+          <w:b/>
+          <w:bCs/>
+          <w:sz w:val="26"/>
+          <w:szCs w:val="26"/>
+        </w:rPr>
+        <w:t>)</w:t>
       </w:r>
     </w:p>
     <w:p>
@@ -6824,7 +7305,27 @@
           <w:sz w:val="26"/>
           <w:szCs w:val="26"/>
         </w:rPr>
-        <w:t xml:space="preserve">        HashSet&lt;String&gt; hs = new HashSet&lt;String&gt;();</w:t>
+        <w:t xml:space="preserve">        HashSet&lt;String&gt; </w:t>
+      </w:r>
+      <w:proofErr w:type="spellStart"/>
+      <w:r>
+        <w:rPr>
+          <w:b/>
+          <w:bCs/>
+          <w:sz w:val="26"/>
+          <w:szCs w:val="26"/>
+        </w:rPr>
+        <w:t>hs</w:t>
+      </w:r>
+      <w:proofErr w:type="spellEnd"/>
+      <w:r>
+        <w:rPr>
+          <w:b/>
+          <w:bCs/>
+          <w:sz w:val="26"/>
+          <w:szCs w:val="26"/>
+        </w:rPr>
+        <w:t xml:space="preserve"> = new HashSet&lt;String&gt;();</w:t>
       </w:r>
     </w:p>
     <w:p>
@@ -6872,111 +7373,193 @@
           <w:sz w:val="26"/>
           <w:szCs w:val="26"/>
         </w:rPr>
-        <w:t xml:space="preserve">        hs.add("Geek");</w:t>
-      </w:r>
-    </w:p>
-    <w:p>
-      <w:pPr>
-        <w:rPr>
-          <w:b/>
-          <w:bCs/>
-          <w:sz w:val="26"/>
-          <w:szCs w:val="26"/>
-        </w:rPr>
-      </w:pPr>
-      <w:r>
-        <w:rPr>
-          <w:b/>
-          <w:bCs/>
-          <w:sz w:val="26"/>
-          <w:szCs w:val="26"/>
-        </w:rPr>
-        <w:t xml:space="preserve">        hs.add("For");</w:t>
-      </w:r>
-    </w:p>
-    <w:p>
-      <w:pPr>
-        <w:rPr>
-          <w:b/>
-          <w:bCs/>
-          <w:sz w:val="26"/>
-          <w:szCs w:val="26"/>
-        </w:rPr>
-      </w:pPr>
-      <w:r>
-        <w:rPr>
-          <w:b/>
-          <w:bCs/>
-          <w:sz w:val="26"/>
-          <w:szCs w:val="26"/>
-        </w:rPr>
-        <w:t xml:space="preserve">        hs.add("Geeks");</w:t>
-      </w:r>
-    </w:p>
-    <w:p>
-      <w:pPr>
-        <w:rPr>
-          <w:b/>
-          <w:bCs/>
-          <w:sz w:val="26"/>
-          <w:szCs w:val="26"/>
-        </w:rPr>
-      </w:pPr>
-    </w:p>
-    <w:p>
-      <w:pPr>
-        <w:rPr>
-          <w:b/>
-          <w:bCs/>
-          <w:sz w:val="26"/>
-          <w:szCs w:val="26"/>
-        </w:rPr>
-      </w:pPr>
-      <w:r>
-        <w:rPr>
-          <w:b/>
-          <w:bCs/>
-          <w:sz w:val="26"/>
-          <w:szCs w:val="26"/>
-        </w:rPr>
-        <w:t xml:space="preserve">        System.out.println("HashSet : " + hs);</w:t>
-      </w:r>
-    </w:p>
-    <w:p>
-      <w:pPr>
-        <w:rPr>
-          <w:b/>
-          <w:bCs/>
-          <w:sz w:val="26"/>
-          <w:szCs w:val="26"/>
-        </w:rPr>
-      </w:pPr>
-      <w:r>
-        <w:rPr>
-          <w:b/>
-          <w:bCs/>
-          <w:sz w:val="26"/>
-          <w:szCs w:val="26"/>
-        </w:rPr>
-        <w:t xml:space="preserve">    }</w:t>
-      </w:r>
-      <w:r>
-        <w:rPr>
-          <w:b/>
-          <w:bCs/>
-          <w:sz w:val="26"/>
-          <w:szCs w:val="26"/>
-        </w:rPr>
-        <w:t xml:space="preserve">  </w:t>
-      </w:r>
-      <w:r>
-        <w:rPr>
-          <w:b/>
-          <w:bCs/>
-          <w:sz w:val="26"/>
-          <w:szCs w:val="26"/>
-        </w:rPr>
-        <w:t>}</w:t>
+        <w:t xml:space="preserve">        </w:t>
+      </w:r>
+      <w:proofErr w:type="spellStart"/>
+      <w:r>
+        <w:rPr>
+          <w:b/>
+          <w:bCs/>
+          <w:sz w:val="26"/>
+          <w:szCs w:val="26"/>
+        </w:rPr>
+        <w:t>hs.add</w:t>
+      </w:r>
+      <w:proofErr w:type="spellEnd"/>
+      <w:r>
+        <w:rPr>
+          <w:b/>
+          <w:bCs/>
+          <w:sz w:val="26"/>
+          <w:szCs w:val="26"/>
+        </w:rPr>
+        <w:t>("Geek");</w:t>
+      </w:r>
+    </w:p>
+    <w:p>
+      <w:pPr>
+        <w:rPr>
+          <w:b/>
+          <w:bCs/>
+          <w:sz w:val="26"/>
+          <w:szCs w:val="26"/>
+        </w:rPr>
+      </w:pPr>
+      <w:r>
+        <w:rPr>
+          <w:b/>
+          <w:bCs/>
+          <w:sz w:val="26"/>
+          <w:szCs w:val="26"/>
+        </w:rPr>
+        <w:t xml:space="preserve">        </w:t>
+      </w:r>
+      <w:proofErr w:type="spellStart"/>
+      <w:r>
+        <w:rPr>
+          <w:b/>
+          <w:bCs/>
+          <w:sz w:val="26"/>
+          <w:szCs w:val="26"/>
+        </w:rPr>
+        <w:t>hs.add</w:t>
+      </w:r>
+      <w:proofErr w:type="spellEnd"/>
+      <w:r>
+        <w:rPr>
+          <w:b/>
+          <w:bCs/>
+          <w:sz w:val="26"/>
+          <w:szCs w:val="26"/>
+        </w:rPr>
+        <w:t>("For");</w:t>
+      </w:r>
+    </w:p>
+    <w:p>
+      <w:pPr>
+        <w:rPr>
+          <w:b/>
+          <w:bCs/>
+          <w:sz w:val="26"/>
+          <w:szCs w:val="26"/>
+        </w:rPr>
+      </w:pPr>
+      <w:r>
+        <w:rPr>
+          <w:b/>
+          <w:bCs/>
+          <w:sz w:val="26"/>
+          <w:szCs w:val="26"/>
+        </w:rPr>
+        <w:t xml:space="preserve">        </w:t>
+      </w:r>
+      <w:proofErr w:type="spellStart"/>
+      <w:r>
+        <w:rPr>
+          <w:b/>
+          <w:bCs/>
+          <w:sz w:val="26"/>
+          <w:szCs w:val="26"/>
+        </w:rPr>
+        <w:t>hs.add</w:t>
+      </w:r>
+      <w:proofErr w:type="spellEnd"/>
+      <w:r>
+        <w:rPr>
+          <w:b/>
+          <w:bCs/>
+          <w:sz w:val="26"/>
+          <w:szCs w:val="26"/>
+        </w:rPr>
+        <w:t>("Geeks");</w:t>
+      </w:r>
+    </w:p>
+    <w:p>
+      <w:pPr>
+        <w:rPr>
+          <w:b/>
+          <w:bCs/>
+          <w:sz w:val="26"/>
+          <w:szCs w:val="26"/>
+        </w:rPr>
+      </w:pPr>
+    </w:p>
+    <w:p>
+      <w:pPr>
+        <w:rPr>
+          <w:b/>
+          <w:bCs/>
+          <w:sz w:val="26"/>
+          <w:szCs w:val="26"/>
+        </w:rPr>
+      </w:pPr>
+      <w:r>
+        <w:rPr>
+          <w:b/>
+          <w:bCs/>
+          <w:sz w:val="26"/>
+          <w:szCs w:val="26"/>
+        </w:rPr>
+        <w:t xml:space="preserve">        </w:t>
+      </w:r>
+      <w:proofErr w:type="spellStart"/>
+      <w:r>
+        <w:rPr>
+          <w:b/>
+          <w:bCs/>
+          <w:sz w:val="26"/>
+          <w:szCs w:val="26"/>
+        </w:rPr>
+        <w:t>System.out.println</w:t>
+      </w:r>
+      <w:proofErr w:type="spellEnd"/>
+      <w:r>
+        <w:rPr>
+          <w:b/>
+          <w:bCs/>
+          <w:sz w:val="26"/>
+          <w:szCs w:val="26"/>
+        </w:rPr>
+        <w:t xml:space="preserve">("HashSet : " + </w:t>
+      </w:r>
+      <w:proofErr w:type="spellStart"/>
+      <w:r>
+        <w:rPr>
+          <w:b/>
+          <w:bCs/>
+          <w:sz w:val="26"/>
+          <w:szCs w:val="26"/>
+        </w:rPr>
+        <w:t>hs</w:t>
+      </w:r>
+      <w:proofErr w:type="spellEnd"/>
+      <w:r>
+        <w:rPr>
+          <w:b/>
+          <w:bCs/>
+          <w:sz w:val="26"/>
+          <w:szCs w:val="26"/>
+        </w:rPr>
+        <w:t>);</w:t>
+      </w:r>
+    </w:p>
+    <w:p>
+      <w:pPr>
+        <w:rPr>
+          <w:b/>
+          <w:bCs/>
+          <w:sz w:val="26"/>
+          <w:szCs w:val="26"/>
+        </w:rPr>
+      </w:pPr>
+      <w:r>
+        <w:rPr>
+          <w:b/>
+          <w:bCs/>
+          <w:sz w:val="26"/>
+          <w:szCs w:val="26"/>
+        </w:rPr>
+        <w:t xml:space="preserve">    }  }</w:t>
       </w:r>
     </w:p>
     <w:p>
@@ -7086,7 +7669,27 @@
           <w:sz w:val="26"/>
           <w:szCs w:val="26"/>
         </w:rPr>
-        <w:t>import java.util.*;</w:t>
+        <w:t xml:space="preserve">import </w:t>
+      </w:r>
+      <w:proofErr w:type="spellStart"/>
+      <w:r>
+        <w:rPr>
+          <w:b/>
+          <w:bCs/>
+          <w:sz w:val="26"/>
+          <w:szCs w:val="26"/>
+        </w:rPr>
+        <w:t>java.util</w:t>
+      </w:r>
+      <w:proofErr w:type="spellEnd"/>
+      <w:r>
+        <w:rPr>
+          <w:b/>
+          <w:bCs/>
+          <w:sz w:val="26"/>
+          <w:szCs w:val="26"/>
+        </w:rPr>
+        <w:t>.*;</w:t>
       </w:r>
     </w:p>
     <w:p>
@@ -7153,7 +7756,27 @@
           <w:sz w:val="26"/>
           <w:szCs w:val="26"/>
         </w:rPr>
-        <w:t xml:space="preserve">    public static void main(String[] args)</w:t>
+        <w:t xml:space="preserve">    public static void main(String[] </w:t>
+      </w:r>
+      <w:proofErr w:type="spellStart"/>
+      <w:r>
+        <w:rPr>
+          <w:b/>
+          <w:bCs/>
+          <w:sz w:val="26"/>
+          <w:szCs w:val="26"/>
+        </w:rPr>
+        <w:t>args</w:t>
+      </w:r>
+      <w:proofErr w:type="spellEnd"/>
+      <w:r>
+        <w:rPr>
+          <w:b/>
+          <w:bCs/>
+          <w:sz w:val="26"/>
+          <w:szCs w:val="26"/>
+        </w:rPr>
+        <w:t>)</w:t>
       </w:r>
     </w:p>
     <w:p>
@@ -7210,7 +7833,27 @@
           <w:sz w:val="26"/>
           <w:szCs w:val="26"/>
         </w:rPr>
-        <w:t xml:space="preserve">        HashSet&lt;String&gt; hs = new HashSet&lt;String&gt;();</w:t>
+        <w:t xml:space="preserve">        HashSet&lt;String&gt; </w:t>
+      </w:r>
+      <w:proofErr w:type="spellStart"/>
+      <w:r>
+        <w:rPr>
+          <w:b/>
+          <w:bCs/>
+          <w:sz w:val="26"/>
+          <w:szCs w:val="26"/>
+        </w:rPr>
+        <w:t>hs</w:t>
+      </w:r>
+      <w:proofErr w:type="spellEnd"/>
+      <w:r>
+        <w:rPr>
+          <w:b/>
+          <w:bCs/>
+          <w:sz w:val="26"/>
+          <w:szCs w:val="26"/>
+        </w:rPr>
+        <w:t xml:space="preserve"> = new HashSet&lt;String&gt;();</w:t>
       </w:r>
     </w:p>
     <w:p>
@@ -7258,131 +7901,291 @@
           <w:sz w:val="26"/>
           <w:szCs w:val="26"/>
         </w:rPr>
-        <w:t xml:space="preserve">        hs.add("Geek");</w:t>
-      </w:r>
-    </w:p>
-    <w:p>
-      <w:pPr>
-        <w:rPr>
-          <w:b/>
-          <w:bCs/>
-          <w:sz w:val="26"/>
-          <w:szCs w:val="26"/>
-        </w:rPr>
-      </w:pPr>
-      <w:r>
-        <w:rPr>
-          <w:b/>
-          <w:bCs/>
-          <w:sz w:val="26"/>
-          <w:szCs w:val="26"/>
-        </w:rPr>
-        <w:t xml:space="preserve">        hs.add("For");</w:t>
-      </w:r>
-    </w:p>
-    <w:p>
-      <w:pPr>
-        <w:rPr>
-          <w:b/>
-          <w:bCs/>
-          <w:sz w:val="26"/>
-          <w:szCs w:val="26"/>
-        </w:rPr>
-      </w:pPr>
-      <w:r>
-        <w:rPr>
-          <w:b/>
-          <w:bCs/>
-          <w:sz w:val="26"/>
-          <w:szCs w:val="26"/>
-        </w:rPr>
-        <w:t xml:space="preserve">        hs.add("Geeks");</w:t>
-      </w:r>
-    </w:p>
-    <w:p>
-      <w:pPr>
-        <w:rPr>
-          <w:b/>
-          <w:bCs/>
-          <w:sz w:val="26"/>
-          <w:szCs w:val="26"/>
-        </w:rPr>
-      </w:pPr>
-      <w:r>
-        <w:rPr>
-          <w:b/>
-          <w:bCs/>
-          <w:sz w:val="26"/>
-          <w:szCs w:val="26"/>
-        </w:rPr>
-        <w:t xml:space="preserve">        hs.add("A");</w:t>
-      </w:r>
-    </w:p>
-    <w:p>
-      <w:pPr>
-        <w:rPr>
-          <w:b/>
-          <w:bCs/>
-          <w:sz w:val="26"/>
-          <w:szCs w:val="26"/>
-        </w:rPr>
-      </w:pPr>
-      <w:r>
-        <w:rPr>
-          <w:b/>
-          <w:bCs/>
-          <w:sz w:val="26"/>
-          <w:szCs w:val="26"/>
-        </w:rPr>
-        <w:t xml:space="preserve">        hs.add("B");</w:t>
-      </w:r>
-    </w:p>
-    <w:p>
-      <w:pPr>
-        <w:rPr>
-          <w:b/>
-          <w:bCs/>
-          <w:sz w:val="26"/>
-          <w:szCs w:val="26"/>
-        </w:rPr>
-      </w:pPr>
-      <w:r>
-        <w:rPr>
-          <w:b/>
-          <w:bCs/>
-          <w:sz w:val="26"/>
-          <w:szCs w:val="26"/>
-        </w:rPr>
-        <w:t xml:space="preserve">        hs.add("Z");</w:t>
-      </w:r>
-    </w:p>
-    <w:p>
-      <w:pPr>
-        <w:rPr>
-          <w:b/>
-          <w:bCs/>
-          <w:sz w:val="26"/>
-          <w:szCs w:val="26"/>
-        </w:rPr>
-      </w:pPr>
-    </w:p>
-    <w:p>
-      <w:pPr>
-        <w:rPr>
-          <w:b/>
-          <w:bCs/>
-          <w:sz w:val="26"/>
-          <w:szCs w:val="26"/>
-        </w:rPr>
-      </w:pPr>
-      <w:r>
-        <w:rPr>
-          <w:b/>
-          <w:bCs/>
-          <w:sz w:val="26"/>
-          <w:szCs w:val="26"/>
-        </w:rPr>
-        <w:t xml:space="preserve">        System.out.println("HashSet : " + hs);</w:t>
+        <w:t xml:space="preserve">        </w:t>
+      </w:r>
+      <w:proofErr w:type="spellStart"/>
+      <w:r>
+        <w:rPr>
+          <w:b/>
+          <w:bCs/>
+          <w:sz w:val="26"/>
+          <w:szCs w:val="26"/>
+        </w:rPr>
+        <w:t>hs.add</w:t>
+      </w:r>
+      <w:proofErr w:type="spellEnd"/>
+      <w:r>
+        <w:rPr>
+          <w:b/>
+          <w:bCs/>
+          <w:sz w:val="26"/>
+          <w:szCs w:val="26"/>
+        </w:rPr>
+        <w:t>("Geek");</w:t>
+      </w:r>
+    </w:p>
+    <w:p>
+      <w:pPr>
+        <w:rPr>
+          <w:b/>
+          <w:bCs/>
+          <w:sz w:val="26"/>
+          <w:szCs w:val="26"/>
+        </w:rPr>
+      </w:pPr>
+      <w:r>
+        <w:rPr>
+          <w:b/>
+          <w:bCs/>
+          <w:sz w:val="26"/>
+          <w:szCs w:val="26"/>
+        </w:rPr>
+        <w:t xml:space="preserve">        </w:t>
+      </w:r>
+      <w:proofErr w:type="spellStart"/>
+      <w:r>
+        <w:rPr>
+          <w:b/>
+          <w:bCs/>
+          <w:sz w:val="26"/>
+          <w:szCs w:val="26"/>
+        </w:rPr>
+        <w:t>hs.add</w:t>
+      </w:r>
+      <w:proofErr w:type="spellEnd"/>
+      <w:r>
+        <w:rPr>
+          <w:b/>
+          <w:bCs/>
+          <w:sz w:val="26"/>
+          <w:szCs w:val="26"/>
+        </w:rPr>
+        <w:t>("For");</w:t>
+      </w:r>
+    </w:p>
+    <w:p>
+      <w:pPr>
+        <w:rPr>
+          <w:b/>
+          <w:bCs/>
+          <w:sz w:val="26"/>
+          <w:szCs w:val="26"/>
+        </w:rPr>
+      </w:pPr>
+      <w:r>
+        <w:rPr>
+          <w:b/>
+          <w:bCs/>
+          <w:sz w:val="26"/>
+          <w:szCs w:val="26"/>
+        </w:rPr>
+        <w:t xml:space="preserve">        </w:t>
+      </w:r>
+      <w:proofErr w:type="spellStart"/>
+      <w:r>
+        <w:rPr>
+          <w:b/>
+          <w:bCs/>
+          <w:sz w:val="26"/>
+          <w:szCs w:val="26"/>
+        </w:rPr>
+        <w:t>hs.add</w:t>
+      </w:r>
+      <w:proofErr w:type="spellEnd"/>
+      <w:r>
+        <w:rPr>
+          <w:b/>
+          <w:bCs/>
+          <w:sz w:val="26"/>
+          <w:szCs w:val="26"/>
+        </w:rPr>
+        <w:t>("Geeks");</w:t>
+      </w:r>
+    </w:p>
+    <w:p>
+      <w:pPr>
+        <w:rPr>
+          <w:b/>
+          <w:bCs/>
+          <w:sz w:val="26"/>
+          <w:szCs w:val="26"/>
+        </w:rPr>
+      </w:pPr>
+      <w:r>
+        <w:rPr>
+          <w:b/>
+          <w:bCs/>
+          <w:sz w:val="26"/>
+          <w:szCs w:val="26"/>
+        </w:rPr>
+        <w:t xml:space="preserve">        </w:t>
+      </w:r>
+      <w:proofErr w:type="spellStart"/>
+      <w:r>
+        <w:rPr>
+          <w:b/>
+          <w:bCs/>
+          <w:sz w:val="26"/>
+          <w:szCs w:val="26"/>
+        </w:rPr>
+        <w:t>hs.add</w:t>
+      </w:r>
+      <w:proofErr w:type="spellEnd"/>
+      <w:r>
+        <w:rPr>
+          <w:b/>
+          <w:bCs/>
+          <w:sz w:val="26"/>
+          <w:szCs w:val="26"/>
+        </w:rPr>
+        <w:t>("A");</w:t>
+      </w:r>
+    </w:p>
+    <w:p>
+      <w:pPr>
+        <w:rPr>
+          <w:b/>
+          <w:bCs/>
+          <w:sz w:val="26"/>
+          <w:szCs w:val="26"/>
+        </w:rPr>
+      </w:pPr>
+      <w:r>
+        <w:rPr>
+          <w:b/>
+          <w:bCs/>
+          <w:sz w:val="26"/>
+          <w:szCs w:val="26"/>
+        </w:rPr>
+        <w:t xml:space="preserve">        </w:t>
+      </w:r>
+      <w:proofErr w:type="spellStart"/>
+      <w:r>
+        <w:rPr>
+          <w:b/>
+          <w:bCs/>
+          <w:sz w:val="26"/>
+          <w:szCs w:val="26"/>
+        </w:rPr>
+        <w:t>hs.add</w:t>
+      </w:r>
+      <w:proofErr w:type="spellEnd"/>
+      <w:r>
+        <w:rPr>
+          <w:b/>
+          <w:bCs/>
+          <w:sz w:val="26"/>
+          <w:szCs w:val="26"/>
+        </w:rPr>
+        <w:t>("B");</w:t>
+      </w:r>
+    </w:p>
+    <w:p>
+      <w:pPr>
+        <w:rPr>
+          <w:b/>
+          <w:bCs/>
+          <w:sz w:val="26"/>
+          <w:szCs w:val="26"/>
+        </w:rPr>
+      </w:pPr>
+      <w:r>
+        <w:rPr>
+          <w:b/>
+          <w:bCs/>
+          <w:sz w:val="26"/>
+          <w:szCs w:val="26"/>
+        </w:rPr>
+        <w:t xml:space="preserve">        </w:t>
+      </w:r>
+      <w:proofErr w:type="spellStart"/>
+      <w:r>
+        <w:rPr>
+          <w:b/>
+          <w:bCs/>
+          <w:sz w:val="26"/>
+          <w:szCs w:val="26"/>
+        </w:rPr>
+        <w:t>hs.add</w:t>
+      </w:r>
+      <w:proofErr w:type="spellEnd"/>
+      <w:r>
+        <w:rPr>
+          <w:b/>
+          <w:bCs/>
+          <w:sz w:val="26"/>
+          <w:szCs w:val="26"/>
+        </w:rPr>
+        <w:t>("Z");</w:t>
+      </w:r>
+    </w:p>
+    <w:p>
+      <w:pPr>
+        <w:rPr>
+          <w:b/>
+          <w:bCs/>
+          <w:sz w:val="26"/>
+          <w:szCs w:val="26"/>
+        </w:rPr>
+      </w:pPr>
+    </w:p>
+    <w:p>
+      <w:pPr>
+        <w:rPr>
+          <w:b/>
+          <w:bCs/>
+          <w:sz w:val="26"/>
+          <w:szCs w:val="26"/>
+        </w:rPr>
+      </w:pPr>
+      <w:r>
+        <w:rPr>
+          <w:b/>
+          <w:bCs/>
+          <w:sz w:val="26"/>
+          <w:szCs w:val="26"/>
+        </w:rPr>
+        <w:t xml:space="preserve">        </w:t>
+      </w:r>
+      <w:proofErr w:type="spellStart"/>
+      <w:r>
+        <w:rPr>
+          <w:b/>
+          <w:bCs/>
+          <w:sz w:val="26"/>
+          <w:szCs w:val="26"/>
+        </w:rPr>
+        <w:t>System.out.println</w:t>
+      </w:r>
+      <w:proofErr w:type="spellEnd"/>
+      <w:r>
+        <w:rPr>
+          <w:b/>
+          <w:bCs/>
+          <w:sz w:val="26"/>
+          <w:szCs w:val="26"/>
+        </w:rPr>
+        <w:t xml:space="preserve">("HashSet : " + </w:t>
+      </w:r>
+      <w:proofErr w:type="spellStart"/>
+      <w:r>
+        <w:rPr>
+          <w:b/>
+          <w:bCs/>
+          <w:sz w:val="26"/>
+          <w:szCs w:val="26"/>
+        </w:rPr>
+        <w:t>hs</w:t>
+      </w:r>
+      <w:proofErr w:type="spellEnd"/>
+      <w:r>
+        <w:rPr>
+          <w:b/>
+          <w:bCs/>
+          <w:sz w:val="26"/>
+          <w:szCs w:val="26"/>
+        </w:rPr>
+        <w:t>);</w:t>
       </w:r>
     </w:p>
     <w:p>
@@ -7430,7 +8233,27 @@
           <w:sz w:val="26"/>
           <w:szCs w:val="26"/>
         </w:rPr>
-        <w:t xml:space="preserve">        hs.remove("B");</w:t>
+        <w:t xml:space="preserve">        </w:t>
+      </w:r>
+      <w:proofErr w:type="spellStart"/>
+      <w:r>
+        <w:rPr>
+          <w:b/>
+          <w:bCs/>
+          <w:sz w:val="26"/>
+          <w:szCs w:val="26"/>
+        </w:rPr>
+        <w:t>hs.remove</w:t>
+      </w:r>
+      <w:proofErr w:type="spellEnd"/>
+      <w:r>
+        <w:rPr>
+          <w:b/>
+          <w:bCs/>
+          <w:sz w:val="26"/>
+          <w:szCs w:val="26"/>
+        </w:rPr>
+        <w:t>("B");</w:t>
       </w:r>
     </w:p>
     <w:p>
@@ -7478,7 +8301,47 @@
           <w:sz w:val="26"/>
           <w:szCs w:val="26"/>
         </w:rPr>
-        <w:t xml:space="preserve">        System.out.println("HashSet after removing element : " + hs);</w:t>
+        <w:t xml:space="preserve">        </w:t>
+      </w:r>
+      <w:proofErr w:type="spellStart"/>
+      <w:r>
+        <w:rPr>
+          <w:b/>
+          <w:bCs/>
+          <w:sz w:val="26"/>
+          <w:szCs w:val="26"/>
+        </w:rPr>
+        <w:t>System.out.println</w:t>
+      </w:r>
+      <w:proofErr w:type="spellEnd"/>
+      <w:r>
+        <w:rPr>
+          <w:b/>
+          <w:bCs/>
+          <w:sz w:val="26"/>
+          <w:szCs w:val="26"/>
+        </w:rPr>
+        <w:t xml:space="preserve">("HashSet after removing element : " + </w:t>
+      </w:r>
+      <w:proofErr w:type="spellStart"/>
+      <w:r>
+        <w:rPr>
+          <w:b/>
+          <w:bCs/>
+          <w:sz w:val="26"/>
+          <w:szCs w:val="26"/>
+        </w:rPr>
+        <w:t>hs</w:t>
+      </w:r>
+      <w:proofErr w:type="spellEnd"/>
+      <w:r>
+        <w:rPr>
+          <w:b/>
+          <w:bCs/>
+          <w:sz w:val="26"/>
+          <w:szCs w:val="26"/>
+        </w:rPr>
+        <w:t>);</w:t>
       </w:r>
     </w:p>
     <w:p>
@@ -7526,7 +8389,47 @@
           <w:sz w:val="26"/>
           <w:szCs w:val="26"/>
         </w:rPr>
-        <w:t xml:space="preserve">        System.out.println("B exists in Set : " + hs.remove("B"));</w:t>
+        <w:t xml:space="preserve">        </w:t>
+      </w:r>
+      <w:proofErr w:type="spellStart"/>
+      <w:r>
+        <w:rPr>
+          <w:b/>
+          <w:bCs/>
+          <w:sz w:val="26"/>
+          <w:szCs w:val="26"/>
+        </w:rPr>
+        <w:t>System.out.println</w:t>
+      </w:r>
+      <w:proofErr w:type="spellEnd"/>
+      <w:r>
+        <w:rPr>
+          <w:b/>
+          <w:bCs/>
+          <w:sz w:val="26"/>
+          <w:szCs w:val="26"/>
+        </w:rPr>
+        <w:t xml:space="preserve">("B exists in Set : " + </w:t>
+      </w:r>
+      <w:proofErr w:type="spellStart"/>
+      <w:r>
+        <w:rPr>
+          <w:b/>
+          <w:bCs/>
+          <w:sz w:val="26"/>
+          <w:szCs w:val="26"/>
+        </w:rPr>
+        <w:t>hs.remove</w:t>
+      </w:r>
+      <w:proofErr w:type="spellEnd"/>
+      <w:r>
+        <w:rPr>
+          <w:b/>
+          <w:bCs/>
+          <w:sz w:val="26"/>
+          <w:szCs w:val="26"/>
+        </w:rPr>
+        <w:t>("B"));</w:t>
       </w:r>
     </w:p>
     <w:p>
@@ -7584,16 +8487,7 @@
           <w:szCs w:val="26"/>
         </w:rPr>
         <w:lastRenderedPageBreak/>
-        <w:t>Output</w:t>
-      </w:r>
-      <w:r>
-        <w:rPr>
-          <w:b/>
-          <w:bCs/>
-          <w:sz w:val="26"/>
-          <w:szCs w:val="26"/>
-        </w:rPr>
-        <w:t>:</w:t>
+        <w:t>Output:</w:t>
       </w:r>
     </w:p>
     <w:p>
@@ -7755,26 +8649,66 @@
           <w:sz w:val="26"/>
           <w:szCs w:val="26"/>
         </w:rPr>
-        <w:t>import java.util.HashSet;</w:t>
-      </w:r>
-    </w:p>
-    <w:p>
-      <w:pPr>
-        <w:rPr>
-          <w:b/>
-          <w:bCs/>
-          <w:sz w:val="26"/>
-          <w:szCs w:val="26"/>
-        </w:rPr>
-      </w:pPr>
-      <w:r>
-        <w:rPr>
-          <w:b/>
-          <w:bCs/>
-          <w:sz w:val="26"/>
-          <w:szCs w:val="26"/>
-        </w:rPr>
-        <w:t>import java.util.Iterator;</w:t>
+        <w:t xml:space="preserve">import </w:t>
+      </w:r>
+      <w:proofErr w:type="spellStart"/>
+      <w:r>
+        <w:rPr>
+          <w:b/>
+          <w:bCs/>
+          <w:sz w:val="26"/>
+          <w:szCs w:val="26"/>
+        </w:rPr>
+        <w:t>java.util.HashSet</w:t>
+      </w:r>
+      <w:proofErr w:type="spellEnd"/>
+      <w:r>
+        <w:rPr>
+          <w:b/>
+          <w:bCs/>
+          <w:sz w:val="26"/>
+          <w:szCs w:val="26"/>
+        </w:rPr>
+        <w:t>;</w:t>
+      </w:r>
+    </w:p>
+    <w:p>
+      <w:pPr>
+        <w:rPr>
+          <w:b/>
+          <w:bCs/>
+          <w:sz w:val="26"/>
+          <w:szCs w:val="26"/>
+        </w:rPr>
+      </w:pPr>
+      <w:r>
+        <w:rPr>
+          <w:b/>
+          <w:bCs/>
+          <w:sz w:val="26"/>
+          <w:szCs w:val="26"/>
+        </w:rPr>
+        <w:t xml:space="preserve">import </w:t>
+      </w:r>
+      <w:proofErr w:type="spellStart"/>
+      <w:r>
+        <w:rPr>
+          <w:b/>
+          <w:bCs/>
+          <w:sz w:val="26"/>
+          <w:szCs w:val="26"/>
+        </w:rPr>
+        <w:t>java.util.Iterator</w:t>
+      </w:r>
+      <w:proofErr w:type="spellEnd"/>
+      <w:r>
+        <w:rPr>
+          <w:b/>
+          <w:bCs/>
+          <w:sz w:val="26"/>
+          <w:szCs w:val="26"/>
+        </w:rPr>
+        <w:t>;</w:t>
       </w:r>
     </w:p>
     <w:p>
@@ -7841,7 +8775,27 @@
           <w:sz w:val="26"/>
           <w:szCs w:val="26"/>
         </w:rPr>
-        <w:t xml:space="preserve">    public static void main(String[] args) </w:t>
+        <w:t xml:space="preserve">    public static void main(String[] </w:t>
+      </w:r>
+      <w:proofErr w:type="spellStart"/>
+      <w:r>
+        <w:rPr>
+          <w:b/>
+          <w:bCs/>
+          <w:sz w:val="26"/>
+          <w:szCs w:val="26"/>
+        </w:rPr>
+        <w:t>args</w:t>
+      </w:r>
+      <w:proofErr w:type="spellEnd"/>
+      <w:r>
+        <w:rPr>
+          <w:b/>
+          <w:bCs/>
+          <w:sz w:val="26"/>
+          <w:szCs w:val="26"/>
+        </w:rPr>
+        <w:t xml:space="preserve">) </w:t>
       </w:r>
     </w:p>
     <w:p>
@@ -7898,7 +8852,27 @@
           <w:sz w:val="26"/>
           <w:szCs w:val="26"/>
         </w:rPr>
-        <w:t xml:space="preserve">        HashSet&lt;String&gt; hs = new HashSet&lt;&gt;();</w:t>
+        <w:t xml:space="preserve">        HashSet&lt;String&gt; </w:t>
+      </w:r>
+      <w:proofErr w:type="spellStart"/>
+      <w:r>
+        <w:rPr>
+          <w:b/>
+          <w:bCs/>
+          <w:sz w:val="26"/>
+          <w:szCs w:val="26"/>
+        </w:rPr>
+        <w:t>hs</w:t>
+      </w:r>
+      <w:proofErr w:type="spellEnd"/>
+      <w:r>
+        <w:rPr>
+          <w:b/>
+          <w:bCs/>
+          <w:sz w:val="26"/>
+          <w:szCs w:val="26"/>
+        </w:rPr>
+        <w:t xml:space="preserve"> = new HashSet&lt;&gt;();</w:t>
       </w:r>
     </w:p>
     <w:p>
@@ -7946,102 +8920,222 @@
           <w:sz w:val="26"/>
           <w:szCs w:val="26"/>
         </w:rPr>
-        <w:t xml:space="preserve">        hs.add("A");</w:t>
-      </w:r>
-    </w:p>
-    <w:p>
-      <w:pPr>
-        <w:rPr>
-          <w:b/>
-          <w:bCs/>
-          <w:sz w:val="26"/>
-          <w:szCs w:val="26"/>
-        </w:rPr>
-      </w:pPr>
-      <w:r>
-        <w:rPr>
-          <w:b/>
-          <w:bCs/>
-          <w:sz w:val="26"/>
-          <w:szCs w:val="26"/>
-        </w:rPr>
-        <w:t xml:space="preserve">        hs.add("B");</w:t>
-      </w:r>
-    </w:p>
-    <w:p>
-      <w:pPr>
-        <w:rPr>
-          <w:b/>
-          <w:bCs/>
-          <w:sz w:val="26"/>
-          <w:szCs w:val="26"/>
-        </w:rPr>
-      </w:pPr>
-      <w:r>
-        <w:rPr>
-          <w:b/>
-          <w:bCs/>
-          <w:sz w:val="26"/>
-          <w:szCs w:val="26"/>
-        </w:rPr>
-        <w:t xml:space="preserve">        hs.add("Geeks");</w:t>
-      </w:r>
-    </w:p>
-    <w:p>
-      <w:pPr>
-        <w:rPr>
-          <w:b/>
-          <w:bCs/>
-          <w:sz w:val="26"/>
-          <w:szCs w:val="26"/>
-        </w:rPr>
-      </w:pPr>
-      <w:r>
-        <w:rPr>
-          <w:b/>
-          <w:bCs/>
-          <w:sz w:val="26"/>
-          <w:szCs w:val="26"/>
-        </w:rPr>
-        <w:t xml:space="preserve">        hs.add("For");</w:t>
-      </w:r>
-    </w:p>
-    <w:p>
-      <w:pPr>
-        <w:rPr>
-          <w:b/>
-          <w:bCs/>
-          <w:sz w:val="26"/>
-          <w:szCs w:val="26"/>
-        </w:rPr>
-      </w:pPr>
-      <w:r>
-        <w:rPr>
-          <w:b/>
-          <w:bCs/>
-          <w:sz w:val="26"/>
-          <w:szCs w:val="26"/>
-        </w:rPr>
-        <w:t xml:space="preserve">        hs.add("Geeks");</w:t>
-      </w:r>
-    </w:p>
-    <w:p>
-      <w:pPr>
-        <w:rPr>
-          <w:b/>
-          <w:bCs/>
-          <w:sz w:val="26"/>
-          <w:szCs w:val="26"/>
-        </w:rPr>
-      </w:pPr>
-      <w:r>
-        <w:rPr>
-          <w:b/>
-          <w:bCs/>
-          <w:sz w:val="26"/>
-          <w:szCs w:val="26"/>
-        </w:rPr>
-        <w:t xml:space="preserve">        hs.add("Z");</w:t>
+        <w:t xml:space="preserve">        </w:t>
+      </w:r>
+      <w:proofErr w:type="spellStart"/>
+      <w:r>
+        <w:rPr>
+          <w:b/>
+          <w:bCs/>
+          <w:sz w:val="26"/>
+          <w:szCs w:val="26"/>
+        </w:rPr>
+        <w:t>hs.add</w:t>
+      </w:r>
+      <w:proofErr w:type="spellEnd"/>
+      <w:r>
+        <w:rPr>
+          <w:b/>
+          <w:bCs/>
+          <w:sz w:val="26"/>
+          <w:szCs w:val="26"/>
+        </w:rPr>
+        <w:t>("A");</w:t>
+      </w:r>
+    </w:p>
+    <w:p>
+      <w:pPr>
+        <w:rPr>
+          <w:b/>
+          <w:bCs/>
+          <w:sz w:val="26"/>
+          <w:szCs w:val="26"/>
+        </w:rPr>
+      </w:pPr>
+      <w:r>
+        <w:rPr>
+          <w:b/>
+          <w:bCs/>
+          <w:sz w:val="26"/>
+          <w:szCs w:val="26"/>
+        </w:rPr>
+        <w:t xml:space="preserve">        </w:t>
+      </w:r>
+      <w:proofErr w:type="spellStart"/>
+      <w:r>
+        <w:rPr>
+          <w:b/>
+          <w:bCs/>
+          <w:sz w:val="26"/>
+          <w:szCs w:val="26"/>
+        </w:rPr>
+        <w:t>hs.add</w:t>
+      </w:r>
+      <w:proofErr w:type="spellEnd"/>
+      <w:r>
+        <w:rPr>
+          <w:b/>
+          <w:bCs/>
+          <w:sz w:val="26"/>
+          <w:szCs w:val="26"/>
+        </w:rPr>
+        <w:t>("B");</w:t>
+      </w:r>
+    </w:p>
+    <w:p>
+      <w:pPr>
+        <w:rPr>
+          <w:b/>
+          <w:bCs/>
+          <w:sz w:val="26"/>
+          <w:szCs w:val="26"/>
+        </w:rPr>
+      </w:pPr>
+      <w:r>
+        <w:rPr>
+          <w:b/>
+          <w:bCs/>
+          <w:sz w:val="26"/>
+          <w:szCs w:val="26"/>
+        </w:rPr>
+        <w:t xml:space="preserve">        </w:t>
+      </w:r>
+      <w:proofErr w:type="spellStart"/>
+      <w:r>
+        <w:rPr>
+          <w:b/>
+          <w:bCs/>
+          <w:sz w:val="26"/>
+          <w:szCs w:val="26"/>
+        </w:rPr>
+        <w:t>hs.add</w:t>
+      </w:r>
+      <w:proofErr w:type="spellEnd"/>
+      <w:r>
+        <w:rPr>
+          <w:b/>
+          <w:bCs/>
+          <w:sz w:val="26"/>
+          <w:szCs w:val="26"/>
+        </w:rPr>
+        <w:t>("Geeks");</w:t>
+      </w:r>
+    </w:p>
+    <w:p>
+      <w:pPr>
+        <w:rPr>
+          <w:b/>
+          <w:bCs/>
+          <w:sz w:val="26"/>
+          <w:szCs w:val="26"/>
+        </w:rPr>
+      </w:pPr>
+      <w:r>
+        <w:rPr>
+          <w:b/>
+          <w:bCs/>
+          <w:sz w:val="26"/>
+          <w:szCs w:val="26"/>
+        </w:rPr>
+        <w:t xml:space="preserve">        </w:t>
+      </w:r>
+      <w:proofErr w:type="spellStart"/>
+      <w:r>
+        <w:rPr>
+          <w:b/>
+          <w:bCs/>
+          <w:sz w:val="26"/>
+          <w:szCs w:val="26"/>
+        </w:rPr>
+        <w:t>hs.add</w:t>
+      </w:r>
+      <w:proofErr w:type="spellEnd"/>
+      <w:r>
+        <w:rPr>
+          <w:b/>
+          <w:bCs/>
+          <w:sz w:val="26"/>
+          <w:szCs w:val="26"/>
+        </w:rPr>
+        <w:t>("For");</w:t>
+      </w:r>
+    </w:p>
+    <w:p>
+      <w:pPr>
+        <w:rPr>
+          <w:b/>
+          <w:bCs/>
+          <w:sz w:val="26"/>
+          <w:szCs w:val="26"/>
+        </w:rPr>
+      </w:pPr>
+      <w:r>
+        <w:rPr>
+          <w:b/>
+          <w:bCs/>
+          <w:sz w:val="26"/>
+          <w:szCs w:val="26"/>
+        </w:rPr>
+        <w:t xml:space="preserve">        </w:t>
+      </w:r>
+      <w:proofErr w:type="spellStart"/>
+      <w:r>
+        <w:rPr>
+          <w:b/>
+          <w:bCs/>
+          <w:sz w:val="26"/>
+          <w:szCs w:val="26"/>
+        </w:rPr>
+        <w:t>hs.add</w:t>
+      </w:r>
+      <w:proofErr w:type="spellEnd"/>
+      <w:r>
+        <w:rPr>
+          <w:b/>
+          <w:bCs/>
+          <w:sz w:val="26"/>
+          <w:szCs w:val="26"/>
+        </w:rPr>
+        <w:t>("Geeks");</w:t>
+      </w:r>
+    </w:p>
+    <w:p>
+      <w:pPr>
+        <w:rPr>
+          <w:b/>
+          <w:bCs/>
+          <w:sz w:val="26"/>
+          <w:szCs w:val="26"/>
+        </w:rPr>
+      </w:pPr>
+      <w:r>
+        <w:rPr>
+          <w:b/>
+          <w:bCs/>
+          <w:sz w:val="26"/>
+          <w:szCs w:val="26"/>
+        </w:rPr>
+        <w:t xml:space="preserve">        </w:t>
+      </w:r>
+      <w:proofErr w:type="spellStart"/>
+      <w:r>
+        <w:rPr>
+          <w:b/>
+          <w:bCs/>
+          <w:sz w:val="26"/>
+          <w:szCs w:val="26"/>
+        </w:rPr>
+        <w:t>hs.add</w:t>
+      </w:r>
+      <w:proofErr w:type="spellEnd"/>
+      <w:r>
+        <w:rPr>
+          <w:b/>
+          <w:bCs/>
+          <w:sz w:val="26"/>
+          <w:szCs w:val="26"/>
+        </w:rPr>
+        <w:t>("Z");</w:t>
       </w:r>
     </w:p>
     <w:p>
@@ -8090,26 +9184,66 @@
           <w:szCs w:val="26"/>
         </w:rPr>
         <w:lastRenderedPageBreak/>
-        <w:t xml:space="preserve">        System.out.print("Using iterator : ");</w:t>
-      </w:r>
-    </w:p>
-    <w:p>
-      <w:pPr>
-        <w:rPr>
-          <w:b/>
-          <w:bCs/>
-          <w:sz w:val="26"/>
-          <w:szCs w:val="26"/>
-        </w:rPr>
-      </w:pPr>
-      <w:r>
-        <w:rPr>
-          <w:b/>
-          <w:bCs/>
-          <w:sz w:val="26"/>
-          <w:szCs w:val="26"/>
-        </w:rPr>
-        <w:t xml:space="preserve">        Iterator&lt;String&gt; iterator = hs.iterator();</w:t>
+        <w:t xml:space="preserve">        </w:t>
+      </w:r>
+      <w:proofErr w:type="spellStart"/>
+      <w:r>
+        <w:rPr>
+          <w:b/>
+          <w:bCs/>
+          <w:sz w:val="26"/>
+          <w:szCs w:val="26"/>
+        </w:rPr>
+        <w:t>System.out.print</w:t>
+      </w:r>
+      <w:proofErr w:type="spellEnd"/>
+      <w:r>
+        <w:rPr>
+          <w:b/>
+          <w:bCs/>
+          <w:sz w:val="26"/>
+          <w:szCs w:val="26"/>
+        </w:rPr>
+        <w:t>("Using iterator : ");</w:t>
+      </w:r>
+    </w:p>
+    <w:p>
+      <w:pPr>
+        <w:rPr>
+          <w:b/>
+          <w:bCs/>
+          <w:sz w:val="26"/>
+          <w:szCs w:val="26"/>
+        </w:rPr>
+      </w:pPr>
+      <w:r>
+        <w:rPr>
+          <w:b/>
+          <w:bCs/>
+          <w:sz w:val="26"/>
+          <w:szCs w:val="26"/>
+        </w:rPr>
+        <w:t xml:space="preserve">        Iterator&lt;String&gt; iterator = </w:t>
+      </w:r>
+      <w:proofErr w:type="spellStart"/>
+      <w:r>
+        <w:rPr>
+          <w:b/>
+          <w:bCs/>
+          <w:sz w:val="26"/>
+          <w:szCs w:val="26"/>
+        </w:rPr>
+        <w:t>hs.iterator</w:t>
+      </w:r>
+      <w:proofErr w:type="spellEnd"/>
+      <w:r>
+        <w:rPr>
+          <w:b/>
+          <w:bCs/>
+          <w:sz w:val="26"/>
+          <w:szCs w:val="26"/>
+        </w:rPr>
+        <w:t>();</w:t>
       </w:r>
     </w:p>
     <w:p>
@@ -8176,55 +9310,135 @@
           <w:sz w:val="26"/>
           <w:szCs w:val="26"/>
         </w:rPr>
-        <w:t xml:space="preserve">        while (iterator.hasNext())</w:t>
-      </w:r>
-    </w:p>
-    <w:p>
-      <w:pPr>
-        <w:rPr>
-          <w:b/>
-          <w:bCs/>
-          <w:sz w:val="26"/>
-          <w:szCs w:val="26"/>
-        </w:rPr>
-      </w:pPr>
-      <w:r>
-        <w:rPr>
-          <w:b/>
-          <w:bCs/>
-          <w:sz w:val="26"/>
-          <w:szCs w:val="26"/>
-        </w:rPr>
-        <w:t xml:space="preserve">            System.out.print(iterator.next() + ", ");</w:t>
-      </w:r>
-    </w:p>
-    <w:p>
-      <w:pPr>
-        <w:rPr>
-          <w:b/>
-          <w:bCs/>
-          <w:sz w:val="26"/>
-          <w:szCs w:val="26"/>
-        </w:rPr>
-      </w:pPr>
-    </w:p>
-    <w:p>
-      <w:pPr>
-        <w:rPr>
-          <w:b/>
-          <w:bCs/>
-          <w:sz w:val="26"/>
-          <w:szCs w:val="26"/>
-        </w:rPr>
-      </w:pPr>
-      <w:r>
-        <w:rPr>
-          <w:b/>
-          <w:bCs/>
-          <w:sz w:val="26"/>
-          <w:szCs w:val="26"/>
-        </w:rPr>
-        <w:t xml:space="preserve">        System.out.println();</w:t>
+        <w:t xml:space="preserve">        while (</w:t>
+      </w:r>
+      <w:proofErr w:type="spellStart"/>
+      <w:r>
+        <w:rPr>
+          <w:b/>
+          <w:bCs/>
+          <w:sz w:val="26"/>
+          <w:szCs w:val="26"/>
+        </w:rPr>
+        <w:t>iterator.hasNext</w:t>
+      </w:r>
+      <w:proofErr w:type="spellEnd"/>
+      <w:r>
+        <w:rPr>
+          <w:b/>
+          <w:bCs/>
+          <w:sz w:val="26"/>
+          <w:szCs w:val="26"/>
+        </w:rPr>
+        <w:t>())</w:t>
+      </w:r>
+    </w:p>
+    <w:p>
+      <w:pPr>
+        <w:rPr>
+          <w:b/>
+          <w:bCs/>
+          <w:sz w:val="26"/>
+          <w:szCs w:val="26"/>
+        </w:rPr>
+      </w:pPr>
+      <w:r>
+        <w:rPr>
+          <w:b/>
+          <w:bCs/>
+          <w:sz w:val="26"/>
+          <w:szCs w:val="26"/>
+        </w:rPr>
+        <w:t xml:space="preserve">            </w:t>
+      </w:r>
+      <w:proofErr w:type="spellStart"/>
+      <w:r>
+        <w:rPr>
+          <w:b/>
+          <w:bCs/>
+          <w:sz w:val="26"/>
+          <w:szCs w:val="26"/>
+        </w:rPr>
+        <w:t>System.out.print</w:t>
+      </w:r>
+      <w:proofErr w:type="spellEnd"/>
+      <w:r>
+        <w:rPr>
+          <w:b/>
+          <w:bCs/>
+          <w:sz w:val="26"/>
+          <w:szCs w:val="26"/>
+        </w:rPr>
+        <w:t>(</w:t>
+      </w:r>
+      <w:proofErr w:type="spellStart"/>
+      <w:r>
+        <w:rPr>
+          <w:b/>
+          <w:bCs/>
+          <w:sz w:val="26"/>
+          <w:szCs w:val="26"/>
+        </w:rPr>
+        <w:t>iterator.next</w:t>
+      </w:r>
+      <w:proofErr w:type="spellEnd"/>
+      <w:r>
+        <w:rPr>
+          <w:b/>
+          <w:bCs/>
+          <w:sz w:val="26"/>
+          <w:szCs w:val="26"/>
+        </w:rPr>
+        <w:t>() + ", ");</w:t>
+      </w:r>
+    </w:p>
+    <w:p>
+      <w:pPr>
+        <w:rPr>
+          <w:b/>
+          <w:bCs/>
+          <w:sz w:val="26"/>
+          <w:szCs w:val="26"/>
+        </w:rPr>
+      </w:pPr>
+    </w:p>
+    <w:p>
+      <w:pPr>
+        <w:rPr>
+          <w:b/>
+          <w:bCs/>
+          <w:sz w:val="26"/>
+          <w:szCs w:val="26"/>
+        </w:rPr>
+      </w:pPr>
+      <w:r>
+        <w:rPr>
+          <w:b/>
+          <w:bCs/>
+          <w:sz w:val="26"/>
+          <w:szCs w:val="26"/>
+        </w:rPr>
+        <w:t xml:space="preserve">        </w:t>
+      </w:r>
+      <w:proofErr w:type="spellStart"/>
+      <w:r>
+        <w:rPr>
+          <w:b/>
+          <w:bCs/>
+          <w:sz w:val="26"/>
+          <w:szCs w:val="26"/>
+        </w:rPr>
+        <w:t>System.out.println</w:t>
+      </w:r>
+      <w:proofErr w:type="spellEnd"/>
+      <w:r>
+        <w:rPr>
+          <w:b/>
+          <w:bCs/>
+          <w:sz w:val="26"/>
+          <w:szCs w:val="26"/>
+        </w:rPr>
+        <w:t>();</w:t>
       </w:r>
     </w:p>
     <w:p>
@@ -8272,45 +9486,105 @@
           <w:sz w:val="26"/>
           <w:szCs w:val="26"/>
         </w:rPr>
-        <w:t xml:space="preserve">        System.out.print("Using enhanced for loop : ");</w:t>
-      </w:r>
-    </w:p>
-    <w:p>
-      <w:pPr>
-        <w:rPr>
-          <w:b/>
-          <w:bCs/>
-          <w:sz w:val="26"/>
-          <w:szCs w:val="26"/>
-        </w:rPr>
-      </w:pPr>
-      <w:r>
-        <w:rPr>
-          <w:b/>
-          <w:bCs/>
-          <w:sz w:val="26"/>
-          <w:szCs w:val="26"/>
-        </w:rPr>
-        <w:t xml:space="preserve">        for (String element : hs)</w:t>
-      </w:r>
-    </w:p>
-    <w:p>
-      <w:pPr>
-        <w:rPr>
-          <w:b/>
-          <w:bCs/>
-          <w:sz w:val="26"/>
-          <w:szCs w:val="26"/>
-        </w:rPr>
-      </w:pPr>
-      <w:r>
-        <w:rPr>
-          <w:b/>
-          <w:bCs/>
-          <w:sz w:val="26"/>
-          <w:szCs w:val="26"/>
-        </w:rPr>
-        <w:t xml:space="preserve">            System.out.print(element + " , ");</w:t>
+        <w:t xml:space="preserve">        </w:t>
+      </w:r>
+      <w:proofErr w:type="spellStart"/>
+      <w:r>
+        <w:rPr>
+          <w:b/>
+          <w:bCs/>
+          <w:sz w:val="26"/>
+          <w:szCs w:val="26"/>
+        </w:rPr>
+        <w:t>System.out.print</w:t>
+      </w:r>
+      <w:proofErr w:type="spellEnd"/>
+      <w:r>
+        <w:rPr>
+          <w:b/>
+          <w:bCs/>
+          <w:sz w:val="26"/>
+          <w:szCs w:val="26"/>
+        </w:rPr>
+        <w:t>("Using enhanced for loop : ");</w:t>
+      </w:r>
+    </w:p>
+    <w:p>
+      <w:pPr>
+        <w:rPr>
+          <w:b/>
+          <w:bCs/>
+          <w:sz w:val="26"/>
+          <w:szCs w:val="26"/>
+        </w:rPr>
+      </w:pPr>
+      <w:r>
+        <w:rPr>
+          <w:b/>
+          <w:bCs/>
+          <w:sz w:val="26"/>
+          <w:szCs w:val="26"/>
+        </w:rPr>
+        <w:t xml:space="preserve">        for (String element : </w:t>
+      </w:r>
+      <w:proofErr w:type="spellStart"/>
+      <w:r>
+        <w:rPr>
+          <w:b/>
+          <w:bCs/>
+          <w:sz w:val="26"/>
+          <w:szCs w:val="26"/>
+        </w:rPr>
+        <w:t>hs</w:t>
+      </w:r>
+      <w:proofErr w:type="spellEnd"/>
+      <w:r>
+        <w:rPr>
+          <w:b/>
+          <w:bCs/>
+          <w:sz w:val="26"/>
+          <w:szCs w:val="26"/>
+        </w:rPr>
+        <w:t>)</w:t>
+      </w:r>
+    </w:p>
+    <w:p>
+      <w:pPr>
+        <w:rPr>
+          <w:b/>
+          <w:bCs/>
+          <w:sz w:val="26"/>
+          <w:szCs w:val="26"/>
+        </w:rPr>
+      </w:pPr>
+      <w:r>
+        <w:rPr>
+          <w:b/>
+          <w:bCs/>
+          <w:sz w:val="26"/>
+          <w:szCs w:val="26"/>
+        </w:rPr>
+        <w:t xml:space="preserve">            </w:t>
+      </w:r>
+      <w:proofErr w:type="spellStart"/>
+      <w:r>
+        <w:rPr>
+          <w:b/>
+          <w:bCs/>
+          <w:sz w:val="26"/>
+          <w:szCs w:val="26"/>
+        </w:rPr>
+        <w:t>System.out.print</w:t>
+      </w:r>
+      <w:proofErr w:type="spellEnd"/>
+      <w:r>
+        <w:rPr>
+          <w:b/>
+          <w:bCs/>
+          <w:sz w:val="26"/>
+          <w:szCs w:val="26"/>
+        </w:rPr>
+        <w:t>(element + " , ");</w:t>
       </w:r>
     </w:p>
     <w:p>
@@ -8559,16 +9833,36 @@
         <w:lastRenderedPageBreak/>
         <w:t>HashMap is not thread-safe, to make it synchronized, use </w:t>
       </w:r>
-      <w:hyperlink r:id="rId68" w:tgtFrame="_blank" w:history="1">
-        <w:r>
-          <w:rPr>
-            <w:rStyle w:val="Hyperlink"/>
-            <w:sz w:val="26"/>
-            <w:szCs w:val="26"/>
-          </w:rPr>
-          <w:t>Collections.synchronizedMap()</w:t>
-        </w:r>
-      </w:hyperlink>
+      <w:proofErr w:type="spellStart"/>
+      <w:r>
+        <w:fldChar w:fldCharType="begin"/>
+      </w:r>
+      <w:r>
+        <w:instrText>HYPERLINK "https://www.geeksforgeeks.org/java/collections-synchronizedmap-method-in-java-with-examples/" \t "_blank"</w:instrText>
+      </w:r>
+      <w:r>
+        <w:fldChar w:fldCharType="separate"/>
+      </w:r>
+      <w:r>
+        <w:rPr>
+          <w:rStyle w:val="Hyperlink"/>
+          <w:sz w:val="26"/>
+          <w:szCs w:val="26"/>
+        </w:rPr>
+        <w:t>Collections.synchronizedMap</w:t>
+      </w:r>
+      <w:proofErr w:type="spellEnd"/>
+      <w:r>
+        <w:rPr>
+          <w:rStyle w:val="Hyperlink"/>
+          <w:sz w:val="26"/>
+          <w:szCs w:val="26"/>
+        </w:rPr>
+        <w:t>()</w:t>
+      </w:r>
+      <w:r>
+        <w:fldChar w:fldCharType="end"/>
+      </w:r>
       <w:r>
         <w:rPr>
           <w:sz w:val="26"/>
@@ -8595,16 +9889,28 @@
         </w:rPr>
         <w:t>Insertion order is not preserved in HashMap. To preserve the insertion order, </w:t>
       </w:r>
-      <w:hyperlink r:id="rId69" w:tgtFrame="_blank" w:history="1">
-        <w:r>
-          <w:rPr>
-            <w:rStyle w:val="Hyperlink"/>
-            <w:sz w:val="26"/>
-            <w:szCs w:val="26"/>
-          </w:rPr>
-          <w:t>LinkedHashMap</w:t>
-        </w:r>
-      </w:hyperlink>
+      <w:proofErr w:type="spellStart"/>
+      <w:r>
+        <w:fldChar w:fldCharType="begin"/>
+      </w:r>
+      <w:r>
+        <w:instrText>HYPERLINK "https://www.geeksforgeeks.org/java/linkedhashmap-class-in-java/" \t "_blank"</w:instrText>
+      </w:r>
+      <w:r>
+        <w:fldChar w:fldCharType="separate"/>
+      </w:r>
+      <w:r>
+        <w:rPr>
+          <w:rStyle w:val="Hyperlink"/>
+          <w:sz w:val="26"/>
+          <w:szCs w:val="26"/>
+        </w:rPr>
+        <w:t>LinkedHashMap</w:t>
+      </w:r>
+      <w:proofErr w:type="spellEnd"/>
+      <w:r>
+        <w:fldChar w:fldCharType="end"/>
+      </w:r>
       <w:r>
         <w:rPr>
           <w:sz w:val="26"/>
@@ -8612,16 +9918,28 @@
         </w:rPr>
         <w:t> is used and to maintain sorted order, </w:t>
       </w:r>
-      <w:hyperlink r:id="rId70" w:tgtFrame="_blank" w:history="1">
-        <w:r>
-          <w:rPr>
-            <w:rStyle w:val="Hyperlink"/>
-            <w:sz w:val="26"/>
-            <w:szCs w:val="26"/>
-          </w:rPr>
-          <w:t>TreeMap</w:t>
-        </w:r>
-      </w:hyperlink>
+      <w:proofErr w:type="spellStart"/>
+      <w:r>
+        <w:fldChar w:fldCharType="begin"/>
+      </w:r>
+      <w:r>
+        <w:instrText>HYPERLINK "https://www.geeksforgeeks.org/java/treemap-in-java/" \t "_blank"</w:instrText>
+      </w:r>
+      <w:r>
+        <w:fldChar w:fldCharType="separate"/>
+      </w:r>
+      <w:r>
+        <w:rPr>
+          <w:rStyle w:val="Hyperlink"/>
+          <w:sz w:val="26"/>
+          <w:szCs w:val="26"/>
+        </w:rPr>
+        <w:t>TreeMap</w:t>
+      </w:r>
+      <w:proofErr w:type="spellEnd"/>
+      <w:r>
+        <w:fldChar w:fldCharType="end"/>
+      </w:r>
       <w:r>
         <w:rPr>
           <w:sz w:val="26"/>
@@ -8665,26 +9983,66 @@
           <w:sz w:val="26"/>
           <w:szCs w:val="26"/>
         </w:rPr>
-        <w:t>import java.util.HashMap;</w:t>
-      </w:r>
-    </w:p>
-    <w:p>
-      <w:pPr>
-        <w:rPr>
-          <w:b/>
-          <w:bCs/>
-          <w:sz w:val="26"/>
-          <w:szCs w:val="26"/>
-        </w:rPr>
-      </w:pPr>
-      <w:r>
-        <w:rPr>
-          <w:b/>
-          <w:bCs/>
-          <w:sz w:val="26"/>
-          <w:szCs w:val="26"/>
-        </w:rPr>
-        <w:t>import java.util.Map;</w:t>
+        <w:t xml:space="preserve">import </w:t>
+      </w:r>
+      <w:proofErr w:type="spellStart"/>
+      <w:r>
+        <w:rPr>
+          <w:b/>
+          <w:bCs/>
+          <w:sz w:val="26"/>
+          <w:szCs w:val="26"/>
+        </w:rPr>
+        <w:t>java.util.HashMap</w:t>
+      </w:r>
+      <w:proofErr w:type="spellEnd"/>
+      <w:r>
+        <w:rPr>
+          <w:b/>
+          <w:bCs/>
+          <w:sz w:val="26"/>
+          <w:szCs w:val="26"/>
+        </w:rPr>
+        <w:t>;</w:t>
+      </w:r>
+    </w:p>
+    <w:p>
+      <w:pPr>
+        <w:rPr>
+          <w:b/>
+          <w:bCs/>
+          <w:sz w:val="26"/>
+          <w:szCs w:val="26"/>
+        </w:rPr>
+      </w:pPr>
+      <w:r>
+        <w:rPr>
+          <w:b/>
+          <w:bCs/>
+          <w:sz w:val="26"/>
+          <w:szCs w:val="26"/>
+        </w:rPr>
+        <w:t xml:space="preserve">import </w:t>
+      </w:r>
+      <w:proofErr w:type="spellStart"/>
+      <w:r>
+        <w:rPr>
+          <w:b/>
+          <w:bCs/>
+          <w:sz w:val="26"/>
+          <w:szCs w:val="26"/>
+        </w:rPr>
+        <w:t>java.util.Map</w:t>
+      </w:r>
+      <w:proofErr w:type="spellEnd"/>
+      <w:r>
+        <w:rPr>
+          <w:b/>
+          <w:bCs/>
+          <w:sz w:val="26"/>
+          <w:szCs w:val="26"/>
+        </w:rPr>
+        <w:t>;</w:t>
       </w:r>
     </w:p>
     <w:p>
@@ -8722,7 +10080,27 @@
           <w:sz w:val="26"/>
           <w:szCs w:val="26"/>
         </w:rPr>
-        <w:t xml:space="preserve">    public static void main(String[] args){</w:t>
+        <w:t xml:space="preserve">    public static void main(String[] </w:t>
+      </w:r>
+      <w:proofErr w:type="spellStart"/>
+      <w:r>
+        <w:rPr>
+          <w:b/>
+          <w:bCs/>
+          <w:sz w:val="26"/>
+          <w:szCs w:val="26"/>
+        </w:rPr>
+        <w:t>args</w:t>
+      </w:r>
+      <w:proofErr w:type="spellEnd"/>
+      <w:r>
+        <w:rPr>
+          <w:b/>
+          <w:bCs/>
+          <w:sz w:val="26"/>
+          <w:szCs w:val="26"/>
+        </w:rPr>
+        <w:t>){</w:t>
       </w:r>
     </w:p>
     <w:p>
@@ -8760,7 +10138,27 @@
           <w:sz w:val="26"/>
           <w:szCs w:val="26"/>
         </w:rPr>
-        <w:t xml:space="preserve">        HashMap&lt;String, Integer&gt; hashMap = new HashMap&lt;&gt;();</w:t>
+        <w:t xml:space="preserve">        HashMap&lt;String, Integer&gt; </w:t>
+      </w:r>
+      <w:proofErr w:type="spellStart"/>
+      <w:r>
+        <w:rPr>
+          <w:b/>
+          <w:bCs/>
+          <w:sz w:val="26"/>
+          <w:szCs w:val="26"/>
+        </w:rPr>
+        <w:t>hashMap</w:t>
+      </w:r>
+      <w:proofErr w:type="spellEnd"/>
+      <w:r>
+        <w:rPr>
+          <w:b/>
+          <w:bCs/>
+          <w:sz w:val="26"/>
+          <w:szCs w:val="26"/>
+        </w:rPr>
+        <w:t xml:space="preserve"> = new HashMap&lt;&gt;();</w:t>
       </w:r>
     </w:p>
     <w:p>
@@ -8808,45 +10206,105 @@
           <w:sz w:val="26"/>
           <w:szCs w:val="26"/>
         </w:rPr>
-        <w:t xml:space="preserve">        hashMap.put("John", 25);</w:t>
-      </w:r>
-    </w:p>
-    <w:p>
-      <w:pPr>
-        <w:rPr>
-          <w:b/>
-          <w:bCs/>
-          <w:sz w:val="26"/>
-          <w:szCs w:val="26"/>
-        </w:rPr>
-      </w:pPr>
-      <w:r>
-        <w:rPr>
-          <w:b/>
-          <w:bCs/>
-          <w:sz w:val="26"/>
-          <w:szCs w:val="26"/>
-        </w:rPr>
-        <w:t xml:space="preserve">        hashMap.put("Jane", 30);</w:t>
-      </w:r>
-    </w:p>
-    <w:p>
-      <w:pPr>
-        <w:rPr>
-          <w:b/>
-          <w:bCs/>
-          <w:sz w:val="26"/>
-          <w:szCs w:val="26"/>
-        </w:rPr>
-      </w:pPr>
-      <w:r>
-        <w:rPr>
-          <w:b/>
-          <w:bCs/>
-          <w:sz w:val="26"/>
-          <w:szCs w:val="26"/>
-        </w:rPr>
-        <w:t xml:space="preserve">        hashMap.put("Jim", 35);</w:t>
+        <w:t xml:space="preserve">        </w:t>
+      </w:r>
+      <w:proofErr w:type="spellStart"/>
+      <w:r>
+        <w:rPr>
+          <w:b/>
+          <w:bCs/>
+          <w:sz w:val="26"/>
+          <w:szCs w:val="26"/>
+        </w:rPr>
+        <w:t>hashMap.put</w:t>
+      </w:r>
+      <w:proofErr w:type="spellEnd"/>
+      <w:r>
+        <w:rPr>
+          <w:b/>
+          <w:bCs/>
+          <w:sz w:val="26"/>
+          <w:szCs w:val="26"/>
+        </w:rPr>
+        <w:t>("John", 25);</w:t>
+      </w:r>
+    </w:p>
+    <w:p>
+      <w:pPr>
+        <w:rPr>
+          <w:b/>
+          <w:bCs/>
+          <w:sz w:val="26"/>
+          <w:szCs w:val="26"/>
+        </w:rPr>
+      </w:pPr>
+      <w:r>
+        <w:rPr>
+          <w:b/>
+          <w:bCs/>
+          <w:sz w:val="26"/>
+          <w:szCs w:val="26"/>
+        </w:rPr>
+        <w:t xml:space="preserve">        </w:t>
+      </w:r>
+      <w:proofErr w:type="spellStart"/>
+      <w:r>
+        <w:rPr>
+          <w:b/>
+          <w:bCs/>
+          <w:sz w:val="26"/>
+          <w:szCs w:val="26"/>
+        </w:rPr>
+        <w:t>hashMap.put</w:t>
+      </w:r>
+      <w:proofErr w:type="spellEnd"/>
+      <w:r>
+        <w:rPr>
+          <w:b/>
+          <w:bCs/>
+          <w:sz w:val="26"/>
+          <w:szCs w:val="26"/>
+        </w:rPr>
+        <w:t>("Jane", 30);</w:t>
+      </w:r>
+    </w:p>
+    <w:p>
+      <w:pPr>
+        <w:rPr>
+          <w:b/>
+          <w:bCs/>
+          <w:sz w:val="26"/>
+          <w:szCs w:val="26"/>
+        </w:rPr>
+      </w:pPr>
+      <w:r>
+        <w:rPr>
+          <w:b/>
+          <w:bCs/>
+          <w:sz w:val="26"/>
+          <w:szCs w:val="26"/>
+        </w:rPr>
+        <w:t xml:space="preserve">        </w:t>
+      </w:r>
+      <w:proofErr w:type="spellStart"/>
+      <w:r>
+        <w:rPr>
+          <w:b/>
+          <w:bCs/>
+          <w:sz w:val="26"/>
+          <w:szCs w:val="26"/>
+        </w:rPr>
+        <w:t>hashMap.put</w:t>
+      </w:r>
+      <w:proofErr w:type="spellEnd"/>
+      <w:r>
+        <w:rPr>
+          <w:b/>
+          <w:bCs/>
+          <w:sz w:val="26"/>
+          <w:szCs w:val="26"/>
+        </w:rPr>
+        <w:t>("Jim", 35);</w:t>
       </w:r>
     </w:p>
     <w:p>
@@ -8894,26 +10352,126 @@
           <w:sz w:val="26"/>
           <w:szCs w:val="26"/>
         </w:rPr>
-        <w:t xml:space="preserve">        for (Map.Entry&lt;String, Integer&gt; entry : hashMap.entrySet()) {</w:t>
-      </w:r>
-    </w:p>
-    <w:p>
-      <w:pPr>
-        <w:rPr>
-          <w:b/>
-          <w:bCs/>
-          <w:sz w:val="26"/>
-          <w:szCs w:val="26"/>
-        </w:rPr>
-      </w:pPr>
-      <w:r>
-        <w:rPr>
-          <w:b/>
-          <w:bCs/>
-          <w:sz w:val="26"/>
-          <w:szCs w:val="26"/>
-        </w:rPr>
-        <w:t xml:space="preserve">            System.out.println(entry.getKey() + " -&gt; " + entry.getValue());</w:t>
+        <w:t xml:space="preserve">        for (</w:t>
+      </w:r>
+      <w:proofErr w:type="spellStart"/>
+      <w:r>
+        <w:rPr>
+          <w:b/>
+          <w:bCs/>
+          <w:sz w:val="26"/>
+          <w:szCs w:val="26"/>
+        </w:rPr>
+        <w:t>Map.Entry</w:t>
+      </w:r>
+      <w:proofErr w:type="spellEnd"/>
+      <w:r>
+        <w:rPr>
+          <w:b/>
+          <w:bCs/>
+          <w:sz w:val="26"/>
+          <w:szCs w:val="26"/>
+        </w:rPr>
+        <w:t xml:space="preserve">&lt;String, Integer&gt; entry : </w:t>
+      </w:r>
+      <w:proofErr w:type="spellStart"/>
+      <w:r>
+        <w:rPr>
+          <w:b/>
+          <w:bCs/>
+          <w:sz w:val="26"/>
+          <w:szCs w:val="26"/>
+        </w:rPr>
+        <w:t>hashMap.entrySet</w:t>
+      </w:r>
+      <w:proofErr w:type="spellEnd"/>
+      <w:r>
+        <w:rPr>
+          <w:b/>
+          <w:bCs/>
+          <w:sz w:val="26"/>
+          <w:szCs w:val="26"/>
+        </w:rPr>
+        <w:t>()) {</w:t>
+      </w:r>
+    </w:p>
+    <w:p>
+      <w:pPr>
+        <w:rPr>
+          <w:b/>
+          <w:bCs/>
+          <w:sz w:val="26"/>
+          <w:szCs w:val="26"/>
+        </w:rPr>
+      </w:pPr>
+      <w:r>
+        <w:rPr>
+          <w:b/>
+          <w:bCs/>
+          <w:sz w:val="26"/>
+          <w:szCs w:val="26"/>
+        </w:rPr>
+        <w:t xml:space="preserve">            </w:t>
+      </w:r>
+      <w:proofErr w:type="spellStart"/>
+      <w:r>
+        <w:rPr>
+          <w:b/>
+          <w:bCs/>
+          <w:sz w:val="26"/>
+          <w:szCs w:val="26"/>
+        </w:rPr>
+        <w:t>System.out.println</w:t>
+      </w:r>
+      <w:proofErr w:type="spellEnd"/>
+      <w:r>
+        <w:rPr>
+          <w:b/>
+          <w:bCs/>
+          <w:sz w:val="26"/>
+          <w:szCs w:val="26"/>
+        </w:rPr>
+        <w:t>(</w:t>
+      </w:r>
+      <w:proofErr w:type="spellStart"/>
+      <w:r>
+        <w:rPr>
+          <w:b/>
+          <w:bCs/>
+          <w:sz w:val="26"/>
+          <w:szCs w:val="26"/>
+        </w:rPr>
+        <w:t>entry.getKey</w:t>
+      </w:r>
+      <w:proofErr w:type="spellEnd"/>
+      <w:r>
+        <w:rPr>
+          <w:b/>
+          <w:bCs/>
+          <w:sz w:val="26"/>
+          <w:szCs w:val="26"/>
+        </w:rPr>
+        <w:t xml:space="preserve">() + " -&gt; " + </w:t>
+      </w:r>
+      <w:proofErr w:type="spellStart"/>
+      <w:r>
+        <w:rPr>
+          <w:b/>
+          <w:bCs/>
+          <w:sz w:val="26"/>
+          <w:szCs w:val="26"/>
+        </w:rPr>
+        <w:t>entry.getValue</w:t>
+      </w:r>
+      <w:proofErr w:type="spellEnd"/>
+      <w:r>
+        <w:rPr>
+          <w:b/>
+          <w:bCs/>
+          <w:sz w:val="26"/>
+          <w:szCs w:val="26"/>
+        </w:rPr>
+        <w:t>());</w:t>
       </w:r>
     </w:p>
     <w:p>
@@ -9069,16 +10627,28 @@
         <w:lastRenderedPageBreak/>
         <w:t>It extends </w:t>
       </w:r>
-      <w:hyperlink r:id="rId71" w:tgtFrame="_blank" w:history="1">
-        <w:r>
-          <w:rPr>
-            <w:rStyle w:val="Hyperlink"/>
-            <w:sz w:val="26"/>
-            <w:szCs w:val="26"/>
-          </w:rPr>
-          <w:t>AbstractMap</w:t>
-        </w:r>
-      </w:hyperlink>
+      <w:proofErr w:type="spellStart"/>
+      <w:r>
+        <w:fldChar w:fldCharType="begin"/>
+      </w:r>
+      <w:r>
+        <w:instrText>HYPERLINK "https://www.geeksforgeeks.org/java/abstractmap-in-java/" \t "_blank"</w:instrText>
+      </w:r>
+      <w:r>
+        <w:fldChar w:fldCharType="separate"/>
+      </w:r>
+      <w:r>
+        <w:rPr>
+          <w:rStyle w:val="Hyperlink"/>
+          <w:sz w:val="26"/>
+          <w:szCs w:val="26"/>
+        </w:rPr>
+        <w:t>AbstractMap</w:t>
+      </w:r>
+      <w:proofErr w:type="spellEnd"/>
+      <w:r>
+        <w:fldChar w:fldCharType="end"/>
+      </w:r>
       <w:r>
         <w:rPr>
           <w:sz w:val="26"/>
@@ -9086,7 +10656,7 @@
         </w:rPr>
         <w:t> and implements the </w:t>
       </w:r>
-      <w:hyperlink r:id="rId72" w:tgtFrame="_blank" w:history="1">
+      <w:hyperlink r:id="rId68" w:tgtFrame="_blank" w:history="1">
         <w:r>
           <w:rPr>
             <w:rStyle w:val="Hyperlink"/>
@@ -9164,7 +10734,7 @@
         </w:rPr>
         <w:t>To add an element to the map, we can use the </w:t>
       </w:r>
-      <w:hyperlink r:id="rId73" w:history="1">
+      <w:hyperlink r:id="rId69" w:history="1">
         <w:r>
           <w:rPr>
             <w:rStyle w:val="Hyperlink"/>
@@ -9179,7 +10749,23 @@
           <w:sz w:val="26"/>
           <w:szCs w:val="26"/>
         </w:rPr>
-        <w:t> method. However, the insertion order is not retained in the Hashmap.</w:t>
+        <w:t xml:space="preserve"> method. However, the insertion order is not retained in the </w:t>
+      </w:r>
+      <w:proofErr w:type="spellStart"/>
+      <w:r>
+        <w:rPr>
+          <w:sz w:val="26"/>
+          <w:szCs w:val="26"/>
+        </w:rPr>
+        <w:t>Hashmap</w:t>
+      </w:r>
+      <w:proofErr w:type="spellEnd"/>
+      <w:r>
+        <w:rPr>
+          <w:sz w:val="26"/>
+          <w:szCs w:val="26"/>
+        </w:rPr>
+        <w:t>.</w:t>
       </w:r>
     </w:p>
     <w:p>
@@ -9217,55 +10803,115 @@
           <w:sz w:val="26"/>
           <w:szCs w:val="26"/>
         </w:rPr>
-        <w:t>import java.util.*;</w:t>
-      </w:r>
-    </w:p>
-    <w:p>
-      <w:pPr>
-        <w:rPr>
-          <w:b/>
-          <w:bCs/>
-          <w:sz w:val="26"/>
-          <w:szCs w:val="26"/>
-        </w:rPr>
-      </w:pPr>
-    </w:p>
-    <w:p>
-      <w:pPr>
-        <w:rPr>
-          <w:b/>
-          <w:bCs/>
-          <w:sz w:val="26"/>
-          <w:szCs w:val="26"/>
-        </w:rPr>
-      </w:pPr>
-      <w:r>
-        <w:rPr>
-          <w:b/>
-          <w:bCs/>
-          <w:sz w:val="26"/>
-          <w:szCs w:val="26"/>
-        </w:rPr>
-        <w:t>class AddElementsToHashMap {</w:t>
-      </w:r>
-    </w:p>
-    <w:p>
-      <w:pPr>
-        <w:rPr>
-          <w:b/>
-          <w:bCs/>
-          <w:sz w:val="26"/>
-          <w:szCs w:val="26"/>
-        </w:rPr>
-      </w:pPr>
-      <w:r>
-        <w:rPr>
-          <w:b/>
-          <w:bCs/>
-          <w:sz w:val="26"/>
-          <w:szCs w:val="26"/>
-        </w:rPr>
-        <w:t xml:space="preserve">    public static void main(String args[])</w:t>
+        <w:t xml:space="preserve">import </w:t>
+      </w:r>
+      <w:proofErr w:type="spellStart"/>
+      <w:r>
+        <w:rPr>
+          <w:b/>
+          <w:bCs/>
+          <w:sz w:val="26"/>
+          <w:szCs w:val="26"/>
+        </w:rPr>
+        <w:t>java.util</w:t>
+      </w:r>
+      <w:proofErr w:type="spellEnd"/>
+      <w:r>
+        <w:rPr>
+          <w:b/>
+          <w:bCs/>
+          <w:sz w:val="26"/>
+          <w:szCs w:val="26"/>
+        </w:rPr>
+        <w:t>.*;</w:t>
+      </w:r>
+    </w:p>
+    <w:p>
+      <w:pPr>
+        <w:rPr>
+          <w:b/>
+          <w:bCs/>
+          <w:sz w:val="26"/>
+          <w:szCs w:val="26"/>
+        </w:rPr>
+      </w:pPr>
+    </w:p>
+    <w:p>
+      <w:pPr>
+        <w:rPr>
+          <w:b/>
+          <w:bCs/>
+          <w:sz w:val="26"/>
+          <w:szCs w:val="26"/>
+        </w:rPr>
+      </w:pPr>
+      <w:r>
+        <w:rPr>
+          <w:b/>
+          <w:bCs/>
+          <w:sz w:val="26"/>
+          <w:szCs w:val="26"/>
+        </w:rPr>
+        <w:t xml:space="preserve">class </w:t>
+      </w:r>
+      <w:proofErr w:type="spellStart"/>
+      <w:r>
+        <w:rPr>
+          <w:b/>
+          <w:bCs/>
+          <w:sz w:val="26"/>
+          <w:szCs w:val="26"/>
+        </w:rPr>
+        <w:t>AddElementsToHashMap</w:t>
+      </w:r>
+      <w:proofErr w:type="spellEnd"/>
+      <w:r>
+        <w:rPr>
+          <w:b/>
+          <w:bCs/>
+          <w:sz w:val="26"/>
+          <w:szCs w:val="26"/>
+        </w:rPr>
+        <w:t xml:space="preserve"> {</w:t>
+      </w:r>
+    </w:p>
+    <w:p>
+      <w:pPr>
+        <w:rPr>
+          <w:b/>
+          <w:bCs/>
+          <w:sz w:val="26"/>
+          <w:szCs w:val="26"/>
+        </w:rPr>
+      </w:pPr>
+      <w:r>
+        <w:rPr>
+          <w:b/>
+          <w:bCs/>
+          <w:sz w:val="26"/>
+          <w:szCs w:val="26"/>
+        </w:rPr>
+        <w:t xml:space="preserve">    public static void main(String </w:t>
+      </w:r>
+      <w:proofErr w:type="spellStart"/>
+      <w:r>
+        <w:rPr>
+          <w:b/>
+          <w:bCs/>
+          <w:sz w:val="26"/>
+          <w:szCs w:val="26"/>
+        </w:rPr>
+        <w:t>args</w:t>
+      </w:r>
+      <w:proofErr w:type="spellEnd"/>
+      <w:r>
+        <w:rPr>
+          <w:b/>
+          <w:bCs/>
+          <w:sz w:val="26"/>
+          <w:szCs w:val="26"/>
+        </w:rPr>
+        <w:t>[])</w:t>
       </w:r>
     </w:p>
     <w:p>
@@ -9552,7 +11198,27 @@
           <w:sz w:val="26"/>
           <w:szCs w:val="26"/>
         </w:rPr>
-        <w:t xml:space="preserve">        System.out.println("Mappings of HashMap hm1 are : "</w:t>
+        <w:t xml:space="preserve">        </w:t>
+      </w:r>
+      <w:proofErr w:type="spellStart"/>
+      <w:r>
+        <w:rPr>
+          <w:b/>
+          <w:bCs/>
+          <w:sz w:val="26"/>
+          <w:szCs w:val="26"/>
+        </w:rPr>
+        <w:t>System.out.println</w:t>
+      </w:r>
+      <w:proofErr w:type="spellEnd"/>
+      <w:r>
+        <w:rPr>
+          <w:b/>
+          <w:bCs/>
+          <w:sz w:val="26"/>
+          <w:szCs w:val="26"/>
+        </w:rPr>
+        <w:t>("Mappings of HashMap hm1 are : "</w:t>
       </w:r>
     </w:p>
     <w:p>
@@ -9591,7 +11257,27 @@
           <w:sz w:val="26"/>
           <w:szCs w:val="26"/>
         </w:rPr>
-        <w:t xml:space="preserve">        System.out.println("Mapping of HashMap hm2 are : "</w:t>
+        <w:t xml:space="preserve">        </w:t>
+      </w:r>
+      <w:proofErr w:type="spellStart"/>
+      <w:r>
+        <w:rPr>
+          <w:b/>
+          <w:bCs/>
+          <w:sz w:val="26"/>
+          <w:szCs w:val="26"/>
+        </w:rPr>
+        <w:t>System.out.println</w:t>
+      </w:r>
+      <w:proofErr w:type="spellEnd"/>
+      <w:r>
+        <w:rPr>
+          <w:b/>
+          <w:bCs/>
+          <w:sz w:val="26"/>
+          <w:szCs w:val="26"/>
+        </w:rPr>
+        <w:t>("Mapping of HashMap hm2 are : "</w:t>
       </w:r>
     </w:p>
     <w:p>
@@ -9739,7 +11425,7 @@
         </w:rPr>
         <w:t>We can change a value in a HashMap by using the </w:t>
       </w:r>
-      <w:hyperlink r:id="rId74" w:history="1">
+      <w:hyperlink r:id="rId70" w:history="1">
         <w:r>
           <w:rPr>
             <w:rStyle w:val="Hyperlink"/>
@@ -9800,45 +11486,105 @@
           <w:sz w:val="26"/>
           <w:szCs w:val="26"/>
         </w:rPr>
-        <w:t>import java.util.*;</w:t>
-      </w:r>
-    </w:p>
-    <w:p>
-      <w:pPr>
-        <w:rPr>
-          <w:b/>
-          <w:bCs/>
-          <w:sz w:val="26"/>
-          <w:szCs w:val="26"/>
-        </w:rPr>
-      </w:pPr>
-      <w:r>
-        <w:rPr>
-          <w:b/>
-          <w:bCs/>
-          <w:sz w:val="26"/>
-          <w:szCs w:val="26"/>
-        </w:rPr>
-        <w:t>class ChangeElementsOfHashMap {</w:t>
-      </w:r>
-    </w:p>
-    <w:p>
-      <w:pPr>
-        <w:rPr>
-          <w:b/>
-          <w:bCs/>
-          <w:sz w:val="26"/>
-          <w:szCs w:val="26"/>
-        </w:rPr>
-      </w:pPr>
-      <w:r>
-        <w:rPr>
-          <w:b/>
-          <w:bCs/>
-          <w:sz w:val="26"/>
-          <w:szCs w:val="26"/>
-        </w:rPr>
-        <w:t xml:space="preserve">    public static void main(String args[])</w:t>
+        <w:t xml:space="preserve">import </w:t>
+      </w:r>
+      <w:proofErr w:type="spellStart"/>
+      <w:r>
+        <w:rPr>
+          <w:b/>
+          <w:bCs/>
+          <w:sz w:val="26"/>
+          <w:szCs w:val="26"/>
+        </w:rPr>
+        <w:t>java.util</w:t>
+      </w:r>
+      <w:proofErr w:type="spellEnd"/>
+      <w:r>
+        <w:rPr>
+          <w:b/>
+          <w:bCs/>
+          <w:sz w:val="26"/>
+          <w:szCs w:val="26"/>
+        </w:rPr>
+        <w:t>.*;</w:t>
+      </w:r>
+    </w:p>
+    <w:p>
+      <w:pPr>
+        <w:rPr>
+          <w:b/>
+          <w:bCs/>
+          <w:sz w:val="26"/>
+          <w:szCs w:val="26"/>
+        </w:rPr>
+      </w:pPr>
+      <w:r>
+        <w:rPr>
+          <w:b/>
+          <w:bCs/>
+          <w:sz w:val="26"/>
+          <w:szCs w:val="26"/>
+        </w:rPr>
+        <w:t xml:space="preserve">class </w:t>
+      </w:r>
+      <w:proofErr w:type="spellStart"/>
+      <w:r>
+        <w:rPr>
+          <w:b/>
+          <w:bCs/>
+          <w:sz w:val="26"/>
+          <w:szCs w:val="26"/>
+        </w:rPr>
+        <w:t>ChangeElementsOfHashMap</w:t>
+      </w:r>
+      <w:proofErr w:type="spellEnd"/>
+      <w:r>
+        <w:rPr>
+          <w:b/>
+          <w:bCs/>
+          <w:sz w:val="26"/>
+          <w:szCs w:val="26"/>
+        </w:rPr>
+        <w:t xml:space="preserve"> {</w:t>
+      </w:r>
+    </w:p>
+    <w:p>
+      <w:pPr>
+        <w:rPr>
+          <w:b/>
+          <w:bCs/>
+          <w:sz w:val="26"/>
+          <w:szCs w:val="26"/>
+        </w:rPr>
+      </w:pPr>
+      <w:r>
+        <w:rPr>
+          <w:b/>
+          <w:bCs/>
+          <w:sz w:val="26"/>
+          <w:szCs w:val="26"/>
+        </w:rPr>
+        <w:t xml:space="preserve">    public static void main(String </w:t>
+      </w:r>
+      <w:proofErr w:type="spellStart"/>
+      <w:r>
+        <w:rPr>
+          <w:b/>
+          <w:bCs/>
+          <w:sz w:val="26"/>
+          <w:szCs w:val="26"/>
+        </w:rPr>
+        <w:t>args</w:t>
+      </w:r>
+      <w:proofErr w:type="spellEnd"/>
+      <w:r>
+        <w:rPr>
+          <w:b/>
+          <w:bCs/>
+          <w:sz w:val="26"/>
+          <w:szCs w:val="26"/>
+        </w:rPr>
+        <w:t>[])</w:t>
       </w:r>
     </w:p>
     <w:p>
@@ -9972,45 +11718,105 @@
           <w:sz w:val="26"/>
           <w:szCs w:val="26"/>
         </w:rPr>
-        <w:t xml:space="preserve">        hm.put(1, "Geeks");</w:t>
-      </w:r>
-    </w:p>
-    <w:p>
-      <w:pPr>
-        <w:rPr>
-          <w:b/>
-          <w:bCs/>
-          <w:sz w:val="26"/>
-          <w:szCs w:val="26"/>
-        </w:rPr>
-      </w:pPr>
-      <w:r>
-        <w:rPr>
-          <w:b/>
-          <w:bCs/>
-          <w:sz w:val="26"/>
-          <w:szCs w:val="26"/>
-        </w:rPr>
-        <w:t xml:space="preserve">        hm.put(2, "Geeks");</w:t>
-      </w:r>
-    </w:p>
-    <w:p>
-      <w:pPr>
-        <w:rPr>
-          <w:b/>
-          <w:bCs/>
-          <w:sz w:val="26"/>
-          <w:szCs w:val="26"/>
-        </w:rPr>
-      </w:pPr>
-      <w:r>
-        <w:rPr>
-          <w:b/>
-          <w:bCs/>
-          <w:sz w:val="26"/>
-          <w:szCs w:val="26"/>
-        </w:rPr>
-        <w:t xml:space="preserve">        hm.put(3, "Geeks");</w:t>
+        <w:t xml:space="preserve">        </w:t>
+      </w:r>
+      <w:proofErr w:type="spellStart"/>
+      <w:r>
+        <w:rPr>
+          <w:b/>
+          <w:bCs/>
+          <w:sz w:val="26"/>
+          <w:szCs w:val="26"/>
+        </w:rPr>
+        <w:t>hm.put</w:t>
+      </w:r>
+      <w:proofErr w:type="spellEnd"/>
+      <w:r>
+        <w:rPr>
+          <w:b/>
+          <w:bCs/>
+          <w:sz w:val="26"/>
+          <w:szCs w:val="26"/>
+        </w:rPr>
+        <w:t>(1, "Geeks");</w:t>
+      </w:r>
+    </w:p>
+    <w:p>
+      <w:pPr>
+        <w:rPr>
+          <w:b/>
+          <w:bCs/>
+          <w:sz w:val="26"/>
+          <w:szCs w:val="26"/>
+        </w:rPr>
+      </w:pPr>
+      <w:r>
+        <w:rPr>
+          <w:b/>
+          <w:bCs/>
+          <w:sz w:val="26"/>
+          <w:szCs w:val="26"/>
+        </w:rPr>
+        <w:t xml:space="preserve">        </w:t>
+      </w:r>
+      <w:proofErr w:type="spellStart"/>
+      <w:r>
+        <w:rPr>
+          <w:b/>
+          <w:bCs/>
+          <w:sz w:val="26"/>
+          <w:szCs w:val="26"/>
+        </w:rPr>
+        <w:t>hm.put</w:t>
+      </w:r>
+      <w:proofErr w:type="spellEnd"/>
+      <w:r>
+        <w:rPr>
+          <w:b/>
+          <w:bCs/>
+          <w:sz w:val="26"/>
+          <w:szCs w:val="26"/>
+        </w:rPr>
+        <w:t>(2, "Geeks");</w:t>
+      </w:r>
+    </w:p>
+    <w:p>
+      <w:pPr>
+        <w:rPr>
+          <w:b/>
+          <w:bCs/>
+          <w:sz w:val="26"/>
+          <w:szCs w:val="26"/>
+        </w:rPr>
+      </w:pPr>
+      <w:r>
+        <w:rPr>
+          <w:b/>
+          <w:bCs/>
+          <w:sz w:val="26"/>
+          <w:szCs w:val="26"/>
+        </w:rPr>
+        <w:t xml:space="preserve">        </w:t>
+      </w:r>
+      <w:proofErr w:type="spellStart"/>
+      <w:r>
+        <w:rPr>
+          <w:b/>
+          <w:bCs/>
+          <w:sz w:val="26"/>
+          <w:szCs w:val="26"/>
+        </w:rPr>
+        <w:t>hm.put</w:t>
+      </w:r>
+      <w:proofErr w:type="spellEnd"/>
+      <w:r>
+        <w:rPr>
+          <w:b/>
+          <w:bCs/>
+          <w:sz w:val="26"/>
+          <w:szCs w:val="26"/>
+        </w:rPr>
+        <w:t>(3, "Geeks");</w:t>
       </w:r>
     </w:p>
     <w:p>
@@ -10040,65 +11846,125 @@
           <w:szCs w:val="26"/>
         </w:rPr>
         <w:lastRenderedPageBreak/>
-        <w:t xml:space="preserve">        System.out.println("Initial Map " + hm);</w:t>
-      </w:r>
-    </w:p>
-    <w:p>
-      <w:pPr>
-        <w:rPr>
-          <w:b/>
-          <w:bCs/>
-          <w:sz w:val="26"/>
-          <w:szCs w:val="26"/>
-        </w:rPr>
-      </w:pPr>
-    </w:p>
-    <w:p>
-      <w:pPr>
-        <w:rPr>
-          <w:b/>
-          <w:bCs/>
-          <w:sz w:val="26"/>
-          <w:szCs w:val="26"/>
-        </w:rPr>
-      </w:pPr>
-      <w:r>
-        <w:rPr>
-          <w:b/>
-          <w:bCs/>
-          <w:sz w:val="26"/>
-          <w:szCs w:val="26"/>
-        </w:rPr>
-        <w:t xml:space="preserve">        hm.put(2, "For");</w:t>
-      </w:r>
-    </w:p>
-    <w:p>
-      <w:pPr>
-        <w:rPr>
-          <w:b/>
-          <w:bCs/>
-          <w:sz w:val="26"/>
-          <w:szCs w:val="26"/>
-        </w:rPr>
-      </w:pPr>
-    </w:p>
-    <w:p>
-      <w:pPr>
-        <w:rPr>
-          <w:b/>
-          <w:bCs/>
-          <w:sz w:val="26"/>
-          <w:szCs w:val="26"/>
-        </w:rPr>
-      </w:pPr>
-      <w:r>
-        <w:rPr>
-          <w:b/>
-          <w:bCs/>
-          <w:sz w:val="26"/>
-          <w:szCs w:val="26"/>
-        </w:rPr>
-        <w:t xml:space="preserve">        System.out.println("Updated Map " + hm);</w:t>
+        <w:t xml:space="preserve">        </w:t>
+      </w:r>
+      <w:proofErr w:type="spellStart"/>
+      <w:r>
+        <w:rPr>
+          <w:b/>
+          <w:bCs/>
+          <w:sz w:val="26"/>
+          <w:szCs w:val="26"/>
+        </w:rPr>
+        <w:t>System.out.println</w:t>
+      </w:r>
+      <w:proofErr w:type="spellEnd"/>
+      <w:r>
+        <w:rPr>
+          <w:b/>
+          <w:bCs/>
+          <w:sz w:val="26"/>
+          <w:szCs w:val="26"/>
+        </w:rPr>
+        <w:t>("Initial Map " + hm);</w:t>
+      </w:r>
+    </w:p>
+    <w:p>
+      <w:pPr>
+        <w:rPr>
+          <w:b/>
+          <w:bCs/>
+          <w:sz w:val="26"/>
+          <w:szCs w:val="26"/>
+        </w:rPr>
+      </w:pPr>
+    </w:p>
+    <w:p>
+      <w:pPr>
+        <w:rPr>
+          <w:b/>
+          <w:bCs/>
+          <w:sz w:val="26"/>
+          <w:szCs w:val="26"/>
+        </w:rPr>
+      </w:pPr>
+      <w:r>
+        <w:rPr>
+          <w:b/>
+          <w:bCs/>
+          <w:sz w:val="26"/>
+          <w:szCs w:val="26"/>
+        </w:rPr>
+        <w:t xml:space="preserve">        </w:t>
+      </w:r>
+      <w:proofErr w:type="spellStart"/>
+      <w:r>
+        <w:rPr>
+          <w:b/>
+          <w:bCs/>
+          <w:sz w:val="26"/>
+          <w:szCs w:val="26"/>
+        </w:rPr>
+        <w:t>hm.put</w:t>
+      </w:r>
+      <w:proofErr w:type="spellEnd"/>
+      <w:r>
+        <w:rPr>
+          <w:b/>
+          <w:bCs/>
+          <w:sz w:val="26"/>
+          <w:szCs w:val="26"/>
+        </w:rPr>
+        <w:t>(2, "For");</w:t>
+      </w:r>
+    </w:p>
+    <w:p>
+      <w:pPr>
+        <w:rPr>
+          <w:b/>
+          <w:bCs/>
+          <w:sz w:val="26"/>
+          <w:szCs w:val="26"/>
+        </w:rPr>
+      </w:pPr>
+    </w:p>
+    <w:p>
+      <w:pPr>
+        <w:rPr>
+          <w:b/>
+          <w:bCs/>
+          <w:sz w:val="26"/>
+          <w:szCs w:val="26"/>
+        </w:rPr>
+      </w:pPr>
+      <w:r>
+        <w:rPr>
+          <w:b/>
+          <w:bCs/>
+          <w:sz w:val="26"/>
+          <w:szCs w:val="26"/>
+        </w:rPr>
+        <w:t xml:space="preserve">        </w:t>
+      </w:r>
+      <w:proofErr w:type="spellStart"/>
+      <w:r>
+        <w:rPr>
+          <w:b/>
+          <w:bCs/>
+          <w:sz w:val="26"/>
+          <w:szCs w:val="26"/>
+        </w:rPr>
+        <w:t>System.out.println</w:t>
+      </w:r>
+      <w:proofErr w:type="spellEnd"/>
+      <w:r>
+        <w:rPr>
+          <w:b/>
+          <w:bCs/>
+          <w:sz w:val="26"/>
+          <w:szCs w:val="26"/>
+        </w:rPr>
+        <w:t>("Updated Map " + hm);</w:t>
       </w:r>
     </w:p>
     <w:p>
@@ -10218,45 +12084,105 @@
           <w:sz w:val="26"/>
           <w:szCs w:val="26"/>
         </w:rPr>
-        <w:t>import java.util.*;</w:t>
-      </w:r>
-    </w:p>
-    <w:p>
-      <w:pPr>
-        <w:rPr>
-          <w:b/>
-          <w:bCs/>
-          <w:sz w:val="26"/>
-          <w:szCs w:val="26"/>
-        </w:rPr>
-      </w:pPr>
-      <w:r>
-        <w:rPr>
-          <w:b/>
-          <w:bCs/>
-          <w:sz w:val="26"/>
-          <w:szCs w:val="26"/>
-        </w:rPr>
-        <w:t>class RemoveElementsOfHashMap{</w:t>
-      </w:r>
-    </w:p>
-    <w:p>
-      <w:pPr>
-        <w:rPr>
-          <w:b/>
-          <w:bCs/>
-          <w:sz w:val="26"/>
-          <w:szCs w:val="26"/>
-        </w:rPr>
-      </w:pPr>
-      <w:r>
-        <w:rPr>
-          <w:b/>
-          <w:bCs/>
-          <w:sz w:val="26"/>
-          <w:szCs w:val="26"/>
-        </w:rPr>
-        <w:t xml:space="preserve">    public static void main(String args[])</w:t>
+        <w:t xml:space="preserve">import </w:t>
+      </w:r>
+      <w:proofErr w:type="spellStart"/>
+      <w:r>
+        <w:rPr>
+          <w:b/>
+          <w:bCs/>
+          <w:sz w:val="26"/>
+          <w:szCs w:val="26"/>
+        </w:rPr>
+        <w:t>java.util</w:t>
+      </w:r>
+      <w:proofErr w:type="spellEnd"/>
+      <w:r>
+        <w:rPr>
+          <w:b/>
+          <w:bCs/>
+          <w:sz w:val="26"/>
+          <w:szCs w:val="26"/>
+        </w:rPr>
+        <w:t>.*;</w:t>
+      </w:r>
+    </w:p>
+    <w:p>
+      <w:pPr>
+        <w:rPr>
+          <w:b/>
+          <w:bCs/>
+          <w:sz w:val="26"/>
+          <w:szCs w:val="26"/>
+        </w:rPr>
+      </w:pPr>
+      <w:r>
+        <w:rPr>
+          <w:b/>
+          <w:bCs/>
+          <w:sz w:val="26"/>
+          <w:szCs w:val="26"/>
+        </w:rPr>
+        <w:t xml:space="preserve">class </w:t>
+      </w:r>
+      <w:proofErr w:type="spellStart"/>
+      <w:r>
+        <w:rPr>
+          <w:b/>
+          <w:bCs/>
+          <w:sz w:val="26"/>
+          <w:szCs w:val="26"/>
+        </w:rPr>
+        <w:t>RemoveElementsOfHashMap</w:t>
+      </w:r>
+      <w:proofErr w:type="spellEnd"/>
+      <w:r>
+        <w:rPr>
+          <w:b/>
+          <w:bCs/>
+          <w:sz w:val="26"/>
+          <w:szCs w:val="26"/>
+        </w:rPr>
+        <w:t>{</w:t>
+      </w:r>
+    </w:p>
+    <w:p>
+      <w:pPr>
+        <w:rPr>
+          <w:b/>
+          <w:bCs/>
+          <w:sz w:val="26"/>
+          <w:szCs w:val="26"/>
+        </w:rPr>
+      </w:pPr>
+      <w:r>
+        <w:rPr>
+          <w:b/>
+          <w:bCs/>
+          <w:sz w:val="26"/>
+          <w:szCs w:val="26"/>
+        </w:rPr>
+        <w:t xml:space="preserve">    public static void main(String </w:t>
+      </w:r>
+      <w:proofErr w:type="spellStart"/>
+      <w:r>
+        <w:rPr>
+          <w:b/>
+          <w:bCs/>
+          <w:sz w:val="26"/>
+          <w:szCs w:val="26"/>
+        </w:rPr>
+        <w:t>args</w:t>
+      </w:r>
+      <w:proofErr w:type="spellEnd"/>
+      <w:r>
+        <w:rPr>
+          <w:b/>
+          <w:bCs/>
+          <w:sz w:val="26"/>
+          <w:szCs w:val="26"/>
+        </w:rPr>
+        <w:t>[])</w:t>
       </w:r>
     </w:p>
     <w:p>
@@ -10389,64 +12315,144 @@
           <w:sz w:val="26"/>
           <w:szCs w:val="26"/>
         </w:rPr>
-        <w:t xml:space="preserve">        hm.put(1, "Geeks");</w:t>
-      </w:r>
-    </w:p>
-    <w:p>
-      <w:pPr>
-        <w:rPr>
-          <w:b/>
-          <w:bCs/>
-          <w:sz w:val="26"/>
-          <w:szCs w:val="26"/>
-        </w:rPr>
-      </w:pPr>
-      <w:r>
-        <w:rPr>
-          <w:b/>
-          <w:bCs/>
-          <w:sz w:val="26"/>
-          <w:szCs w:val="26"/>
-        </w:rPr>
-        <w:t xml:space="preserve">        hm.put(2, "For");</w:t>
-      </w:r>
-    </w:p>
-    <w:p>
-      <w:pPr>
-        <w:rPr>
-          <w:b/>
-          <w:bCs/>
-          <w:sz w:val="26"/>
-          <w:szCs w:val="26"/>
-        </w:rPr>
-      </w:pPr>
-      <w:r>
-        <w:rPr>
-          <w:b/>
-          <w:bCs/>
-          <w:sz w:val="26"/>
-          <w:szCs w:val="26"/>
-        </w:rPr>
-        <w:t xml:space="preserve">        hm.put(3, "Geeks");</w:t>
-      </w:r>
-    </w:p>
-    <w:p>
-      <w:pPr>
-        <w:rPr>
-          <w:b/>
-          <w:bCs/>
-          <w:sz w:val="26"/>
-          <w:szCs w:val="26"/>
-        </w:rPr>
-      </w:pPr>
-      <w:r>
-        <w:rPr>
-          <w:b/>
-          <w:bCs/>
-          <w:sz w:val="26"/>
-          <w:szCs w:val="26"/>
-        </w:rPr>
-        <w:t xml:space="preserve">        hm.put(4, "For");</w:t>
+        <w:t xml:space="preserve">        </w:t>
+      </w:r>
+      <w:proofErr w:type="spellStart"/>
+      <w:r>
+        <w:rPr>
+          <w:b/>
+          <w:bCs/>
+          <w:sz w:val="26"/>
+          <w:szCs w:val="26"/>
+        </w:rPr>
+        <w:t>hm.put</w:t>
+      </w:r>
+      <w:proofErr w:type="spellEnd"/>
+      <w:r>
+        <w:rPr>
+          <w:b/>
+          <w:bCs/>
+          <w:sz w:val="26"/>
+          <w:szCs w:val="26"/>
+        </w:rPr>
+        <w:t>(1, "Geeks");</w:t>
+      </w:r>
+    </w:p>
+    <w:p>
+      <w:pPr>
+        <w:rPr>
+          <w:b/>
+          <w:bCs/>
+          <w:sz w:val="26"/>
+          <w:szCs w:val="26"/>
+        </w:rPr>
+      </w:pPr>
+      <w:r>
+        <w:rPr>
+          <w:b/>
+          <w:bCs/>
+          <w:sz w:val="26"/>
+          <w:szCs w:val="26"/>
+        </w:rPr>
+        <w:t xml:space="preserve">        </w:t>
+      </w:r>
+      <w:proofErr w:type="spellStart"/>
+      <w:r>
+        <w:rPr>
+          <w:b/>
+          <w:bCs/>
+          <w:sz w:val="26"/>
+          <w:szCs w:val="26"/>
+        </w:rPr>
+        <w:t>hm.put</w:t>
+      </w:r>
+      <w:proofErr w:type="spellEnd"/>
+      <w:r>
+        <w:rPr>
+          <w:b/>
+          <w:bCs/>
+          <w:sz w:val="26"/>
+          <w:szCs w:val="26"/>
+        </w:rPr>
+        <w:t>(2, "For");</w:t>
+      </w:r>
+    </w:p>
+    <w:p>
+      <w:pPr>
+        <w:rPr>
+          <w:b/>
+          <w:bCs/>
+          <w:sz w:val="26"/>
+          <w:szCs w:val="26"/>
+        </w:rPr>
+      </w:pPr>
+      <w:r>
+        <w:rPr>
+          <w:b/>
+          <w:bCs/>
+          <w:sz w:val="26"/>
+          <w:szCs w:val="26"/>
+        </w:rPr>
+        <w:t xml:space="preserve">        </w:t>
+      </w:r>
+      <w:proofErr w:type="spellStart"/>
+      <w:r>
+        <w:rPr>
+          <w:b/>
+          <w:bCs/>
+          <w:sz w:val="26"/>
+          <w:szCs w:val="26"/>
+        </w:rPr>
+        <w:t>hm.put</w:t>
+      </w:r>
+      <w:proofErr w:type="spellEnd"/>
+      <w:r>
+        <w:rPr>
+          <w:b/>
+          <w:bCs/>
+          <w:sz w:val="26"/>
+          <w:szCs w:val="26"/>
+        </w:rPr>
+        <w:t>(3, "Geeks");</w:t>
+      </w:r>
+    </w:p>
+    <w:p>
+      <w:pPr>
+        <w:rPr>
+          <w:b/>
+          <w:bCs/>
+          <w:sz w:val="26"/>
+          <w:szCs w:val="26"/>
+        </w:rPr>
+      </w:pPr>
+      <w:r>
+        <w:rPr>
+          <w:b/>
+          <w:bCs/>
+          <w:sz w:val="26"/>
+          <w:szCs w:val="26"/>
+        </w:rPr>
+        <w:t xml:space="preserve">        </w:t>
+      </w:r>
+      <w:proofErr w:type="spellStart"/>
+      <w:r>
+        <w:rPr>
+          <w:b/>
+          <w:bCs/>
+          <w:sz w:val="26"/>
+          <w:szCs w:val="26"/>
+        </w:rPr>
+        <w:t>hm.put</w:t>
+      </w:r>
+      <w:proofErr w:type="spellEnd"/>
+      <w:r>
+        <w:rPr>
+          <w:b/>
+          <w:bCs/>
+          <w:sz w:val="26"/>
+          <w:szCs w:val="26"/>
+        </w:rPr>
+        <w:t>(4, "For");</w:t>
       </w:r>
     </w:p>
     <w:p>
@@ -10504,7 +12510,27 @@
           <w:szCs w:val="26"/>
         </w:rPr>
         <w:lastRenderedPageBreak/>
-        <w:t xml:space="preserve">        System.out.println("Mappings of HashMap are : "</w:t>
+        <w:t xml:space="preserve">        </w:t>
+      </w:r>
+      <w:proofErr w:type="spellStart"/>
+      <w:r>
+        <w:rPr>
+          <w:b/>
+          <w:bCs/>
+          <w:sz w:val="26"/>
+          <w:szCs w:val="26"/>
+        </w:rPr>
+        <w:t>System.out.println</w:t>
+      </w:r>
+      <w:proofErr w:type="spellEnd"/>
+      <w:r>
+        <w:rPr>
+          <w:b/>
+          <w:bCs/>
+          <w:sz w:val="26"/>
+          <w:szCs w:val="26"/>
+        </w:rPr>
+        <w:t>("Mappings of HashMap are : "</w:t>
       </w:r>
     </w:p>
     <w:p>
@@ -10599,7 +12625,27 @@
           <w:sz w:val="26"/>
           <w:szCs w:val="26"/>
         </w:rPr>
-        <w:t xml:space="preserve">        hm.remove(4);</w:t>
+        <w:t xml:space="preserve">        </w:t>
+      </w:r>
+      <w:proofErr w:type="spellStart"/>
+      <w:r>
+        <w:rPr>
+          <w:b/>
+          <w:bCs/>
+          <w:sz w:val="26"/>
+          <w:szCs w:val="26"/>
+        </w:rPr>
+        <w:t>hm.remove</w:t>
+      </w:r>
+      <w:proofErr w:type="spellEnd"/>
+      <w:r>
+        <w:rPr>
+          <w:b/>
+          <w:bCs/>
+          <w:sz w:val="26"/>
+          <w:szCs w:val="26"/>
+        </w:rPr>
+        <w:t>(4);</w:t>
       </w:r>
     </w:p>
     <w:p>
@@ -10656,7 +12702,27 @@
           <w:sz w:val="26"/>
           <w:szCs w:val="26"/>
         </w:rPr>
-        <w:t xml:space="preserve">        System.out.println("Mappings after removal are : "</w:t>
+        <w:t xml:space="preserve">        </w:t>
+      </w:r>
+      <w:proofErr w:type="spellStart"/>
+      <w:r>
+        <w:rPr>
+          <w:b/>
+          <w:bCs/>
+          <w:sz w:val="26"/>
+          <w:szCs w:val="26"/>
+        </w:rPr>
+        <w:t>System.out.println</w:t>
+      </w:r>
+      <w:proofErr w:type="spellEnd"/>
+      <w:r>
+        <w:rPr>
+          <w:b/>
+          <w:bCs/>
+          <w:sz w:val="26"/>
+          <w:szCs w:val="26"/>
+        </w:rPr>
+        <w:t>("Mappings after removal are : "</w:t>
       </w:r>
     </w:p>
     <w:p>
@@ -10809,45 +12875,101 @@
           <w:sz w:val="26"/>
           <w:szCs w:val="26"/>
         </w:rPr>
-        <w:t>We can use an Iterator with Map.Entry&lt;?, ?&gt; to traverse a HashMap and print its entries using the next() method.</w:t>
-      </w:r>
-    </w:p>
-    <w:p>
-      <w:pPr>
-        <w:rPr>
-          <w:b/>
-          <w:bCs/>
-          <w:sz w:val="26"/>
-          <w:szCs w:val="26"/>
-        </w:rPr>
-      </w:pPr>
-      <w:r>
-        <w:rPr>
-          <w:b/>
-          <w:bCs/>
-          <w:sz w:val="26"/>
-          <w:szCs w:val="26"/>
-        </w:rPr>
-        <w:t>import java.util.HashMap;</w:t>
-      </w:r>
-    </w:p>
-    <w:p>
-      <w:pPr>
-        <w:rPr>
-          <w:b/>
-          <w:bCs/>
-          <w:sz w:val="26"/>
-          <w:szCs w:val="26"/>
-        </w:rPr>
-      </w:pPr>
-      <w:r>
-        <w:rPr>
-          <w:b/>
-          <w:bCs/>
-          <w:sz w:val="26"/>
-          <w:szCs w:val="26"/>
-        </w:rPr>
-        <w:t>import java.util.Map;</w:t>
+        <w:t xml:space="preserve">We can use an Iterator with </w:t>
+      </w:r>
+      <w:proofErr w:type="spellStart"/>
+      <w:r>
+        <w:rPr>
+          <w:sz w:val="26"/>
+          <w:szCs w:val="26"/>
+        </w:rPr>
+        <w:t>Map.Entry</w:t>
+      </w:r>
+      <w:proofErr w:type="spellEnd"/>
+      <w:r>
+        <w:rPr>
+          <w:sz w:val="26"/>
+          <w:szCs w:val="26"/>
+        </w:rPr>
+        <w:t>&lt;?, ?&gt; to traverse a HashMap and print its entries using the next() method.</w:t>
+      </w:r>
+    </w:p>
+    <w:p>
+      <w:pPr>
+        <w:rPr>
+          <w:b/>
+          <w:bCs/>
+          <w:sz w:val="26"/>
+          <w:szCs w:val="26"/>
+        </w:rPr>
+      </w:pPr>
+      <w:r>
+        <w:rPr>
+          <w:b/>
+          <w:bCs/>
+          <w:sz w:val="26"/>
+          <w:szCs w:val="26"/>
+        </w:rPr>
+        <w:t xml:space="preserve">import </w:t>
+      </w:r>
+      <w:proofErr w:type="spellStart"/>
+      <w:r>
+        <w:rPr>
+          <w:b/>
+          <w:bCs/>
+          <w:sz w:val="26"/>
+          <w:szCs w:val="26"/>
+        </w:rPr>
+        <w:t>java.util.HashMap</w:t>
+      </w:r>
+      <w:proofErr w:type="spellEnd"/>
+      <w:r>
+        <w:rPr>
+          <w:b/>
+          <w:bCs/>
+          <w:sz w:val="26"/>
+          <w:szCs w:val="26"/>
+        </w:rPr>
+        <w:t>;</w:t>
+      </w:r>
+    </w:p>
+    <w:p>
+      <w:pPr>
+        <w:rPr>
+          <w:b/>
+          <w:bCs/>
+          <w:sz w:val="26"/>
+          <w:szCs w:val="26"/>
+        </w:rPr>
+      </w:pPr>
+      <w:r>
+        <w:rPr>
+          <w:b/>
+          <w:bCs/>
+          <w:sz w:val="26"/>
+          <w:szCs w:val="26"/>
+        </w:rPr>
+        <w:t xml:space="preserve">import </w:t>
+      </w:r>
+      <w:proofErr w:type="spellStart"/>
+      <w:r>
+        <w:rPr>
+          <w:b/>
+          <w:bCs/>
+          <w:sz w:val="26"/>
+          <w:szCs w:val="26"/>
+        </w:rPr>
+        <w:t>java.util.Map</w:t>
+      </w:r>
+      <w:proofErr w:type="spellEnd"/>
+      <w:r>
+        <w:rPr>
+          <w:b/>
+          <w:bCs/>
+          <w:sz w:val="26"/>
+          <w:szCs w:val="26"/>
+        </w:rPr>
+        <w:t>;</w:t>
       </w:r>
     </w:p>
     <w:p>
@@ -10885,26 +13007,66 @@
           <w:sz w:val="26"/>
           <w:szCs w:val="26"/>
         </w:rPr>
-        <w:t>public class TraversalTheHashMap {</w:t>
-      </w:r>
-    </w:p>
-    <w:p>
-      <w:pPr>
-        <w:rPr>
-          <w:b/>
-          <w:bCs/>
-          <w:sz w:val="26"/>
-          <w:szCs w:val="26"/>
-        </w:rPr>
-      </w:pPr>
-      <w:r>
-        <w:rPr>
-          <w:b/>
-          <w:bCs/>
-          <w:sz w:val="26"/>
-          <w:szCs w:val="26"/>
-        </w:rPr>
-        <w:t xml:space="preserve">    public static void main(String[] args)</w:t>
+        <w:t xml:space="preserve">public class </w:t>
+      </w:r>
+      <w:proofErr w:type="spellStart"/>
+      <w:r>
+        <w:rPr>
+          <w:b/>
+          <w:bCs/>
+          <w:sz w:val="26"/>
+          <w:szCs w:val="26"/>
+        </w:rPr>
+        <w:t>TraversalTheHashMap</w:t>
+      </w:r>
+      <w:proofErr w:type="spellEnd"/>
+      <w:r>
+        <w:rPr>
+          <w:b/>
+          <w:bCs/>
+          <w:sz w:val="26"/>
+          <w:szCs w:val="26"/>
+        </w:rPr>
+        <w:t xml:space="preserve"> {</w:t>
+      </w:r>
+    </w:p>
+    <w:p>
+      <w:pPr>
+        <w:rPr>
+          <w:b/>
+          <w:bCs/>
+          <w:sz w:val="26"/>
+          <w:szCs w:val="26"/>
+        </w:rPr>
+      </w:pPr>
+      <w:r>
+        <w:rPr>
+          <w:b/>
+          <w:bCs/>
+          <w:sz w:val="26"/>
+          <w:szCs w:val="26"/>
+        </w:rPr>
+        <w:t xml:space="preserve">    public static void main(String[] </w:t>
+      </w:r>
+      <w:proofErr w:type="spellStart"/>
+      <w:r>
+        <w:rPr>
+          <w:b/>
+          <w:bCs/>
+          <w:sz w:val="26"/>
+          <w:szCs w:val="26"/>
+        </w:rPr>
+        <w:t>args</w:t>
+      </w:r>
+      <w:proofErr w:type="spellEnd"/>
+      <w:r>
+        <w:rPr>
+          <w:b/>
+          <w:bCs/>
+          <w:sz w:val="26"/>
+          <w:szCs w:val="26"/>
+        </w:rPr>
+        <w:t>)</w:t>
       </w:r>
     </w:p>
     <w:p>
@@ -11019,45 +13181,165 @@
           <w:sz w:val="26"/>
           <w:szCs w:val="26"/>
         </w:rPr>
-        <w:t xml:space="preserve">        map.put("vishal", 10);</w:t>
-      </w:r>
-    </w:p>
-    <w:p>
-      <w:pPr>
-        <w:rPr>
-          <w:b/>
-          <w:bCs/>
-          <w:sz w:val="26"/>
-          <w:szCs w:val="26"/>
-        </w:rPr>
-      </w:pPr>
-      <w:r>
-        <w:rPr>
-          <w:b/>
-          <w:bCs/>
-          <w:sz w:val="26"/>
-          <w:szCs w:val="26"/>
-        </w:rPr>
-        <w:t xml:space="preserve">        map.put("sachin", 30);</w:t>
-      </w:r>
-    </w:p>
-    <w:p>
-      <w:pPr>
-        <w:rPr>
-          <w:b/>
-          <w:bCs/>
-          <w:sz w:val="26"/>
-          <w:szCs w:val="26"/>
-        </w:rPr>
-      </w:pPr>
-      <w:r>
-        <w:rPr>
-          <w:b/>
-          <w:bCs/>
-          <w:sz w:val="26"/>
-          <w:szCs w:val="26"/>
-        </w:rPr>
-        <w:t xml:space="preserve">        map.put("vaibhav", 20);</w:t>
+        <w:t xml:space="preserve">        </w:t>
+      </w:r>
+      <w:proofErr w:type="spellStart"/>
+      <w:r>
+        <w:rPr>
+          <w:b/>
+          <w:bCs/>
+          <w:sz w:val="26"/>
+          <w:szCs w:val="26"/>
+        </w:rPr>
+        <w:t>map.put</w:t>
+      </w:r>
+      <w:proofErr w:type="spellEnd"/>
+      <w:r>
+        <w:rPr>
+          <w:b/>
+          <w:bCs/>
+          <w:sz w:val="26"/>
+          <w:szCs w:val="26"/>
+        </w:rPr>
+        <w:t>("</w:t>
+      </w:r>
+      <w:proofErr w:type="spellStart"/>
+      <w:r>
+        <w:rPr>
+          <w:b/>
+          <w:bCs/>
+          <w:sz w:val="26"/>
+          <w:szCs w:val="26"/>
+        </w:rPr>
+        <w:t>vishal</w:t>
+      </w:r>
+      <w:proofErr w:type="spellEnd"/>
+      <w:r>
+        <w:rPr>
+          <w:b/>
+          <w:bCs/>
+          <w:sz w:val="26"/>
+          <w:szCs w:val="26"/>
+        </w:rPr>
+        <w:t>", 10);</w:t>
+      </w:r>
+    </w:p>
+    <w:p>
+      <w:pPr>
+        <w:rPr>
+          <w:b/>
+          <w:bCs/>
+          <w:sz w:val="26"/>
+          <w:szCs w:val="26"/>
+        </w:rPr>
+      </w:pPr>
+      <w:r>
+        <w:rPr>
+          <w:b/>
+          <w:bCs/>
+          <w:sz w:val="26"/>
+          <w:szCs w:val="26"/>
+        </w:rPr>
+        <w:t xml:space="preserve">        </w:t>
+      </w:r>
+      <w:proofErr w:type="spellStart"/>
+      <w:r>
+        <w:rPr>
+          <w:b/>
+          <w:bCs/>
+          <w:sz w:val="26"/>
+          <w:szCs w:val="26"/>
+        </w:rPr>
+        <w:t>map.put</w:t>
+      </w:r>
+      <w:proofErr w:type="spellEnd"/>
+      <w:r>
+        <w:rPr>
+          <w:b/>
+          <w:bCs/>
+          <w:sz w:val="26"/>
+          <w:szCs w:val="26"/>
+        </w:rPr>
+        <w:t>("</w:t>
+      </w:r>
+      <w:proofErr w:type="spellStart"/>
+      <w:r>
+        <w:rPr>
+          <w:b/>
+          <w:bCs/>
+          <w:sz w:val="26"/>
+          <w:szCs w:val="26"/>
+        </w:rPr>
+        <w:t>sachin</w:t>
+      </w:r>
+      <w:proofErr w:type="spellEnd"/>
+      <w:r>
+        <w:rPr>
+          <w:b/>
+          <w:bCs/>
+          <w:sz w:val="26"/>
+          <w:szCs w:val="26"/>
+        </w:rPr>
+        <w:t>", 30);</w:t>
+      </w:r>
+    </w:p>
+    <w:p>
+      <w:pPr>
+        <w:rPr>
+          <w:b/>
+          <w:bCs/>
+          <w:sz w:val="26"/>
+          <w:szCs w:val="26"/>
+        </w:rPr>
+      </w:pPr>
+      <w:r>
+        <w:rPr>
+          <w:b/>
+          <w:bCs/>
+          <w:sz w:val="26"/>
+          <w:szCs w:val="26"/>
+        </w:rPr>
+        <w:t xml:space="preserve">        </w:t>
+      </w:r>
+      <w:proofErr w:type="spellStart"/>
+      <w:r>
+        <w:rPr>
+          <w:b/>
+          <w:bCs/>
+          <w:sz w:val="26"/>
+          <w:szCs w:val="26"/>
+        </w:rPr>
+        <w:t>map.put</w:t>
+      </w:r>
+      <w:proofErr w:type="spellEnd"/>
+      <w:r>
+        <w:rPr>
+          <w:b/>
+          <w:bCs/>
+          <w:sz w:val="26"/>
+          <w:szCs w:val="26"/>
+        </w:rPr>
+        <w:t>("</w:t>
+      </w:r>
+      <w:proofErr w:type="spellStart"/>
+      <w:r>
+        <w:rPr>
+          <w:b/>
+          <w:bCs/>
+          <w:sz w:val="26"/>
+          <w:szCs w:val="26"/>
+        </w:rPr>
+        <w:t>vaibhav</w:t>
+      </w:r>
+      <w:proofErr w:type="spellEnd"/>
+      <w:r>
+        <w:rPr>
+          <w:b/>
+          <w:bCs/>
+          <w:sz w:val="26"/>
+          <w:szCs w:val="26"/>
+        </w:rPr>
+        <w:t>", 20);</w:t>
       </w:r>
     </w:p>
     <w:p>
@@ -11114,45 +13396,145 @@
           <w:sz w:val="26"/>
           <w:szCs w:val="26"/>
         </w:rPr>
-        <w:t xml:space="preserve">        for (Map.Entry&lt;String, Integer&gt; e : map.entrySet())</w:t>
-      </w:r>
-    </w:p>
-    <w:p>
-      <w:pPr>
-        <w:rPr>
-          <w:b/>
-          <w:bCs/>
-          <w:sz w:val="26"/>
-          <w:szCs w:val="26"/>
-        </w:rPr>
-      </w:pPr>
-      <w:r>
-        <w:rPr>
-          <w:b/>
-          <w:bCs/>
-          <w:sz w:val="26"/>
-          <w:szCs w:val="26"/>
-        </w:rPr>
-        <w:t xml:space="preserve">            System.out.println("Key: " + e.getKey()</w:t>
-      </w:r>
-    </w:p>
-    <w:p>
-      <w:pPr>
-        <w:rPr>
-          <w:b/>
-          <w:bCs/>
-          <w:sz w:val="26"/>
-          <w:szCs w:val="26"/>
-        </w:rPr>
-      </w:pPr>
-      <w:r>
-        <w:rPr>
-          <w:b/>
-          <w:bCs/>
-          <w:sz w:val="26"/>
-          <w:szCs w:val="26"/>
-        </w:rPr>
-        <w:t xml:space="preserve">                               + " Value: " + e.getValue());</w:t>
+        <w:t xml:space="preserve">        for (</w:t>
+      </w:r>
+      <w:proofErr w:type="spellStart"/>
+      <w:r>
+        <w:rPr>
+          <w:b/>
+          <w:bCs/>
+          <w:sz w:val="26"/>
+          <w:szCs w:val="26"/>
+        </w:rPr>
+        <w:t>Map.Entry</w:t>
+      </w:r>
+      <w:proofErr w:type="spellEnd"/>
+      <w:r>
+        <w:rPr>
+          <w:b/>
+          <w:bCs/>
+          <w:sz w:val="26"/>
+          <w:szCs w:val="26"/>
+        </w:rPr>
+        <w:t xml:space="preserve">&lt;String, Integer&gt; e : </w:t>
+      </w:r>
+      <w:proofErr w:type="spellStart"/>
+      <w:r>
+        <w:rPr>
+          <w:b/>
+          <w:bCs/>
+          <w:sz w:val="26"/>
+          <w:szCs w:val="26"/>
+        </w:rPr>
+        <w:t>map.entrySet</w:t>
+      </w:r>
+      <w:proofErr w:type="spellEnd"/>
+      <w:r>
+        <w:rPr>
+          <w:b/>
+          <w:bCs/>
+          <w:sz w:val="26"/>
+          <w:szCs w:val="26"/>
+        </w:rPr>
+        <w:t>())</w:t>
+      </w:r>
+    </w:p>
+    <w:p>
+      <w:pPr>
+        <w:rPr>
+          <w:b/>
+          <w:bCs/>
+          <w:sz w:val="26"/>
+          <w:szCs w:val="26"/>
+        </w:rPr>
+      </w:pPr>
+      <w:r>
+        <w:rPr>
+          <w:b/>
+          <w:bCs/>
+          <w:sz w:val="26"/>
+          <w:szCs w:val="26"/>
+        </w:rPr>
+        <w:t xml:space="preserve">            </w:t>
+      </w:r>
+      <w:proofErr w:type="spellStart"/>
+      <w:r>
+        <w:rPr>
+          <w:b/>
+          <w:bCs/>
+          <w:sz w:val="26"/>
+          <w:szCs w:val="26"/>
+        </w:rPr>
+        <w:t>System.out.println</w:t>
+      </w:r>
+      <w:proofErr w:type="spellEnd"/>
+      <w:r>
+        <w:rPr>
+          <w:b/>
+          <w:bCs/>
+          <w:sz w:val="26"/>
+          <w:szCs w:val="26"/>
+        </w:rPr>
+        <w:t xml:space="preserve">("Key: " + </w:t>
+      </w:r>
+      <w:proofErr w:type="spellStart"/>
+      <w:r>
+        <w:rPr>
+          <w:b/>
+          <w:bCs/>
+          <w:sz w:val="26"/>
+          <w:szCs w:val="26"/>
+        </w:rPr>
+        <w:t>e.getKey</w:t>
+      </w:r>
+      <w:proofErr w:type="spellEnd"/>
+      <w:r>
+        <w:rPr>
+          <w:b/>
+          <w:bCs/>
+          <w:sz w:val="26"/>
+          <w:szCs w:val="26"/>
+        </w:rPr>
+        <w:t>()</w:t>
+      </w:r>
+    </w:p>
+    <w:p>
+      <w:pPr>
+        <w:rPr>
+          <w:b/>
+          <w:bCs/>
+          <w:sz w:val="26"/>
+          <w:szCs w:val="26"/>
+        </w:rPr>
+      </w:pPr>
+      <w:r>
+        <w:rPr>
+          <w:b/>
+          <w:bCs/>
+          <w:sz w:val="26"/>
+          <w:szCs w:val="26"/>
+        </w:rPr>
+        <w:t xml:space="preserve">                               + " Value: " + </w:t>
+      </w:r>
+      <w:proofErr w:type="spellStart"/>
+      <w:r>
+        <w:rPr>
+          <w:b/>
+          <w:bCs/>
+          <w:sz w:val="26"/>
+          <w:szCs w:val="26"/>
+        </w:rPr>
+        <w:t>e.getValue</w:t>
+      </w:r>
+      <w:proofErr w:type="spellEnd"/>
+      <w:r>
+        <w:rPr>
+          <w:b/>
+          <w:bCs/>
+          <w:sz w:val="26"/>
+          <w:szCs w:val="26"/>
+        </w:rPr>
+        <w:t>());</w:t>
       </w:r>
     </w:p>
     <w:p>
@@ -11225,37 +13607,85 @@
           <w:sz w:val="26"/>
           <w:szCs w:val="26"/>
         </w:rPr>
-        <w:t>Key: vaibhav Value: 20</w:t>
-      </w:r>
-    </w:p>
-    <w:p>
-      <w:pPr>
-        <w:rPr>
-          <w:sz w:val="26"/>
-          <w:szCs w:val="26"/>
-        </w:rPr>
-      </w:pPr>
-      <w:r>
-        <w:rPr>
-          <w:sz w:val="26"/>
-          <w:szCs w:val="26"/>
-        </w:rPr>
-        <w:t>Key: vishal Value: 10</w:t>
-      </w:r>
-    </w:p>
-    <w:p>
-      <w:pPr>
-        <w:rPr>
-          <w:sz w:val="26"/>
-          <w:szCs w:val="26"/>
-        </w:rPr>
-      </w:pPr>
-      <w:r>
-        <w:rPr>
-          <w:sz w:val="26"/>
-          <w:szCs w:val="26"/>
-        </w:rPr>
-        <w:t>Key: sachin Value: 30</w:t>
+        <w:t xml:space="preserve">Key: </w:t>
+      </w:r>
+      <w:proofErr w:type="spellStart"/>
+      <w:r>
+        <w:rPr>
+          <w:sz w:val="26"/>
+          <w:szCs w:val="26"/>
+        </w:rPr>
+        <w:t>vaibhav</w:t>
+      </w:r>
+      <w:proofErr w:type="spellEnd"/>
+      <w:r>
+        <w:rPr>
+          <w:sz w:val="26"/>
+          <w:szCs w:val="26"/>
+        </w:rPr>
+        <w:t xml:space="preserve"> Value: 20</w:t>
+      </w:r>
+    </w:p>
+    <w:p>
+      <w:pPr>
+        <w:rPr>
+          <w:sz w:val="26"/>
+          <w:szCs w:val="26"/>
+        </w:rPr>
+      </w:pPr>
+      <w:r>
+        <w:rPr>
+          <w:sz w:val="26"/>
+          <w:szCs w:val="26"/>
+        </w:rPr>
+        <w:t xml:space="preserve">Key: </w:t>
+      </w:r>
+      <w:proofErr w:type="spellStart"/>
+      <w:r>
+        <w:rPr>
+          <w:sz w:val="26"/>
+          <w:szCs w:val="26"/>
+        </w:rPr>
+        <w:t>vishal</w:t>
+      </w:r>
+      <w:proofErr w:type="spellEnd"/>
+      <w:r>
+        <w:rPr>
+          <w:sz w:val="26"/>
+          <w:szCs w:val="26"/>
+        </w:rPr>
+        <w:t xml:space="preserve"> Value: 10</w:t>
+      </w:r>
+    </w:p>
+    <w:p>
+      <w:pPr>
+        <w:rPr>
+          <w:sz w:val="26"/>
+          <w:szCs w:val="26"/>
+        </w:rPr>
+      </w:pPr>
+      <w:r>
+        <w:rPr>
+          <w:sz w:val="26"/>
+          <w:szCs w:val="26"/>
+        </w:rPr>
+        <w:t xml:space="preserve">Key: </w:t>
+      </w:r>
+      <w:proofErr w:type="spellStart"/>
+      <w:r>
+        <w:rPr>
+          <w:sz w:val="26"/>
+          <w:szCs w:val="26"/>
+        </w:rPr>
+        <w:t>sachin</w:t>
+      </w:r>
+      <w:proofErr w:type="spellEnd"/>
+      <w:r>
+        <w:rPr>
+          <w:sz w:val="26"/>
+          <w:szCs w:val="26"/>
+        </w:rPr>
+        <w:t xml:space="preserve"> Value: 30</w:t>
       </w:r>
     </w:p>
     <w:p>
@@ -12256,6 +14686,7 @@
       </w:pPr>
       <w:r>
         <w:rPr>
+          <w:noProof/>
           <w:sz w:val="26"/>
           <w:szCs w:val="26"/>
         </w:rPr>
@@ -12275,7 +14706,7 @@
                     <pic:cNvPicPr/>
                   </pic:nvPicPr>
                   <pic:blipFill>
-                    <a:blip r:embed="rId75"/>
+                    <a:blip r:embed="rId71"/>
                     <a:stretch>
                       <a:fillRect/>
                     </a:stretch>
@@ -12350,7 +14781,27 @@
           <w:sz w:val="26"/>
           <w:szCs w:val="26"/>
         </w:rPr>
-        <w:t>import java.lang.*;</w:t>
+        <w:t xml:space="preserve">import </w:t>
+      </w:r>
+      <w:proofErr w:type="spellStart"/>
+      <w:r>
+        <w:rPr>
+          <w:b/>
+          <w:bCs/>
+          <w:sz w:val="26"/>
+          <w:szCs w:val="26"/>
+        </w:rPr>
+        <w:t>java.lang</w:t>
+      </w:r>
+      <w:proofErr w:type="spellEnd"/>
+      <w:r>
+        <w:rPr>
+          <w:b/>
+          <w:bCs/>
+          <w:sz w:val="26"/>
+          <w:szCs w:val="26"/>
+        </w:rPr>
+        <w:t>.*;</w:t>
       </w:r>
     </w:p>
     <w:p>
@@ -12398,7 +14849,27 @@
           <w:sz w:val="26"/>
           <w:szCs w:val="26"/>
         </w:rPr>
-        <w:t xml:space="preserve">    public static void main(String[] args)</w:t>
+        <w:t xml:space="preserve">    public static void main(String[] </w:t>
+      </w:r>
+      <w:proofErr w:type="spellStart"/>
+      <w:r>
+        <w:rPr>
+          <w:b/>
+          <w:bCs/>
+          <w:sz w:val="26"/>
+          <w:szCs w:val="26"/>
+        </w:rPr>
+        <w:t>args</w:t>
+      </w:r>
+      <w:proofErr w:type="spellEnd"/>
+      <w:r>
+        <w:rPr>
+          <w:b/>
+          <w:bCs/>
+          <w:sz w:val="26"/>
+          <w:szCs w:val="26"/>
+        </w:rPr>
+        <w:t>)</w:t>
       </w:r>
     </w:p>
     <w:p>
@@ -12456,7 +14927,27 @@
           <w:sz w:val="26"/>
           <w:szCs w:val="26"/>
         </w:rPr>
-        <w:t xml:space="preserve">        String s = "GeeksforGeeks";</w:t>
+        <w:t xml:space="preserve">        String s = "</w:t>
+      </w:r>
+      <w:proofErr w:type="spellStart"/>
+      <w:r>
+        <w:rPr>
+          <w:b/>
+          <w:bCs/>
+          <w:sz w:val="26"/>
+          <w:szCs w:val="26"/>
+        </w:rPr>
+        <w:t>GeeksforGeeks</w:t>
+      </w:r>
+      <w:proofErr w:type="spellEnd"/>
+      <w:r>
+        <w:rPr>
+          <w:b/>
+          <w:bCs/>
+          <w:sz w:val="26"/>
+          <w:szCs w:val="26"/>
+        </w:rPr>
+        <w:t>";</w:t>
       </w:r>
     </w:p>
     <w:p>
@@ -12504,7 +14995,27 @@
           <w:sz w:val="26"/>
           <w:szCs w:val="26"/>
         </w:rPr>
-        <w:t xml:space="preserve">        System.out.println("String s = " + s);</w:t>
+        <w:t xml:space="preserve">        </w:t>
+      </w:r>
+      <w:proofErr w:type="spellStart"/>
+      <w:r>
+        <w:rPr>
+          <w:b/>
+          <w:bCs/>
+          <w:sz w:val="26"/>
+          <w:szCs w:val="26"/>
+        </w:rPr>
+        <w:t>System.out.println</w:t>
+      </w:r>
+      <w:proofErr w:type="spellEnd"/>
+      <w:r>
+        <w:rPr>
+          <w:b/>
+          <w:bCs/>
+          <w:sz w:val="26"/>
+          <w:szCs w:val="26"/>
+        </w:rPr>
+        <w:t>("String s = " + s);</w:t>
       </w:r>
     </w:p>
     <w:p>
@@ -12552,7 +15063,27 @@
           <w:sz w:val="26"/>
           <w:szCs w:val="26"/>
         </w:rPr>
-        <w:t xml:space="preserve">        String s1 = new String("GeeksforGeeks");</w:t>
+        <w:t xml:space="preserve">        String s1 = new String("</w:t>
+      </w:r>
+      <w:proofErr w:type="spellStart"/>
+      <w:r>
+        <w:rPr>
+          <w:b/>
+          <w:bCs/>
+          <w:sz w:val="26"/>
+          <w:szCs w:val="26"/>
+        </w:rPr>
+        <w:t>GeeksforGeeks</w:t>
+      </w:r>
+      <w:proofErr w:type="spellEnd"/>
+      <w:r>
+        <w:rPr>
+          <w:b/>
+          <w:bCs/>
+          <w:sz w:val="26"/>
+          <w:szCs w:val="26"/>
+        </w:rPr>
+        <w:t>");</w:t>
       </w:r>
     </w:p>
     <w:p>
@@ -12600,7 +15131,27 @@
           <w:sz w:val="26"/>
           <w:szCs w:val="26"/>
         </w:rPr>
-        <w:t xml:space="preserve">        System.out.println("String s1 = " + s1);</w:t>
+        <w:t xml:space="preserve">        </w:t>
+      </w:r>
+      <w:proofErr w:type="spellStart"/>
+      <w:r>
+        <w:rPr>
+          <w:b/>
+          <w:bCs/>
+          <w:sz w:val="26"/>
+          <w:szCs w:val="26"/>
+        </w:rPr>
+        <w:t>System.out.println</w:t>
+      </w:r>
+      <w:proofErr w:type="spellEnd"/>
+      <w:r>
+        <w:rPr>
+          <w:b/>
+          <w:bCs/>
+          <w:sz w:val="26"/>
+          <w:szCs w:val="26"/>
+        </w:rPr>
+        <w:t>("String s1 = " + s1);</w:t>
       </w:r>
     </w:p>
     <w:p>
@@ -12753,7 +15304,27 @@
           <w:sz w:val="26"/>
           <w:szCs w:val="26"/>
         </w:rPr>
-        <w:t>class GfG {</w:t>
+        <w:t xml:space="preserve">class </w:t>
+      </w:r>
+      <w:proofErr w:type="spellStart"/>
+      <w:r>
+        <w:rPr>
+          <w:b/>
+          <w:bCs/>
+          <w:sz w:val="26"/>
+          <w:szCs w:val="26"/>
+        </w:rPr>
+        <w:t>GfG</w:t>
+      </w:r>
+      <w:proofErr w:type="spellEnd"/>
+      <w:r>
+        <w:rPr>
+          <w:b/>
+          <w:bCs/>
+          <w:sz w:val="26"/>
+          <w:szCs w:val="26"/>
+        </w:rPr>
+        <w:t xml:space="preserve"> {</w:t>
       </w:r>
     </w:p>
     <w:p>
@@ -12791,7 +15362,27 @@
           <w:sz w:val="26"/>
           <w:szCs w:val="26"/>
         </w:rPr>
-        <w:t xml:space="preserve">    public static void main(String[] args) {      </w:t>
+        <w:t xml:space="preserve">    public static void main(String[] </w:t>
+      </w:r>
+      <w:proofErr w:type="spellStart"/>
+      <w:r>
+        <w:rPr>
+          <w:b/>
+          <w:bCs/>
+          <w:sz w:val="26"/>
+          <w:szCs w:val="26"/>
+        </w:rPr>
+        <w:t>args</w:t>
+      </w:r>
+      <w:proofErr w:type="spellEnd"/>
+      <w:r>
+        <w:rPr>
+          <w:b/>
+          <w:bCs/>
+          <w:sz w:val="26"/>
+          <w:szCs w:val="26"/>
+        </w:rPr>
+        <w:t xml:space="preserve">) {      </w:t>
       </w:r>
     </w:p>
     <w:p>
@@ -12905,7 +15496,27 @@
           <w:sz w:val="26"/>
           <w:szCs w:val="26"/>
         </w:rPr>
-        <w:t xml:space="preserve">        System.out.println("s1 refers to " + s1);</w:t>
+        <w:t xml:space="preserve">        </w:t>
+      </w:r>
+      <w:proofErr w:type="spellStart"/>
+      <w:r>
+        <w:rPr>
+          <w:b/>
+          <w:bCs/>
+          <w:sz w:val="26"/>
+          <w:szCs w:val="26"/>
+        </w:rPr>
+        <w:t>System.out.println</w:t>
+      </w:r>
+      <w:proofErr w:type="spellEnd"/>
+      <w:r>
+        <w:rPr>
+          <w:b/>
+          <w:bCs/>
+          <w:sz w:val="26"/>
+          <w:szCs w:val="26"/>
+        </w:rPr>
+        <w:t>("s1 refers to " + s1);</w:t>
       </w:r>
     </w:p>
     <w:p>
@@ -13002,7 +15613,7 @@
           <w:szCs w:val="26"/>
         </w:rPr>
       </w:pPr>
-      <w:hyperlink r:id="rId76" w:tgtFrame="_blank" w:history="1">
+      <w:hyperlink r:id="rId72" w:tgtFrame="_blank" w:history="1">
         <w:r>
           <w:rPr>
             <w:rStyle w:val="Hyperlink"/>
@@ -13042,7 +15653,7 @@
           <w:szCs w:val="26"/>
         </w:rPr>
       </w:pPr>
-      <w:hyperlink r:id="rId77" w:tgtFrame="_blank" w:history="1">
+      <w:hyperlink r:id="rId73" w:tgtFrame="_blank" w:history="1">
         <w:r>
           <w:rPr>
             <w:rStyle w:val="Hyperlink"/>
@@ -13082,7 +15693,7 @@
           <w:szCs w:val="26"/>
         </w:rPr>
       </w:pPr>
-      <w:hyperlink r:id="rId78" w:tgtFrame="_blank" w:history="1">
+      <w:hyperlink r:id="rId74" w:tgtFrame="_blank" w:history="1">
         <w:r>
           <w:rPr>
             <w:rStyle w:val="Hyperlink"/>
@@ -13122,7 +15733,7 @@
           <w:szCs w:val="26"/>
         </w:rPr>
       </w:pPr>
-      <w:hyperlink r:id="rId79" w:tgtFrame="_blank" w:history="1">
+      <w:hyperlink r:id="rId75" w:tgtFrame="_blank" w:history="1">
         <w:r>
           <w:rPr>
             <w:rStyle w:val="Hyperlink"/>
@@ -13162,7 +15773,7 @@
           <w:szCs w:val="26"/>
         </w:rPr>
       </w:pPr>
-      <w:hyperlink r:id="rId80" w:tgtFrame="_blank" w:history="1">
+      <w:hyperlink r:id="rId76" w:tgtFrame="_blank" w:history="1">
         <w:r>
           <w:rPr>
             <w:rStyle w:val="Hyperlink"/>
@@ -13202,7 +15813,7 @@
           <w:szCs w:val="26"/>
         </w:rPr>
       </w:pPr>
-      <w:hyperlink r:id="rId81" w:tgtFrame="_blank" w:history="1">
+      <w:hyperlink r:id="rId77" w:tgtFrame="_blank" w:history="1">
         <w:r>
           <w:rPr>
             <w:rStyle w:val="Hyperlink"/>
@@ -13242,7 +15853,7 @@
           <w:szCs w:val="26"/>
         </w:rPr>
       </w:pPr>
-      <w:hyperlink r:id="rId82" w:tgtFrame="_blank" w:history="1">
+      <w:hyperlink r:id="rId78" w:tgtFrame="_blank" w:history="1">
         <w:r>
           <w:rPr>
             <w:rStyle w:val="Hyperlink"/>
@@ -13282,7 +15893,7 @@
           <w:szCs w:val="26"/>
         </w:rPr>
       </w:pPr>
-      <w:hyperlink r:id="rId83" w:tgtFrame="_blank" w:history="1">
+      <w:hyperlink r:id="rId79" w:tgtFrame="_blank" w:history="1">
         <w:r>
           <w:rPr>
             <w:rStyle w:val="Hyperlink"/>
@@ -13322,7 +15933,7 @@
           <w:szCs w:val="26"/>
         </w:rPr>
       </w:pPr>
-      <w:hyperlink r:id="rId84" w:tgtFrame="_blank" w:history="1">
+      <w:hyperlink r:id="rId80" w:tgtFrame="_blank" w:history="1">
         <w:r>
           <w:rPr>
             <w:rStyle w:val="Hyperlink"/>
@@ -13362,7 +15973,7 @@
           <w:szCs w:val="26"/>
         </w:rPr>
       </w:pPr>
-      <w:hyperlink r:id="rId85" w:tgtFrame="_blank" w:history="1">
+      <w:hyperlink r:id="rId81" w:tgtFrame="_blank" w:history="1">
         <w:r>
           <w:rPr>
             <w:rStyle w:val="Hyperlink"/>
@@ -13451,7 +16062,7 @@
         </w:rPr>
         <w:t>Whenever a String Object is created as a literal, the object will be created in the </w:t>
       </w:r>
-      <w:hyperlink r:id="rId86" w:tgtFrame="_blank" w:history="1">
+      <w:hyperlink r:id="rId82" w:tgtFrame="_blank" w:history="1">
         <w:r>
           <w:rPr>
             <w:rStyle w:val="Hyperlink"/>
@@ -13522,6 +16133,7 @@
       </w:pPr>
       <w:r>
         <w:rPr>
+          <w:noProof/>
           <w:sz w:val="26"/>
           <w:szCs w:val="26"/>
         </w:rPr>
@@ -13541,7 +16153,7 @@
                     <pic:cNvPicPr/>
                   </pic:nvPicPr>
                   <pic:blipFill>
-                    <a:blip r:embed="rId87"/>
+                    <a:blip r:embed="rId83"/>
                     <a:stretch>
                       <a:fillRect/>
                     </a:stretch>
@@ -13625,6 +16237,7 @@
       </w:pPr>
       <w:r>
         <w:rPr>
+          <w:noProof/>
           <w:sz w:val="26"/>
           <w:szCs w:val="26"/>
         </w:rPr>
@@ -13644,7 +16257,7 @@
                     <pic:cNvPicPr/>
                   </pic:nvPicPr>
                   <pic:blipFill>
-                    <a:blip r:embed="rId88"/>
+                    <a:blip r:embed="rId84"/>
                     <a:stretch>
                       <a:fillRect/>
                     </a:stretch>
@@ -13751,6 +16364,7 @@
       </w:pPr>
       <w:r>
         <w:rPr>
+          <w:noProof/>
           <w:sz w:val="26"/>
           <w:szCs w:val="26"/>
         </w:rPr>
@@ -13770,7 +16384,7 @@
                     <pic:cNvPicPr/>
                   </pic:nvPicPr>
                   <pic:blipFill>
-                    <a:blip r:embed="rId89"/>
+                    <a:blip r:embed="rId85"/>
                     <a:stretch>
                       <a:fillRect/>
                     </a:stretch>
@@ -13836,6 +16450,2675 @@
         </w:rPr>
         <w:t>--------------------------------------</w:t>
       </w:r>
+    </w:p>
+    <w:p>
+      <w:pPr>
+        <w:rPr>
+          <w:sz w:val="26"/>
+          <w:szCs w:val="26"/>
+        </w:rPr>
+      </w:pPr>
+      <w:r>
+        <w:rPr>
+          <w:b/>
+          <w:bCs/>
+          <w:sz w:val="26"/>
+          <w:szCs w:val="26"/>
+        </w:rPr>
+        <w:t>Matrix or Grid</w:t>
+      </w:r>
+      <w:r>
+        <w:rPr>
+          <w:sz w:val="26"/>
+          <w:szCs w:val="26"/>
+        </w:rPr>
+        <w:t> is a two-dimensional array mostly used in mathematical and scientific calculations. It is also considered as an array of arrays, where array at each index has the same size.</w:t>
+      </w:r>
+    </w:p>
+    <w:p>
+      <w:pPr>
+        <w:jc w:val="center"/>
+        <w:rPr>
+          <w:sz w:val="26"/>
+          <w:szCs w:val="26"/>
+        </w:rPr>
+      </w:pPr>
+      <w:r>
+        <w:rPr>
+          <w:sz w:val="26"/>
+          <w:szCs w:val="26"/>
+        </w:rPr>
+        <w:drawing>
+          <wp:inline distT="0" distB="0" distL="0" distR="0" wp14:anchorId="2599C981" wp14:editId="052739F0">
+            <wp:extent cx="5010150" cy="2406271"/>
+            <wp:effectExtent l="0" t="0" r="0" b="0"/>
+            <wp:docPr id="1550697182" name="Picture 1"/>
+            <wp:cNvGraphicFramePr>
+              <a:graphicFrameLocks xmlns:a="http://schemas.openxmlformats.org/drawingml/2006/main" noChangeAspect="1"/>
+            </wp:cNvGraphicFramePr>
+            <a:graphic xmlns:a="http://schemas.openxmlformats.org/drawingml/2006/main">
+              <a:graphicData uri="http://schemas.openxmlformats.org/drawingml/2006/picture">
+                <pic:pic xmlns:pic="http://schemas.openxmlformats.org/drawingml/2006/picture">
+                  <pic:nvPicPr>
+                    <pic:cNvPr id="1550697182" name=""/>
+                    <pic:cNvPicPr/>
+                  </pic:nvPicPr>
+                  <pic:blipFill>
+                    <a:blip r:embed="rId86"/>
+                    <a:stretch>
+                      <a:fillRect/>
+                    </a:stretch>
+                  </pic:blipFill>
+                  <pic:spPr>
+                    <a:xfrm>
+                      <a:off x="0" y="0"/>
+                      <a:ext cx="5013030" cy="2407654"/>
+                    </a:xfrm>
+                    <a:prstGeom prst="rect">
+                      <a:avLst/>
+                    </a:prstGeom>
+                  </pic:spPr>
+                </pic:pic>
+              </a:graphicData>
+            </a:graphic>
+          </wp:inline>
+        </w:drawing>
+      </w:r>
+    </w:p>
+    <w:p>
+      <w:pPr>
+        <w:rPr>
+          <w:b/>
+          <w:bCs/>
+          <w:sz w:val="26"/>
+          <w:szCs w:val="26"/>
+        </w:rPr>
+      </w:pPr>
+      <w:r>
+        <w:rPr>
+          <w:b/>
+          <w:bCs/>
+          <w:sz w:val="26"/>
+          <w:szCs w:val="26"/>
+        </w:rPr>
+        <w:t>Representation of Matrix Data Structure:</w:t>
+      </w:r>
+    </w:p>
+    <w:p>
+      <w:pPr>
+        <w:rPr>
+          <w:sz w:val="26"/>
+          <w:szCs w:val="26"/>
+        </w:rPr>
+      </w:pPr>
+      <w:r>
+        <w:rPr>
+          <w:sz w:val="26"/>
+          <w:szCs w:val="26"/>
+        </w:rPr>
+        <w:t>As you can see from the below image, the elements are organized in rows and columns. As shown in the image, the cell a[0][0] is the first element of the first row and first column.</w:t>
+      </w:r>
+    </w:p>
+    <w:p>
+      <w:pPr>
+        <w:jc w:val="center"/>
+        <w:rPr>
+          <w:sz w:val="26"/>
+          <w:szCs w:val="26"/>
+        </w:rPr>
+      </w:pPr>
+      <w:r>
+        <w:rPr>
+          <w:sz w:val="26"/>
+          <w:szCs w:val="26"/>
+        </w:rPr>
+        <w:drawing>
+          <wp:inline distT="0" distB="0" distL="0" distR="0" wp14:anchorId="76C1DBBB" wp14:editId="06179B82">
+            <wp:extent cx="4001058" cy="3048425"/>
+            <wp:effectExtent l="0" t="0" r="0" b="0"/>
+            <wp:docPr id="1369232210" name="Picture 1"/>
+            <wp:cNvGraphicFramePr>
+              <a:graphicFrameLocks xmlns:a="http://schemas.openxmlformats.org/drawingml/2006/main" noChangeAspect="1"/>
+            </wp:cNvGraphicFramePr>
+            <a:graphic xmlns:a="http://schemas.openxmlformats.org/drawingml/2006/main">
+              <a:graphicData uri="http://schemas.openxmlformats.org/drawingml/2006/picture">
+                <pic:pic xmlns:pic="http://schemas.openxmlformats.org/drawingml/2006/picture">
+                  <pic:nvPicPr>
+                    <pic:cNvPr id="1369232210" name=""/>
+                    <pic:cNvPicPr/>
+                  </pic:nvPicPr>
+                  <pic:blipFill>
+                    <a:blip r:embed="rId87"/>
+                    <a:stretch>
+                      <a:fillRect/>
+                    </a:stretch>
+                  </pic:blipFill>
+                  <pic:spPr>
+                    <a:xfrm>
+                      <a:off x="0" y="0"/>
+                      <a:ext cx="4001058" cy="3048425"/>
+                    </a:xfrm>
+                    <a:prstGeom prst="rect">
+                      <a:avLst/>
+                    </a:prstGeom>
+                  </pic:spPr>
+                </pic:pic>
+              </a:graphicData>
+            </a:graphic>
+          </wp:inline>
+        </w:drawing>
+      </w:r>
+    </w:p>
+    <w:p>
+      <w:pPr>
+        <w:rPr>
+          <w:b/>
+          <w:bCs/>
+          <w:sz w:val="26"/>
+          <w:szCs w:val="26"/>
+        </w:rPr>
+      </w:pPr>
+      <w:r>
+        <w:rPr>
+          <w:b/>
+          <w:bCs/>
+          <w:sz w:val="26"/>
+          <w:szCs w:val="26"/>
+        </w:rPr>
+        <w:t>Declaration of Matrix Data Structure :</w:t>
+      </w:r>
+    </w:p>
+    <w:p>
+      <w:pPr>
+        <w:rPr>
+          <w:sz w:val="26"/>
+          <w:szCs w:val="26"/>
+        </w:rPr>
+      </w:pPr>
+      <w:r>
+        <w:rPr>
+          <w:sz w:val="26"/>
+          <w:szCs w:val="26"/>
+        </w:rPr>
+        <w:t>Declaration of a Matrix or two-dimensional array is very much similar to that of a one-dimensional array, given as follows.</w:t>
+      </w:r>
+    </w:p>
+    <w:p>
+      <w:pPr>
+        <w:rPr>
+          <w:sz w:val="26"/>
+          <w:szCs w:val="26"/>
+        </w:rPr>
+      </w:pPr>
+      <w:r>
+        <w:rPr>
+          <w:b/>
+          <w:bCs/>
+          <w:sz w:val="26"/>
+          <w:szCs w:val="26"/>
+        </w:rPr>
+        <w:lastRenderedPageBreak/>
+        <w:t>import</w:t>
+      </w:r>
+      <w:r>
+        <w:rPr>
+          <w:sz w:val="26"/>
+          <w:szCs w:val="26"/>
+        </w:rPr>
+        <w:t xml:space="preserve"> </w:t>
+      </w:r>
+      <w:r>
+        <w:rPr>
+          <w:b/>
+          <w:bCs/>
+          <w:sz w:val="26"/>
+          <w:szCs w:val="26"/>
+        </w:rPr>
+        <w:t>java.io.*</w:t>
+      </w:r>
+      <w:r>
+        <w:rPr>
+          <w:sz w:val="26"/>
+          <w:szCs w:val="26"/>
+        </w:rPr>
+        <w:t>;</w:t>
+      </w:r>
+    </w:p>
+    <w:p>
+      <w:pPr>
+        <w:rPr>
+          <w:sz w:val="26"/>
+          <w:szCs w:val="26"/>
+        </w:rPr>
+      </w:pPr>
+    </w:p>
+    <w:p>
+      <w:pPr>
+        <w:rPr>
+          <w:sz w:val="26"/>
+          <w:szCs w:val="26"/>
+        </w:rPr>
+      </w:pPr>
+      <w:r>
+        <w:rPr>
+          <w:b/>
+          <w:bCs/>
+          <w:sz w:val="26"/>
+          <w:szCs w:val="26"/>
+        </w:rPr>
+        <w:t>class</w:t>
+      </w:r>
+      <w:r>
+        <w:rPr>
+          <w:sz w:val="26"/>
+          <w:szCs w:val="26"/>
+        </w:rPr>
+        <w:t xml:space="preserve"> </w:t>
+      </w:r>
+      <w:r>
+        <w:rPr>
+          <w:b/>
+          <w:bCs/>
+          <w:sz w:val="26"/>
+          <w:szCs w:val="26"/>
+        </w:rPr>
+        <w:t>GFG</w:t>
+      </w:r>
+      <w:r>
+        <w:rPr>
+          <w:sz w:val="26"/>
+          <w:szCs w:val="26"/>
+        </w:rPr>
+        <w:t xml:space="preserve"> {</w:t>
+      </w:r>
+    </w:p>
+    <w:p>
+      <w:pPr>
+        <w:rPr>
+          <w:sz w:val="26"/>
+          <w:szCs w:val="26"/>
+        </w:rPr>
+      </w:pPr>
+      <w:r>
+        <w:rPr>
+          <w:sz w:val="26"/>
+          <w:szCs w:val="26"/>
+        </w:rPr>
+        <w:t xml:space="preserve">    </w:t>
+      </w:r>
+      <w:r>
+        <w:rPr>
+          <w:b/>
+          <w:bCs/>
+          <w:sz w:val="26"/>
+          <w:szCs w:val="26"/>
+        </w:rPr>
+        <w:t>public</w:t>
+      </w:r>
+      <w:r>
+        <w:rPr>
+          <w:sz w:val="26"/>
+          <w:szCs w:val="26"/>
+        </w:rPr>
+        <w:t xml:space="preserve"> </w:t>
+      </w:r>
+      <w:r>
+        <w:rPr>
+          <w:b/>
+          <w:bCs/>
+          <w:sz w:val="26"/>
+          <w:szCs w:val="26"/>
+        </w:rPr>
+        <w:t>static</w:t>
+      </w:r>
+      <w:r>
+        <w:rPr>
+          <w:sz w:val="26"/>
+          <w:szCs w:val="26"/>
+        </w:rPr>
+        <w:t xml:space="preserve"> void main(String[] </w:t>
+      </w:r>
+      <w:proofErr w:type="spellStart"/>
+      <w:r>
+        <w:rPr>
+          <w:sz w:val="26"/>
+          <w:szCs w:val="26"/>
+        </w:rPr>
+        <w:t>args</w:t>
+      </w:r>
+      <w:proofErr w:type="spellEnd"/>
+      <w:r>
+        <w:rPr>
+          <w:sz w:val="26"/>
+          <w:szCs w:val="26"/>
+        </w:rPr>
+        <w:t>)</w:t>
+      </w:r>
+    </w:p>
+    <w:p>
+      <w:pPr>
+        <w:rPr>
+          <w:sz w:val="26"/>
+          <w:szCs w:val="26"/>
+        </w:rPr>
+      </w:pPr>
+      <w:r>
+        <w:rPr>
+          <w:sz w:val="26"/>
+          <w:szCs w:val="26"/>
+        </w:rPr>
+        <w:t xml:space="preserve">    {</w:t>
+      </w:r>
+    </w:p>
+    <w:p>
+      <w:pPr>
+        <w:rPr>
+          <w:sz w:val="26"/>
+          <w:szCs w:val="26"/>
+        </w:rPr>
+      </w:pPr>
+      <w:r>
+        <w:rPr>
+          <w:sz w:val="26"/>
+          <w:szCs w:val="26"/>
+        </w:rPr>
+        <w:t xml:space="preserve">        </w:t>
+      </w:r>
+      <w:r>
+        <w:rPr>
+          <w:i/>
+          <w:iCs/>
+          <w:sz w:val="26"/>
+          <w:szCs w:val="26"/>
+        </w:rPr>
+        <w:t>// Defining number of rows and columns in matrix</w:t>
+      </w:r>
+    </w:p>
+    <w:p>
+      <w:pPr>
+        <w:rPr>
+          <w:sz w:val="26"/>
+          <w:szCs w:val="26"/>
+        </w:rPr>
+      </w:pPr>
+      <w:r>
+        <w:rPr>
+          <w:sz w:val="26"/>
+          <w:szCs w:val="26"/>
+        </w:rPr>
+        <w:t xml:space="preserve">        int rows = 3, cols = 3;</w:t>
+      </w:r>
+    </w:p>
+    <w:p>
+      <w:pPr>
+        <w:rPr>
+          <w:sz w:val="26"/>
+          <w:szCs w:val="26"/>
+        </w:rPr>
+      </w:pPr>
+      <w:r>
+        <w:rPr>
+          <w:sz w:val="26"/>
+          <w:szCs w:val="26"/>
+        </w:rPr>
+        <w:t xml:space="preserve">      </w:t>
+      </w:r>
+    </w:p>
+    <w:p>
+      <w:pPr>
+        <w:rPr>
+          <w:sz w:val="26"/>
+          <w:szCs w:val="26"/>
+        </w:rPr>
+      </w:pPr>
+      <w:r>
+        <w:rPr>
+          <w:sz w:val="26"/>
+          <w:szCs w:val="26"/>
+        </w:rPr>
+        <w:t xml:space="preserve">        </w:t>
+      </w:r>
+      <w:r>
+        <w:rPr>
+          <w:i/>
+          <w:iCs/>
+          <w:sz w:val="26"/>
+          <w:szCs w:val="26"/>
+        </w:rPr>
+        <w:t>// Array Declaration</w:t>
+      </w:r>
+    </w:p>
+    <w:p>
+      <w:pPr>
+        <w:rPr>
+          <w:sz w:val="26"/>
+          <w:szCs w:val="26"/>
+        </w:rPr>
+      </w:pPr>
+      <w:r>
+        <w:rPr>
+          <w:sz w:val="26"/>
+          <w:szCs w:val="26"/>
+        </w:rPr>
+        <w:t xml:space="preserve">        int[][] </w:t>
+      </w:r>
+      <w:proofErr w:type="spellStart"/>
+      <w:r>
+        <w:rPr>
+          <w:sz w:val="26"/>
+          <w:szCs w:val="26"/>
+        </w:rPr>
+        <w:t>arr</w:t>
+      </w:r>
+      <w:proofErr w:type="spellEnd"/>
+    </w:p>
+    <w:p>
+      <w:pPr>
+        <w:rPr>
+          <w:sz w:val="26"/>
+          <w:szCs w:val="26"/>
+        </w:rPr>
+      </w:pPr>
+      <w:r>
+        <w:rPr>
+          <w:sz w:val="26"/>
+          <w:szCs w:val="26"/>
+        </w:rPr>
+        <w:t xml:space="preserve">            = </w:t>
+      </w:r>
+      <w:r>
+        <w:rPr>
+          <w:b/>
+          <w:bCs/>
+          <w:sz w:val="26"/>
+          <w:szCs w:val="26"/>
+        </w:rPr>
+        <w:t>new</w:t>
+      </w:r>
+      <w:r>
+        <w:rPr>
+          <w:sz w:val="26"/>
+          <w:szCs w:val="26"/>
+        </w:rPr>
+        <w:t xml:space="preserve"> int[rows][cols];</w:t>
+      </w:r>
+    </w:p>
+    <w:p>
+      <w:pPr>
+        <w:rPr>
+          <w:sz w:val="26"/>
+          <w:szCs w:val="26"/>
+        </w:rPr>
+      </w:pPr>
+      <w:r>
+        <w:rPr>
+          <w:sz w:val="26"/>
+          <w:szCs w:val="26"/>
+        </w:rPr>
+        <w:t xml:space="preserve">    }</w:t>
+      </w:r>
+    </w:p>
+    <w:p>
+      <w:pPr>
+        <w:rPr>
+          <w:sz w:val="26"/>
+          <w:szCs w:val="26"/>
+        </w:rPr>
+      </w:pPr>
+      <w:r>
+        <w:rPr>
+          <w:sz w:val="26"/>
+          <w:szCs w:val="26"/>
+        </w:rPr>
+        <w:t>}</w:t>
+      </w:r>
+    </w:p>
+    <w:p>
+      <w:pPr>
+        <w:rPr>
+          <w:b/>
+          <w:bCs/>
+          <w:sz w:val="26"/>
+          <w:szCs w:val="26"/>
+        </w:rPr>
+      </w:pPr>
+      <w:r>
+        <w:rPr>
+          <w:b/>
+          <w:bCs/>
+          <w:sz w:val="26"/>
+          <w:szCs w:val="26"/>
+        </w:rPr>
+        <w:t>Initializing Matrix Data Structure:</w:t>
+      </w:r>
+    </w:p>
+    <w:p>
+      <w:pPr>
+        <w:rPr>
+          <w:sz w:val="26"/>
+          <w:szCs w:val="26"/>
+        </w:rPr>
+      </w:pPr>
+      <w:r>
+        <w:rPr>
+          <w:sz w:val="26"/>
+          <w:szCs w:val="26"/>
+        </w:rPr>
+        <w:t>In initialization, we assign some initial value to all the cells of the matrix. Below is the implementation to initialize a matrix in different languages:</w:t>
+      </w:r>
+    </w:p>
+    <w:p>
+      <w:pPr>
+        <w:rPr>
+          <w:sz w:val="26"/>
+          <w:szCs w:val="26"/>
+        </w:rPr>
+      </w:pPr>
+      <w:r>
+        <w:rPr>
+          <w:sz w:val="26"/>
+          <w:szCs w:val="26"/>
+        </w:rPr>
+        <w:t>import java.io.*;</w:t>
+      </w:r>
+    </w:p>
+    <w:p>
+      <w:pPr>
+        <w:rPr>
+          <w:sz w:val="26"/>
+          <w:szCs w:val="26"/>
+        </w:rPr>
+      </w:pPr>
+    </w:p>
+    <w:p>
+      <w:pPr>
+        <w:rPr>
+          <w:sz w:val="26"/>
+          <w:szCs w:val="26"/>
+        </w:rPr>
+      </w:pPr>
+      <w:r>
+        <w:rPr>
+          <w:sz w:val="26"/>
+          <w:szCs w:val="26"/>
+        </w:rPr>
+        <w:t>class GFG {</w:t>
+      </w:r>
+    </w:p>
+    <w:p>
+      <w:pPr>
+        <w:rPr>
+          <w:sz w:val="26"/>
+          <w:szCs w:val="26"/>
+        </w:rPr>
+      </w:pPr>
+      <w:r>
+        <w:rPr>
+          <w:sz w:val="26"/>
+          <w:szCs w:val="26"/>
+        </w:rPr>
+        <w:t xml:space="preserve">    public static void main(String[] </w:t>
+      </w:r>
+      <w:proofErr w:type="spellStart"/>
+      <w:r>
+        <w:rPr>
+          <w:sz w:val="26"/>
+          <w:szCs w:val="26"/>
+        </w:rPr>
+        <w:t>args</w:t>
+      </w:r>
+      <w:proofErr w:type="spellEnd"/>
+      <w:r>
+        <w:rPr>
+          <w:sz w:val="26"/>
+          <w:szCs w:val="26"/>
+        </w:rPr>
+        <w:t>)</w:t>
+      </w:r>
+    </w:p>
+    <w:p>
+      <w:pPr>
+        <w:rPr>
+          <w:sz w:val="26"/>
+          <w:szCs w:val="26"/>
+        </w:rPr>
+      </w:pPr>
+      <w:r>
+        <w:rPr>
+          <w:sz w:val="26"/>
+          <w:szCs w:val="26"/>
+        </w:rPr>
+        <w:t xml:space="preserve">    {</w:t>
+      </w:r>
+    </w:p>
+    <w:p>
+      <w:pPr>
+        <w:rPr>
+          <w:sz w:val="26"/>
+          <w:szCs w:val="26"/>
+        </w:rPr>
+      </w:pPr>
+      <w:r>
+        <w:rPr>
+          <w:sz w:val="26"/>
+          <w:szCs w:val="26"/>
+        </w:rPr>
+        <w:t xml:space="preserve">        // Initializing a 2-D array with values</w:t>
+      </w:r>
+    </w:p>
+    <w:p>
+      <w:pPr>
+        <w:rPr>
+          <w:sz w:val="26"/>
+          <w:szCs w:val="26"/>
+        </w:rPr>
+      </w:pPr>
+      <w:r>
+        <w:rPr>
+          <w:sz w:val="26"/>
+          <w:szCs w:val="26"/>
+        </w:rPr>
+        <w:t xml:space="preserve">        int </w:t>
+      </w:r>
+      <w:proofErr w:type="spellStart"/>
+      <w:r>
+        <w:rPr>
+          <w:sz w:val="26"/>
+          <w:szCs w:val="26"/>
+        </w:rPr>
+        <w:t>arr</w:t>
+      </w:r>
+      <w:proofErr w:type="spellEnd"/>
+      <w:r>
+        <w:rPr>
+          <w:sz w:val="26"/>
+          <w:szCs w:val="26"/>
+        </w:rPr>
+        <w:t>[][]</w:t>
+      </w:r>
+    </w:p>
+    <w:p>
+      <w:pPr>
+        <w:rPr>
+          <w:sz w:val="26"/>
+          <w:szCs w:val="26"/>
+        </w:rPr>
+      </w:pPr>
+      <w:r>
+        <w:rPr>
+          <w:sz w:val="26"/>
+          <w:szCs w:val="26"/>
+        </w:rPr>
+        <w:t xml:space="preserve">            = { { 1, 2, 3 }, { 4, 5, 6 }, { 7, 8, 9 } };</w:t>
+      </w:r>
+    </w:p>
+    <w:p>
+      <w:pPr>
+        <w:rPr>
+          <w:sz w:val="26"/>
+          <w:szCs w:val="26"/>
+        </w:rPr>
+      </w:pPr>
+      <w:r>
+        <w:rPr>
+          <w:sz w:val="26"/>
+          <w:szCs w:val="26"/>
+        </w:rPr>
+        <w:t xml:space="preserve">    }</w:t>
+      </w:r>
+    </w:p>
+    <w:p>
+      <w:pPr>
+        <w:rPr>
+          <w:sz w:val="26"/>
+          <w:szCs w:val="26"/>
+        </w:rPr>
+      </w:pPr>
+      <w:r>
+        <w:rPr>
+          <w:sz w:val="26"/>
+          <w:szCs w:val="26"/>
+        </w:rPr>
+        <w:t>}</w:t>
+      </w:r>
+    </w:p>
+    <w:p>
+      <w:pPr>
+        <w:rPr>
+          <w:b/>
+          <w:bCs/>
+          <w:sz w:val="26"/>
+          <w:szCs w:val="26"/>
+        </w:rPr>
+      </w:pPr>
+      <w:r>
+        <w:rPr>
+          <w:b/>
+          <w:bCs/>
+          <w:sz w:val="26"/>
+          <w:szCs w:val="26"/>
+        </w:rPr>
+        <w:t>Operations on Matrix Data Structure:</w:t>
+      </w:r>
+    </w:p>
+    <w:p>
+      <w:pPr>
+        <w:rPr>
+          <w:sz w:val="26"/>
+          <w:szCs w:val="26"/>
+        </w:rPr>
+      </w:pPr>
+      <w:r>
+        <w:rPr>
+          <w:sz w:val="26"/>
+          <w:szCs w:val="26"/>
+        </w:rPr>
+        <w:lastRenderedPageBreak/>
+        <w:t>We can perform a variety of operations on the Matrix Data Structure. Some of the most common operations are:</w:t>
+      </w:r>
+    </w:p>
+    <w:p>
+      <w:pPr>
+        <w:rPr>
+          <w:b/>
+          <w:bCs/>
+          <w:sz w:val="26"/>
+          <w:szCs w:val="26"/>
+        </w:rPr>
+      </w:pPr>
+      <w:r>
+        <w:rPr>
+          <w:b/>
+          <w:bCs/>
+          <w:sz w:val="26"/>
+          <w:szCs w:val="26"/>
+        </w:rPr>
+        <w:t>1. Access Elements of Matrix</w:t>
+      </w:r>
+    </w:p>
+    <w:p>
+      <w:pPr>
+        <w:rPr>
+          <w:sz w:val="26"/>
+          <w:szCs w:val="26"/>
+        </w:rPr>
+      </w:pPr>
+      <w:r>
+        <w:rPr>
+          <w:sz w:val="26"/>
+          <w:szCs w:val="26"/>
+        </w:rPr>
+        <w:t>Like one-dimensional arrays, matrices can be accessed randomly by using their indices to access the individual elements. A cell has two indices, one for its </w:t>
+      </w:r>
+      <w:r>
+        <w:rPr>
+          <w:b/>
+          <w:bCs/>
+          <w:sz w:val="26"/>
+          <w:szCs w:val="26"/>
+        </w:rPr>
+        <w:t>row number</w:t>
+      </w:r>
+      <w:r>
+        <w:rPr>
+          <w:sz w:val="26"/>
+          <w:szCs w:val="26"/>
+        </w:rPr>
+        <w:t>, and the other for its </w:t>
+      </w:r>
+      <w:r>
+        <w:rPr>
+          <w:b/>
+          <w:bCs/>
+          <w:sz w:val="26"/>
+          <w:szCs w:val="26"/>
+        </w:rPr>
+        <w:t>column number</w:t>
+      </w:r>
+      <w:r>
+        <w:rPr>
+          <w:sz w:val="26"/>
+          <w:szCs w:val="26"/>
+        </w:rPr>
+        <w:t>. We can use </w:t>
+      </w:r>
+      <w:proofErr w:type="spellStart"/>
+      <w:r>
+        <w:rPr>
+          <w:b/>
+          <w:bCs/>
+          <w:sz w:val="26"/>
+          <w:szCs w:val="26"/>
+        </w:rPr>
+        <w:t>arr</w:t>
+      </w:r>
+      <w:proofErr w:type="spellEnd"/>
+      <w:r>
+        <w:rPr>
+          <w:b/>
+          <w:bCs/>
+          <w:sz w:val="26"/>
+          <w:szCs w:val="26"/>
+        </w:rPr>
+        <w:t>[</w:t>
+      </w:r>
+      <w:proofErr w:type="spellStart"/>
+      <w:r>
+        <w:rPr>
+          <w:b/>
+          <w:bCs/>
+          <w:sz w:val="26"/>
+          <w:szCs w:val="26"/>
+        </w:rPr>
+        <w:t>i</w:t>
+      </w:r>
+      <w:proofErr w:type="spellEnd"/>
+      <w:r>
+        <w:rPr>
+          <w:b/>
+          <w:bCs/>
+          <w:sz w:val="26"/>
+          <w:szCs w:val="26"/>
+        </w:rPr>
+        <w:t>][j]</w:t>
+      </w:r>
+      <w:r>
+        <w:rPr>
+          <w:sz w:val="26"/>
+          <w:szCs w:val="26"/>
+        </w:rPr>
+        <w:t> to access the element which is at the </w:t>
+      </w:r>
+      <w:proofErr w:type="spellStart"/>
+      <w:r>
+        <w:rPr>
+          <w:b/>
+          <w:bCs/>
+          <w:sz w:val="26"/>
+          <w:szCs w:val="26"/>
+        </w:rPr>
+        <w:t>ith</w:t>
+      </w:r>
+      <w:proofErr w:type="spellEnd"/>
+      <w:r>
+        <w:rPr>
+          <w:b/>
+          <w:bCs/>
+          <w:sz w:val="26"/>
+          <w:szCs w:val="26"/>
+        </w:rPr>
+        <w:t> </w:t>
+      </w:r>
+      <w:r>
+        <w:rPr>
+          <w:sz w:val="26"/>
+          <w:szCs w:val="26"/>
+        </w:rPr>
+        <w:t>row and </w:t>
+      </w:r>
+      <w:proofErr w:type="spellStart"/>
+      <w:r>
+        <w:rPr>
+          <w:b/>
+          <w:bCs/>
+          <w:sz w:val="26"/>
+          <w:szCs w:val="26"/>
+        </w:rPr>
+        <w:t>jth</w:t>
+      </w:r>
+      <w:proofErr w:type="spellEnd"/>
+      <w:r>
+        <w:rPr>
+          <w:b/>
+          <w:bCs/>
+          <w:sz w:val="26"/>
+          <w:szCs w:val="26"/>
+        </w:rPr>
+        <w:t> </w:t>
+      </w:r>
+      <w:r>
+        <w:rPr>
+          <w:sz w:val="26"/>
+          <w:szCs w:val="26"/>
+        </w:rPr>
+        <w:t>column of the matrix.</w:t>
+      </w:r>
+    </w:p>
+    <w:p>
+      <w:pPr>
+        <w:rPr>
+          <w:sz w:val="26"/>
+          <w:szCs w:val="26"/>
+        </w:rPr>
+      </w:pPr>
+      <w:r>
+        <w:rPr>
+          <w:sz w:val="26"/>
+          <w:szCs w:val="26"/>
+        </w:rPr>
+        <w:t>import java.io.*;</w:t>
+      </w:r>
+    </w:p>
+    <w:p>
+      <w:pPr>
+        <w:rPr>
+          <w:sz w:val="26"/>
+          <w:szCs w:val="26"/>
+        </w:rPr>
+      </w:pPr>
+    </w:p>
+    <w:p>
+      <w:pPr>
+        <w:rPr>
+          <w:sz w:val="26"/>
+          <w:szCs w:val="26"/>
+        </w:rPr>
+      </w:pPr>
+      <w:r>
+        <w:rPr>
+          <w:sz w:val="26"/>
+          <w:szCs w:val="26"/>
+        </w:rPr>
+        <w:t>class GFG {</w:t>
+      </w:r>
+    </w:p>
+    <w:p>
+      <w:pPr>
+        <w:rPr>
+          <w:sz w:val="26"/>
+          <w:szCs w:val="26"/>
+        </w:rPr>
+      </w:pPr>
+      <w:r>
+        <w:rPr>
+          <w:sz w:val="26"/>
+          <w:szCs w:val="26"/>
+        </w:rPr>
+        <w:t xml:space="preserve">    public static void main(String[] </w:t>
+      </w:r>
+      <w:proofErr w:type="spellStart"/>
+      <w:r>
+        <w:rPr>
+          <w:sz w:val="26"/>
+          <w:szCs w:val="26"/>
+        </w:rPr>
+        <w:t>args</w:t>
+      </w:r>
+      <w:proofErr w:type="spellEnd"/>
+      <w:r>
+        <w:rPr>
+          <w:sz w:val="26"/>
+          <w:szCs w:val="26"/>
+        </w:rPr>
+        <w:t>)</w:t>
+      </w:r>
+    </w:p>
+    <w:p>
+      <w:pPr>
+        <w:rPr>
+          <w:sz w:val="26"/>
+          <w:szCs w:val="26"/>
+        </w:rPr>
+      </w:pPr>
+      <w:r>
+        <w:rPr>
+          <w:sz w:val="26"/>
+          <w:szCs w:val="26"/>
+        </w:rPr>
+        <w:t xml:space="preserve">    {</w:t>
+      </w:r>
+    </w:p>
+    <w:p>
+      <w:pPr>
+        <w:rPr>
+          <w:sz w:val="26"/>
+          <w:szCs w:val="26"/>
+        </w:rPr>
+      </w:pPr>
+    </w:p>
+    <w:p>
+      <w:pPr>
+        <w:rPr>
+          <w:sz w:val="26"/>
+          <w:szCs w:val="26"/>
+        </w:rPr>
+      </w:pPr>
+      <w:r>
+        <w:rPr>
+          <w:sz w:val="26"/>
+          <w:szCs w:val="26"/>
+        </w:rPr>
+        <w:t xml:space="preserve">        // Initializing a 2-D array with values</w:t>
+      </w:r>
+    </w:p>
+    <w:p>
+      <w:pPr>
+        <w:rPr>
+          <w:sz w:val="26"/>
+          <w:szCs w:val="26"/>
+        </w:rPr>
+      </w:pPr>
+      <w:r>
+        <w:rPr>
+          <w:sz w:val="26"/>
+          <w:szCs w:val="26"/>
+        </w:rPr>
+        <w:t xml:space="preserve">        int[][] </w:t>
+      </w:r>
+      <w:proofErr w:type="spellStart"/>
+      <w:r>
+        <w:rPr>
+          <w:sz w:val="26"/>
+          <w:szCs w:val="26"/>
+        </w:rPr>
+        <w:t>arr</w:t>
+      </w:r>
+      <w:proofErr w:type="spellEnd"/>
+    </w:p>
+    <w:p>
+      <w:pPr>
+        <w:rPr>
+          <w:sz w:val="26"/>
+          <w:szCs w:val="26"/>
+        </w:rPr>
+      </w:pPr>
+      <w:r>
+        <w:rPr>
+          <w:sz w:val="26"/>
+          <w:szCs w:val="26"/>
+        </w:rPr>
+        <w:t xml:space="preserve">            = { { 1, 2, 3 }, { 4, 5, 6 }, { 7, 8, 9 } };</w:t>
+      </w:r>
+    </w:p>
+    <w:p>
+      <w:pPr>
+        <w:rPr>
+          <w:sz w:val="26"/>
+          <w:szCs w:val="26"/>
+        </w:rPr>
+      </w:pPr>
+    </w:p>
+    <w:p>
+      <w:pPr>
+        <w:rPr>
+          <w:sz w:val="26"/>
+          <w:szCs w:val="26"/>
+        </w:rPr>
+      </w:pPr>
+      <w:r>
+        <w:rPr>
+          <w:sz w:val="26"/>
+          <w:szCs w:val="26"/>
+        </w:rPr>
+        <w:t xml:space="preserve">        // Accessing elements of 2-D array</w:t>
+      </w:r>
+    </w:p>
+    <w:p>
+      <w:pPr>
+        <w:rPr>
+          <w:sz w:val="26"/>
+          <w:szCs w:val="26"/>
+        </w:rPr>
+      </w:pPr>
+      <w:r>
+        <w:rPr>
+          <w:sz w:val="26"/>
+          <w:szCs w:val="26"/>
+        </w:rPr>
+        <w:t xml:space="preserve">        </w:t>
+      </w:r>
+      <w:proofErr w:type="spellStart"/>
+      <w:r>
+        <w:rPr>
+          <w:sz w:val="26"/>
+          <w:szCs w:val="26"/>
+        </w:rPr>
+        <w:t>System.out.println</w:t>
+      </w:r>
+      <w:proofErr w:type="spellEnd"/>
+      <w:r>
+        <w:rPr>
+          <w:sz w:val="26"/>
+          <w:szCs w:val="26"/>
+        </w:rPr>
+        <w:t>("First element of first row: "</w:t>
+      </w:r>
+    </w:p>
+    <w:p>
+      <w:pPr>
+        <w:rPr>
+          <w:sz w:val="26"/>
+          <w:szCs w:val="26"/>
+        </w:rPr>
+      </w:pPr>
+      <w:r>
+        <w:rPr>
+          <w:sz w:val="26"/>
+          <w:szCs w:val="26"/>
+        </w:rPr>
+        <w:t xml:space="preserve">                           + </w:t>
+      </w:r>
+      <w:proofErr w:type="spellStart"/>
+      <w:r>
+        <w:rPr>
+          <w:sz w:val="26"/>
+          <w:szCs w:val="26"/>
+        </w:rPr>
+        <w:t>arr</w:t>
+      </w:r>
+      <w:proofErr w:type="spellEnd"/>
+      <w:r>
+        <w:rPr>
+          <w:sz w:val="26"/>
+          <w:szCs w:val="26"/>
+        </w:rPr>
+        <w:t>[0][0]);</w:t>
+      </w:r>
+    </w:p>
+    <w:p>
+      <w:pPr>
+        <w:rPr>
+          <w:sz w:val="26"/>
+          <w:szCs w:val="26"/>
+        </w:rPr>
+      </w:pPr>
+      <w:r>
+        <w:rPr>
+          <w:sz w:val="26"/>
+          <w:szCs w:val="26"/>
+        </w:rPr>
+        <w:t xml:space="preserve">        </w:t>
+      </w:r>
+      <w:proofErr w:type="spellStart"/>
+      <w:r>
+        <w:rPr>
+          <w:sz w:val="26"/>
+          <w:szCs w:val="26"/>
+        </w:rPr>
+        <w:t>System.out.println</w:t>
+      </w:r>
+      <w:proofErr w:type="spellEnd"/>
+      <w:r>
+        <w:rPr>
+          <w:sz w:val="26"/>
+          <w:szCs w:val="26"/>
+        </w:rPr>
+        <w:t>("Third element of second row: "</w:t>
+      </w:r>
+    </w:p>
+    <w:p>
+      <w:pPr>
+        <w:rPr>
+          <w:sz w:val="26"/>
+          <w:szCs w:val="26"/>
+        </w:rPr>
+      </w:pPr>
+      <w:r>
+        <w:rPr>
+          <w:sz w:val="26"/>
+          <w:szCs w:val="26"/>
+        </w:rPr>
+        <w:t xml:space="preserve">                           + </w:t>
+      </w:r>
+      <w:proofErr w:type="spellStart"/>
+      <w:r>
+        <w:rPr>
+          <w:sz w:val="26"/>
+          <w:szCs w:val="26"/>
+        </w:rPr>
+        <w:t>arr</w:t>
+      </w:r>
+      <w:proofErr w:type="spellEnd"/>
+      <w:r>
+        <w:rPr>
+          <w:sz w:val="26"/>
+          <w:szCs w:val="26"/>
+        </w:rPr>
+        <w:t>[1][2]);</w:t>
+      </w:r>
+    </w:p>
+    <w:p>
+      <w:pPr>
+        <w:rPr>
+          <w:sz w:val="26"/>
+          <w:szCs w:val="26"/>
+        </w:rPr>
+      </w:pPr>
+      <w:r>
+        <w:rPr>
+          <w:sz w:val="26"/>
+          <w:szCs w:val="26"/>
+        </w:rPr>
+        <w:t xml:space="preserve">        </w:t>
+      </w:r>
+      <w:proofErr w:type="spellStart"/>
+      <w:r>
+        <w:rPr>
+          <w:sz w:val="26"/>
+          <w:szCs w:val="26"/>
+        </w:rPr>
+        <w:t>System.out.println</w:t>
+      </w:r>
+      <w:proofErr w:type="spellEnd"/>
+      <w:r>
+        <w:rPr>
+          <w:sz w:val="26"/>
+          <w:szCs w:val="26"/>
+        </w:rPr>
+        <w:t>("Second element of third row: "</w:t>
+      </w:r>
+    </w:p>
+    <w:p>
+      <w:pPr>
+        <w:rPr>
+          <w:sz w:val="26"/>
+          <w:szCs w:val="26"/>
+        </w:rPr>
+      </w:pPr>
+      <w:r>
+        <w:rPr>
+          <w:sz w:val="26"/>
+          <w:szCs w:val="26"/>
+        </w:rPr>
+        <w:t xml:space="preserve">                           + </w:t>
+      </w:r>
+      <w:proofErr w:type="spellStart"/>
+      <w:r>
+        <w:rPr>
+          <w:sz w:val="26"/>
+          <w:szCs w:val="26"/>
+        </w:rPr>
+        <w:t>arr</w:t>
+      </w:r>
+      <w:proofErr w:type="spellEnd"/>
+      <w:r>
+        <w:rPr>
+          <w:sz w:val="26"/>
+          <w:szCs w:val="26"/>
+        </w:rPr>
+        <w:t>[2][1]);</w:t>
+      </w:r>
+    </w:p>
+    <w:p>
+      <w:pPr>
+        <w:rPr>
+          <w:sz w:val="26"/>
+          <w:szCs w:val="26"/>
+        </w:rPr>
+      </w:pPr>
+      <w:r>
+        <w:rPr>
+          <w:sz w:val="26"/>
+          <w:szCs w:val="26"/>
+        </w:rPr>
+        <w:t xml:space="preserve">    }</w:t>
+      </w:r>
+    </w:p>
+    <w:p>
+      <w:pPr>
+        <w:rPr>
+          <w:sz w:val="26"/>
+          <w:szCs w:val="26"/>
+        </w:rPr>
+      </w:pPr>
+      <w:r>
+        <w:rPr>
+          <w:sz w:val="26"/>
+          <w:szCs w:val="26"/>
+        </w:rPr>
+        <w:t>}</w:t>
+      </w:r>
+    </w:p>
+    <w:p>
+      <w:pPr>
+        <w:rPr>
+          <w:b/>
+          <w:bCs/>
+          <w:sz w:val="26"/>
+          <w:szCs w:val="26"/>
+        </w:rPr>
+      </w:pPr>
+      <w:r>
+        <w:rPr>
+          <w:b/>
+          <w:bCs/>
+          <w:sz w:val="26"/>
+          <w:szCs w:val="26"/>
+        </w:rPr>
+        <w:t>2. Traversal of a Matrix</w:t>
+      </w:r>
+    </w:p>
+    <w:p>
+      <w:pPr>
+        <w:rPr>
+          <w:sz w:val="26"/>
+          <w:szCs w:val="26"/>
+        </w:rPr>
+      </w:pPr>
+      <w:r>
+        <w:rPr>
+          <w:sz w:val="26"/>
+          <w:szCs w:val="26"/>
+        </w:rPr>
+        <w:t>We can traverse all the elements of a matrix or two-dimensional array by using two for-loops.</w:t>
+      </w:r>
+    </w:p>
+    <w:p>
+      <w:pPr>
+        <w:rPr>
+          <w:sz w:val="26"/>
+          <w:szCs w:val="26"/>
+        </w:rPr>
+      </w:pPr>
+      <w:r>
+        <w:rPr>
+          <w:sz w:val="26"/>
+          <w:szCs w:val="26"/>
+        </w:rPr>
+        <w:lastRenderedPageBreak/>
+        <w:t>import java.io.*;</w:t>
+      </w:r>
+    </w:p>
+    <w:p>
+      <w:pPr>
+        <w:rPr>
+          <w:sz w:val="26"/>
+          <w:szCs w:val="26"/>
+        </w:rPr>
+      </w:pPr>
+    </w:p>
+    <w:p>
+      <w:pPr>
+        <w:rPr>
+          <w:sz w:val="26"/>
+          <w:szCs w:val="26"/>
+        </w:rPr>
+      </w:pPr>
+      <w:r>
+        <w:rPr>
+          <w:sz w:val="26"/>
+          <w:szCs w:val="26"/>
+        </w:rPr>
+        <w:t>class GFG {</w:t>
+      </w:r>
+    </w:p>
+    <w:p>
+      <w:pPr>
+        <w:rPr>
+          <w:sz w:val="26"/>
+          <w:szCs w:val="26"/>
+        </w:rPr>
+      </w:pPr>
+      <w:r>
+        <w:rPr>
+          <w:sz w:val="26"/>
+          <w:szCs w:val="26"/>
+        </w:rPr>
+        <w:t xml:space="preserve">    public static void main(String[] </w:t>
+      </w:r>
+      <w:proofErr w:type="spellStart"/>
+      <w:r>
+        <w:rPr>
+          <w:sz w:val="26"/>
+          <w:szCs w:val="26"/>
+        </w:rPr>
+        <w:t>args</w:t>
+      </w:r>
+      <w:proofErr w:type="spellEnd"/>
+      <w:r>
+        <w:rPr>
+          <w:sz w:val="26"/>
+          <w:szCs w:val="26"/>
+        </w:rPr>
+        <w:t>)</w:t>
+      </w:r>
+    </w:p>
+    <w:p>
+      <w:pPr>
+        <w:rPr>
+          <w:sz w:val="26"/>
+          <w:szCs w:val="26"/>
+        </w:rPr>
+      </w:pPr>
+      <w:r>
+        <w:rPr>
+          <w:sz w:val="26"/>
+          <w:szCs w:val="26"/>
+        </w:rPr>
+        <w:t xml:space="preserve">    {</w:t>
+      </w:r>
+    </w:p>
+    <w:p>
+      <w:pPr>
+        <w:rPr>
+          <w:sz w:val="26"/>
+          <w:szCs w:val="26"/>
+        </w:rPr>
+      </w:pPr>
+      <w:r>
+        <w:rPr>
+          <w:sz w:val="26"/>
+          <w:szCs w:val="26"/>
+        </w:rPr>
+        <w:t xml:space="preserve">        int[][] </w:t>
+      </w:r>
+      <w:proofErr w:type="spellStart"/>
+      <w:r>
+        <w:rPr>
+          <w:sz w:val="26"/>
+          <w:szCs w:val="26"/>
+        </w:rPr>
+        <w:t>arr</w:t>
+      </w:r>
+      <w:proofErr w:type="spellEnd"/>
+      <w:r>
+        <w:rPr>
+          <w:sz w:val="26"/>
+          <w:szCs w:val="26"/>
+        </w:rPr>
+        <w:t xml:space="preserve"> = { { 1, 2, 3, 4 },</w:t>
+      </w:r>
+    </w:p>
+    <w:p>
+      <w:pPr>
+        <w:rPr>
+          <w:sz w:val="26"/>
+          <w:szCs w:val="26"/>
+        </w:rPr>
+      </w:pPr>
+      <w:r>
+        <w:rPr>
+          <w:sz w:val="26"/>
+          <w:szCs w:val="26"/>
+        </w:rPr>
+        <w:t xml:space="preserve">                        { 5, 6, 7, 8 },</w:t>
+      </w:r>
+    </w:p>
+    <w:p>
+      <w:pPr>
+        <w:rPr>
+          <w:sz w:val="26"/>
+          <w:szCs w:val="26"/>
+        </w:rPr>
+      </w:pPr>
+      <w:r>
+        <w:rPr>
+          <w:sz w:val="26"/>
+          <w:szCs w:val="26"/>
+        </w:rPr>
+        <w:t xml:space="preserve">                        { 9, 10, 11, 12 } };</w:t>
+      </w:r>
+    </w:p>
+    <w:p>
+      <w:pPr>
+        <w:rPr>
+          <w:sz w:val="26"/>
+          <w:szCs w:val="26"/>
+        </w:rPr>
+      </w:pPr>
+      <w:r>
+        <w:rPr>
+          <w:sz w:val="26"/>
+          <w:szCs w:val="26"/>
+        </w:rPr>
+        <w:t xml:space="preserve">        // Traversing over all the rows</w:t>
+      </w:r>
+    </w:p>
+    <w:p>
+      <w:pPr>
+        <w:rPr>
+          <w:sz w:val="26"/>
+          <w:szCs w:val="26"/>
+        </w:rPr>
+      </w:pPr>
+      <w:r>
+        <w:rPr>
+          <w:sz w:val="26"/>
+          <w:szCs w:val="26"/>
+        </w:rPr>
+        <w:t xml:space="preserve">        for (int </w:t>
+      </w:r>
+      <w:proofErr w:type="spellStart"/>
+      <w:r>
+        <w:rPr>
+          <w:sz w:val="26"/>
+          <w:szCs w:val="26"/>
+        </w:rPr>
+        <w:t>i</w:t>
+      </w:r>
+      <w:proofErr w:type="spellEnd"/>
+      <w:r>
+        <w:rPr>
+          <w:sz w:val="26"/>
+          <w:szCs w:val="26"/>
+        </w:rPr>
+        <w:t xml:space="preserve"> = 0; </w:t>
+      </w:r>
+      <w:proofErr w:type="spellStart"/>
+      <w:r>
+        <w:rPr>
+          <w:sz w:val="26"/>
+          <w:szCs w:val="26"/>
+        </w:rPr>
+        <w:t>i</w:t>
+      </w:r>
+      <w:proofErr w:type="spellEnd"/>
+      <w:r>
+        <w:rPr>
+          <w:sz w:val="26"/>
+          <w:szCs w:val="26"/>
+        </w:rPr>
+        <w:t xml:space="preserve"> &lt; 3; </w:t>
+      </w:r>
+      <w:proofErr w:type="spellStart"/>
+      <w:r>
+        <w:rPr>
+          <w:sz w:val="26"/>
+          <w:szCs w:val="26"/>
+        </w:rPr>
+        <w:t>i</w:t>
+      </w:r>
+      <w:proofErr w:type="spellEnd"/>
+      <w:r>
+        <w:rPr>
+          <w:sz w:val="26"/>
+          <w:szCs w:val="26"/>
+        </w:rPr>
+        <w:t>++) {</w:t>
+      </w:r>
+    </w:p>
+    <w:p>
+      <w:pPr>
+        <w:rPr>
+          <w:sz w:val="26"/>
+          <w:szCs w:val="26"/>
+        </w:rPr>
+      </w:pPr>
+      <w:r>
+        <w:rPr>
+          <w:sz w:val="26"/>
+          <w:szCs w:val="26"/>
+        </w:rPr>
+        <w:t xml:space="preserve">            // Traversing over all the columns of each row</w:t>
+      </w:r>
+    </w:p>
+    <w:p>
+      <w:pPr>
+        <w:rPr>
+          <w:sz w:val="26"/>
+          <w:szCs w:val="26"/>
+        </w:rPr>
+      </w:pPr>
+      <w:r>
+        <w:rPr>
+          <w:sz w:val="26"/>
+          <w:szCs w:val="26"/>
+        </w:rPr>
+        <w:t xml:space="preserve">            for (int j = 0; j &lt; 4; </w:t>
+      </w:r>
+      <w:proofErr w:type="spellStart"/>
+      <w:r>
+        <w:rPr>
+          <w:sz w:val="26"/>
+          <w:szCs w:val="26"/>
+        </w:rPr>
+        <w:t>j++</w:t>
+      </w:r>
+      <w:proofErr w:type="spellEnd"/>
+      <w:r>
+        <w:rPr>
+          <w:sz w:val="26"/>
+          <w:szCs w:val="26"/>
+        </w:rPr>
+        <w:t>) {</w:t>
+      </w:r>
+    </w:p>
+    <w:p>
+      <w:pPr>
+        <w:rPr>
+          <w:sz w:val="26"/>
+          <w:szCs w:val="26"/>
+        </w:rPr>
+      </w:pPr>
+      <w:r>
+        <w:rPr>
+          <w:sz w:val="26"/>
+          <w:szCs w:val="26"/>
+        </w:rPr>
+        <w:t xml:space="preserve">                </w:t>
+      </w:r>
+      <w:proofErr w:type="spellStart"/>
+      <w:r>
+        <w:rPr>
+          <w:sz w:val="26"/>
+          <w:szCs w:val="26"/>
+        </w:rPr>
+        <w:t>System.out.print</w:t>
+      </w:r>
+      <w:proofErr w:type="spellEnd"/>
+      <w:r>
+        <w:rPr>
+          <w:sz w:val="26"/>
+          <w:szCs w:val="26"/>
+        </w:rPr>
+        <w:t>(</w:t>
+      </w:r>
+      <w:proofErr w:type="spellStart"/>
+      <w:r>
+        <w:rPr>
+          <w:sz w:val="26"/>
+          <w:szCs w:val="26"/>
+        </w:rPr>
+        <w:t>arr</w:t>
+      </w:r>
+      <w:proofErr w:type="spellEnd"/>
+      <w:r>
+        <w:rPr>
+          <w:sz w:val="26"/>
+          <w:szCs w:val="26"/>
+        </w:rPr>
+        <w:t>[</w:t>
+      </w:r>
+      <w:proofErr w:type="spellStart"/>
+      <w:r>
+        <w:rPr>
+          <w:sz w:val="26"/>
+          <w:szCs w:val="26"/>
+        </w:rPr>
+        <w:t>i</w:t>
+      </w:r>
+      <w:proofErr w:type="spellEnd"/>
+      <w:r>
+        <w:rPr>
+          <w:sz w:val="26"/>
+          <w:szCs w:val="26"/>
+        </w:rPr>
+        <w:t>][j] + " ");</w:t>
+      </w:r>
+    </w:p>
+    <w:p>
+      <w:pPr>
+        <w:rPr>
+          <w:sz w:val="26"/>
+          <w:szCs w:val="26"/>
+        </w:rPr>
+      </w:pPr>
+      <w:r>
+        <w:rPr>
+          <w:sz w:val="26"/>
+          <w:szCs w:val="26"/>
+        </w:rPr>
+        <w:t xml:space="preserve">            }</w:t>
+      </w:r>
+    </w:p>
+    <w:p>
+      <w:pPr>
+        <w:rPr>
+          <w:sz w:val="26"/>
+          <w:szCs w:val="26"/>
+        </w:rPr>
+      </w:pPr>
+      <w:r>
+        <w:rPr>
+          <w:sz w:val="26"/>
+          <w:szCs w:val="26"/>
+        </w:rPr>
+        <w:t xml:space="preserve">            </w:t>
+      </w:r>
+      <w:proofErr w:type="spellStart"/>
+      <w:r>
+        <w:rPr>
+          <w:sz w:val="26"/>
+          <w:szCs w:val="26"/>
+        </w:rPr>
+        <w:t>System.out.println</w:t>
+      </w:r>
+      <w:proofErr w:type="spellEnd"/>
+      <w:r>
+        <w:rPr>
+          <w:sz w:val="26"/>
+          <w:szCs w:val="26"/>
+        </w:rPr>
+        <w:t>();</w:t>
+      </w:r>
+    </w:p>
+    <w:p>
+      <w:pPr>
+        <w:rPr>
+          <w:sz w:val="26"/>
+          <w:szCs w:val="26"/>
+        </w:rPr>
+      </w:pPr>
+      <w:r>
+        <w:rPr>
+          <w:sz w:val="26"/>
+          <w:szCs w:val="26"/>
+        </w:rPr>
+        <w:t xml:space="preserve">        }</w:t>
+      </w:r>
+    </w:p>
+    <w:p>
+      <w:pPr>
+        <w:rPr>
+          <w:sz w:val="26"/>
+          <w:szCs w:val="26"/>
+        </w:rPr>
+      </w:pPr>
+      <w:r>
+        <w:rPr>
+          <w:sz w:val="26"/>
+          <w:szCs w:val="26"/>
+        </w:rPr>
+        <w:t xml:space="preserve">    }</w:t>
+      </w:r>
+    </w:p>
+    <w:p>
+      <w:pPr>
+        <w:rPr>
+          <w:sz w:val="26"/>
+          <w:szCs w:val="26"/>
+        </w:rPr>
+      </w:pPr>
+      <w:r>
+        <w:rPr>
+          <w:sz w:val="26"/>
+          <w:szCs w:val="26"/>
+        </w:rPr>
+        <w:t>}</w:t>
+      </w:r>
+    </w:p>
+    <w:p>
+      <w:pPr>
+        <w:rPr>
+          <w:sz w:val="26"/>
+          <w:szCs w:val="26"/>
+        </w:rPr>
+      </w:pPr>
+      <w:r>
+        <w:rPr>
+          <w:b/>
+          <w:bCs/>
+          <w:sz w:val="26"/>
+          <w:szCs w:val="26"/>
+        </w:rPr>
+        <w:t>Output</w:t>
+      </w:r>
+    </w:p>
+    <w:p>
+      <w:pPr>
+        <w:rPr>
+          <w:sz w:val="26"/>
+          <w:szCs w:val="26"/>
+        </w:rPr>
+      </w:pPr>
+      <w:r>
+        <w:rPr>
+          <w:sz w:val="26"/>
+          <w:szCs w:val="26"/>
+        </w:rPr>
+        <w:t xml:space="preserve">1 2 3 4 </w:t>
+      </w:r>
+    </w:p>
+    <w:p>
+      <w:pPr>
+        <w:rPr>
+          <w:sz w:val="26"/>
+          <w:szCs w:val="26"/>
+        </w:rPr>
+      </w:pPr>
+      <w:r>
+        <w:rPr>
+          <w:sz w:val="26"/>
+          <w:szCs w:val="26"/>
+        </w:rPr>
+        <w:t xml:space="preserve">5 6 7 8 </w:t>
+      </w:r>
+    </w:p>
+    <w:p>
+      <w:pPr>
+        <w:rPr>
+          <w:sz w:val="26"/>
+          <w:szCs w:val="26"/>
+        </w:rPr>
+      </w:pPr>
+      <w:r>
+        <w:rPr>
+          <w:sz w:val="26"/>
+          <w:szCs w:val="26"/>
+        </w:rPr>
+        <w:t xml:space="preserve">9 10 11 12 </w:t>
+      </w:r>
+    </w:p>
+    <w:p>
+      <w:pPr>
+        <w:rPr>
+          <w:sz w:val="26"/>
+          <w:szCs w:val="26"/>
+        </w:rPr>
+      </w:pPr>
+    </w:p>
+    <w:p>
+      <w:pPr>
+        <w:rPr>
+          <w:b/>
+          <w:bCs/>
+          <w:sz w:val="26"/>
+          <w:szCs w:val="26"/>
+        </w:rPr>
+      </w:pPr>
+      <w:r>
+        <w:rPr>
+          <w:b/>
+          <w:bCs/>
+          <w:sz w:val="26"/>
+          <w:szCs w:val="26"/>
+        </w:rPr>
+        <w:t>3. Searching in a Matrix</w:t>
+      </w:r>
+    </w:p>
+    <w:p>
+      <w:pPr>
+        <w:rPr>
+          <w:sz w:val="26"/>
+          <w:szCs w:val="26"/>
+        </w:rPr>
+      </w:pPr>
+      <w:r>
+        <w:rPr>
+          <w:sz w:val="26"/>
+          <w:szCs w:val="26"/>
+        </w:rPr>
+        <w:t>We can search an element in a matrix by traversing all the elements of the matrix.</w:t>
+      </w:r>
+    </w:p>
+    <w:p>
+      <w:pPr>
+        <w:rPr>
+          <w:sz w:val="26"/>
+          <w:szCs w:val="26"/>
+        </w:rPr>
+      </w:pPr>
+      <w:r>
+        <w:rPr>
+          <w:sz w:val="26"/>
+          <w:szCs w:val="26"/>
+        </w:rPr>
+        <w:t>Below is the implementation to search an element in a matrix:</w:t>
+      </w:r>
+    </w:p>
+    <w:p>
+      <w:pPr>
+        <w:rPr>
+          <w:sz w:val="26"/>
+          <w:szCs w:val="26"/>
+        </w:rPr>
+      </w:pPr>
+      <w:r>
+        <w:rPr>
+          <w:sz w:val="26"/>
+          <w:szCs w:val="26"/>
+        </w:rPr>
+        <w:t>import java.io.*;</w:t>
+      </w:r>
+    </w:p>
+    <w:p>
+      <w:pPr>
+        <w:rPr>
+          <w:sz w:val="26"/>
+          <w:szCs w:val="26"/>
+        </w:rPr>
+      </w:pPr>
+    </w:p>
+    <w:p>
+      <w:pPr>
+        <w:rPr>
+          <w:sz w:val="26"/>
+          <w:szCs w:val="26"/>
+        </w:rPr>
+      </w:pPr>
+      <w:r>
+        <w:rPr>
+          <w:sz w:val="26"/>
+          <w:szCs w:val="26"/>
+        </w:rPr>
+        <w:lastRenderedPageBreak/>
+        <w:t>class GFG {</w:t>
+      </w:r>
+    </w:p>
+    <w:p>
+      <w:pPr>
+        <w:rPr>
+          <w:sz w:val="26"/>
+          <w:szCs w:val="26"/>
+        </w:rPr>
+      </w:pPr>
+    </w:p>
+    <w:p>
+      <w:pPr>
+        <w:rPr>
+          <w:sz w:val="26"/>
+          <w:szCs w:val="26"/>
+        </w:rPr>
+      </w:pPr>
+      <w:r>
+        <w:rPr>
+          <w:sz w:val="26"/>
+          <w:szCs w:val="26"/>
+        </w:rPr>
+        <w:t xml:space="preserve">  static </w:t>
+      </w:r>
+      <w:proofErr w:type="spellStart"/>
+      <w:r>
+        <w:rPr>
+          <w:sz w:val="26"/>
+          <w:szCs w:val="26"/>
+        </w:rPr>
+        <w:t>boolean</w:t>
+      </w:r>
+      <w:proofErr w:type="spellEnd"/>
+      <w:r>
+        <w:rPr>
+          <w:sz w:val="26"/>
+          <w:szCs w:val="26"/>
+        </w:rPr>
+        <w:t xml:space="preserve"> </w:t>
+      </w:r>
+      <w:proofErr w:type="spellStart"/>
+      <w:r>
+        <w:rPr>
+          <w:sz w:val="26"/>
+          <w:szCs w:val="26"/>
+        </w:rPr>
+        <w:t>searchInMatrix</w:t>
+      </w:r>
+      <w:proofErr w:type="spellEnd"/>
+      <w:r>
+        <w:rPr>
+          <w:sz w:val="26"/>
+          <w:szCs w:val="26"/>
+        </w:rPr>
+        <w:t xml:space="preserve">(int[][] </w:t>
+      </w:r>
+      <w:proofErr w:type="spellStart"/>
+      <w:r>
+        <w:rPr>
+          <w:sz w:val="26"/>
+          <w:szCs w:val="26"/>
+        </w:rPr>
+        <w:t>arr</w:t>
+      </w:r>
+      <w:proofErr w:type="spellEnd"/>
+      <w:r>
+        <w:rPr>
+          <w:sz w:val="26"/>
+          <w:szCs w:val="26"/>
+        </w:rPr>
+        <w:t>, int x)</w:t>
+      </w:r>
+    </w:p>
+    <w:p>
+      <w:pPr>
+        <w:rPr>
+          <w:sz w:val="26"/>
+          <w:szCs w:val="26"/>
+        </w:rPr>
+      </w:pPr>
+      <w:r>
+        <w:rPr>
+          <w:sz w:val="26"/>
+          <w:szCs w:val="26"/>
+        </w:rPr>
+        <w:t xml:space="preserve">  {</w:t>
+      </w:r>
+    </w:p>
+    <w:p>
+      <w:pPr>
+        <w:rPr>
+          <w:sz w:val="26"/>
+          <w:szCs w:val="26"/>
+        </w:rPr>
+      </w:pPr>
+      <w:r>
+        <w:rPr>
+          <w:sz w:val="26"/>
+          <w:szCs w:val="26"/>
+        </w:rPr>
+        <w:t xml:space="preserve">    int m = </w:t>
+      </w:r>
+      <w:proofErr w:type="spellStart"/>
+      <w:r>
+        <w:rPr>
+          <w:sz w:val="26"/>
+          <w:szCs w:val="26"/>
+        </w:rPr>
+        <w:t>arr.length</w:t>
+      </w:r>
+      <w:proofErr w:type="spellEnd"/>
+      <w:r>
+        <w:rPr>
+          <w:sz w:val="26"/>
+          <w:szCs w:val="26"/>
+        </w:rPr>
+        <w:t xml:space="preserve">, n = </w:t>
+      </w:r>
+      <w:proofErr w:type="spellStart"/>
+      <w:r>
+        <w:rPr>
+          <w:sz w:val="26"/>
+          <w:szCs w:val="26"/>
+        </w:rPr>
+        <w:t>arr</w:t>
+      </w:r>
+      <w:proofErr w:type="spellEnd"/>
+      <w:r>
+        <w:rPr>
+          <w:sz w:val="26"/>
+          <w:szCs w:val="26"/>
+        </w:rPr>
+        <w:t>[0].length;</w:t>
+      </w:r>
+    </w:p>
+    <w:p>
+      <w:pPr>
+        <w:rPr>
+          <w:sz w:val="26"/>
+          <w:szCs w:val="26"/>
+        </w:rPr>
+      </w:pPr>
+    </w:p>
+    <w:p>
+      <w:pPr>
+        <w:rPr>
+          <w:sz w:val="26"/>
+          <w:szCs w:val="26"/>
+        </w:rPr>
+      </w:pPr>
+      <w:r>
+        <w:rPr>
+          <w:sz w:val="26"/>
+          <w:szCs w:val="26"/>
+        </w:rPr>
+        <w:t xml:space="preserve">    for (int </w:t>
+      </w:r>
+      <w:proofErr w:type="spellStart"/>
+      <w:r>
+        <w:rPr>
+          <w:sz w:val="26"/>
+          <w:szCs w:val="26"/>
+        </w:rPr>
+        <w:t>i</w:t>
+      </w:r>
+      <w:proofErr w:type="spellEnd"/>
+      <w:r>
+        <w:rPr>
+          <w:sz w:val="26"/>
+          <w:szCs w:val="26"/>
+        </w:rPr>
+        <w:t xml:space="preserve"> = 0; </w:t>
+      </w:r>
+      <w:proofErr w:type="spellStart"/>
+      <w:r>
+        <w:rPr>
+          <w:sz w:val="26"/>
+          <w:szCs w:val="26"/>
+        </w:rPr>
+        <w:t>i</w:t>
+      </w:r>
+      <w:proofErr w:type="spellEnd"/>
+      <w:r>
+        <w:rPr>
+          <w:sz w:val="26"/>
+          <w:szCs w:val="26"/>
+        </w:rPr>
+        <w:t xml:space="preserve"> &lt; m; </w:t>
+      </w:r>
+      <w:proofErr w:type="spellStart"/>
+      <w:r>
+        <w:rPr>
+          <w:sz w:val="26"/>
+          <w:szCs w:val="26"/>
+        </w:rPr>
+        <w:t>i</w:t>
+      </w:r>
+      <w:proofErr w:type="spellEnd"/>
+      <w:r>
+        <w:rPr>
+          <w:sz w:val="26"/>
+          <w:szCs w:val="26"/>
+        </w:rPr>
+        <w:t>++) {</w:t>
+      </w:r>
+    </w:p>
+    <w:p>
+      <w:pPr>
+        <w:rPr>
+          <w:sz w:val="26"/>
+          <w:szCs w:val="26"/>
+        </w:rPr>
+      </w:pPr>
+      <w:r>
+        <w:rPr>
+          <w:sz w:val="26"/>
+          <w:szCs w:val="26"/>
+        </w:rPr>
+        <w:t xml:space="preserve">      for (int j = 0; j &lt; n; </w:t>
+      </w:r>
+      <w:proofErr w:type="spellStart"/>
+      <w:r>
+        <w:rPr>
+          <w:sz w:val="26"/>
+          <w:szCs w:val="26"/>
+        </w:rPr>
+        <w:t>j++</w:t>
+      </w:r>
+      <w:proofErr w:type="spellEnd"/>
+      <w:r>
+        <w:rPr>
+          <w:sz w:val="26"/>
+          <w:szCs w:val="26"/>
+        </w:rPr>
+        <w:t>) {</w:t>
+      </w:r>
+    </w:p>
+    <w:p>
+      <w:pPr>
+        <w:rPr>
+          <w:sz w:val="26"/>
+          <w:szCs w:val="26"/>
+        </w:rPr>
+      </w:pPr>
+      <w:r>
+        <w:rPr>
+          <w:sz w:val="26"/>
+          <w:szCs w:val="26"/>
+        </w:rPr>
+        <w:t xml:space="preserve">        if (</w:t>
+      </w:r>
+      <w:proofErr w:type="spellStart"/>
+      <w:r>
+        <w:rPr>
+          <w:sz w:val="26"/>
+          <w:szCs w:val="26"/>
+        </w:rPr>
+        <w:t>arr</w:t>
+      </w:r>
+      <w:proofErr w:type="spellEnd"/>
+      <w:r>
+        <w:rPr>
+          <w:sz w:val="26"/>
+          <w:szCs w:val="26"/>
+        </w:rPr>
+        <w:t>[</w:t>
+      </w:r>
+      <w:proofErr w:type="spellStart"/>
+      <w:r>
+        <w:rPr>
+          <w:sz w:val="26"/>
+          <w:szCs w:val="26"/>
+        </w:rPr>
+        <w:t>i</w:t>
+      </w:r>
+      <w:proofErr w:type="spellEnd"/>
+      <w:r>
+        <w:rPr>
+          <w:sz w:val="26"/>
+          <w:szCs w:val="26"/>
+        </w:rPr>
+        <w:t>][j] == x)</w:t>
+      </w:r>
+    </w:p>
+    <w:p>
+      <w:pPr>
+        <w:rPr>
+          <w:sz w:val="26"/>
+          <w:szCs w:val="26"/>
+        </w:rPr>
+      </w:pPr>
+      <w:r>
+        <w:rPr>
+          <w:sz w:val="26"/>
+          <w:szCs w:val="26"/>
+        </w:rPr>
+        <w:t xml:space="preserve">          return true;</w:t>
+      </w:r>
+    </w:p>
+    <w:p>
+      <w:pPr>
+        <w:rPr>
+          <w:sz w:val="26"/>
+          <w:szCs w:val="26"/>
+        </w:rPr>
+      </w:pPr>
+      <w:r>
+        <w:rPr>
+          <w:sz w:val="26"/>
+          <w:szCs w:val="26"/>
+        </w:rPr>
+        <w:t xml:space="preserve">      }</w:t>
+      </w:r>
+    </w:p>
+    <w:p>
+      <w:pPr>
+        <w:rPr>
+          <w:sz w:val="26"/>
+          <w:szCs w:val="26"/>
+        </w:rPr>
+      </w:pPr>
+      <w:r>
+        <w:rPr>
+          <w:sz w:val="26"/>
+          <w:szCs w:val="26"/>
+        </w:rPr>
+        <w:t xml:space="preserve">    }</w:t>
+      </w:r>
+    </w:p>
+    <w:p>
+      <w:pPr>
+        <w:rPr>
+          <w:sz w:val="26"/>
+          <w:szCs w:val="26"/>
+        </w:rPr>
+      </w:pPr>
+      <w:r>
+        <w:rPr>
+          <w:sz w:val="26"/>
+          <w:szCs w:val="26"/>
+        </w:rPr>
+        <w:t xml:space="preserve">    return false;</w:t>
+      </w:r>
+    </w:p>
+    <w:p>
+      <w:pPr>
+        <w:rPr>
+          <w:sz w:val="26"/>
+          <w:szCs w:val="26"/>
+        </w:rPr>
+      </w:pPr>
+      <w:r>
+        <w:rPr>
+          <w:sz w:val="26"/>
+          <w:szCs w:val="26"/>
+        </w:rPr>
+        <w:t xml:space="preserve">  }</w:t>
+      </w:r>
+    </w:p>
+    <w:p>
+      <w:pPr>
+        <w:rPr>
+          <w:sz w:val="26"/>
+          <w:szCs w:val="26"/>
+        </w:rPr>
+      </w:pPr>
+    </w:p>
+    <w:p>
+      <w:pPr>
+        <w:rPr>
+          <w:sz w:val="26"/>
+          <w:szCs w:val="26"/>
+        </w:rPr>
+      </w:pPr>
+      <w:r>
+        <w:rPr>
+          <w:sz w:val="26"/>
+          <w:szCs w:val="26"/>
+        </w:rPr>
+        <w:t xml:space="preserve">  public static void main(String[] </w:t>
+      </w:r>
+      <w:proofErr w:type="spellStart"/>
+      <w:r>
+        <w:rPr>
+          <w:sz w:val="26"/>
+          <w:szCs w:val="26"/>
+        </w:rPr>
+        <w:t>args</w:t>
+      </w:r>
+      <w:proofErr w:type="spellEnd"/>
+      <w:r>
+        <w:rPr>
+          <w:sz w:val="26"/>
+          <w:szCs w:val="26"/>
+        </w:rPr>
+        <w:t>)</w:t>
+      </w:r>
+    </w:p>
+    <w:p>
+      <w:pPr>
+        <w:rPr>
+          <w:sz w:val="26"/>
+          <w:szCs w:val="26"/>
+        </w:rPr>
+      </w:pPr>
+      <w:r>
+        <w:rPr>
+          <w:sz w:val="26"/>
+          <w:szCs w:val="26"/>
+        </w:rPr>
+        <w:t xml:space="preserve">  {</w:t>
+      </w:r>
+    </w:p>
+    <w:p>
+      <w:pPr>
+        <w:rPr>
+          <w:sz w:val="26"/>
+          <w:szCs w:val="26"/>
+        </w:rPr>
+      </w:pPr>
+      <w:r>
+        <w:rPr>
+          <w:sz w:val="26"/>
+          <w:szCs w:val="26"/>
+        </w:rPr>
+        <w:t xml:space="preserve">    int x = 8;</w:t>
+      </w:r>
+    </w:p>
+    <w:p>
+      <w:pPr>
+        <w:rPr>
+          <w:sz w:val="26"/>
+          <w:szCs w:val="26"/>
+        </w:rPr>
+      </w:pPr>
+      <w:r>
+        <w:rPr>
+          <w:sz w:val="26"/>
+          <w:szCs w:val="26"/>
+        </w:rPr>
+        <w:t xml:space="preserve">    int[][] </w:t>
+      </w:r>
+      <w:proofErr w:type="spellStart"/>
+      <w:r>
+        <w:rPr>
+          <w:sz w:val="26"/>
+          <w:szCs w:val="26"/>
+        </w:rPr>
+        <w:t>arr</w:t>
+      </w:r>
+      <w:proofErr w:type="spellEnd"/>
+      <w:r>
+        <w:rPr>
+          <w:sz w:val="26"/>
+          <w:szCs w:val="26"/>
+        </w:rPr>
+        <w:t xml:space="preserve"> = { { 0, 6, 8, 9, 11 },</w:t>
+      </w:r>
+    </w:p>
+    <w:p>
+      <w:pPr>
+        <w:rPr>
+          <w:sz w:val="26"/>
+          <w:szCs w:val="26"/>
+        </w:rPr>
+      </w:pPr>
+      <w:r>
+        <w:rPr>
+          <w:sz w:val="26"/>
+          <w:szCs w:val="26"/>
+        </w:rPr>
+        <w:t xml:space="preserve">                   { 20, 22, 28, 29, 31 },</w:t>
+      </w:r>
+    </w:p>
+    <w:p>
+      <w:pPr>
+        <w:rPr>
+          <w:sz w:val="26"/>
+          <w:szCs w:val="26"/>
+        </w:rPr>
+      </w:pPr>
+      <w:r>
+        <w:rPr>
+          <w:sz w:val="26"/>
+          <w:szCs w:val="26"/>
+        </w:rPr>
+        <w:t xml:space="preserve">                   { 36, 38, 50, 61, 63 },</w:t>
+      </w:r>
+    </w:p>
+    <w:p>
+      <w:pPr>
+        <w:rPr>
+          <w:sz w:val="26"/>
+          <w:szCs w:val="26"/>
+        </w:rPr>
+      </w:pPr>
+      <w:r>
+        <w:rPr>
+          <w:sz w:val="26"/>
+          <w:szCs w:val="26"/>
+        </w:rPr>
+        <w:t xml:space="preserve">                   { 64, 66, 100, 122, 128 } };</w:t>
+      </w:r>
+    </w:p>
+    <w:p>
+      <w:pPr>
+        <w:rPr>
+          <w:sz w:val="26"/>
+          <w:szCs w:val="26"/>
+        </w:rPr>
+      </w:pPr>
+    </w:p>
+    <w:p>
+      <w:pPr>
+        <w:rPr>
+          <w:sz w:val="26"/>
+          <w:szCs w:val="26"/>
+        </w:rPr>
+      </w:pPr>
+      <w:r>
+        <w:rPr>
+          <w:sz w:val="26"/>
+          <w:szCs w:val="26"/>
+        </w:rPr>
+        <w:t xml:space="preserve">    if (</w:t>
+      </w:r>
+      <w:proofErr w:type="spellStart"/>
+      <w:r>
+        <w:rPr>
+          <w:sz w:val="26"/>
+          <w:szCs w:val="26"/>
+        </w:rPr>
+        <w:t>searchInMatrix</w:t>
+      </w:r>
+      <w:proofErr w:type="spellEnd"/>
+      <w:r>
+        <w:rPr>
+          <w:sz w:val="26"/>
+          <w:szCs w:val="26"/>
+        </w:rPr>
+        <w:t>(</w:t>
+      </w:r>
+      <w:proofErr w:type="spellStart"/>
+      <w:r>
+        <w:rPr>
+          <w:sz w:val="26"/>
+          <w:szCs w:val="26"/>
+        </w:rPr>
+        <w:t>arr</w:t>
+      </w:r>
+      <w:proofErr w:type="spellEnd"/>
+      <w:r>
+        <w:rPr>
+          <w:sz w:val="26"/>
+          <w:szCs w:val="26"/>
+        </w:rPr>
+        <w:t>, x)) {</w:t>
+      </w:r>
+    </w:p>
+    <w:p>
+      <w:pPr>
+        <w:rPr>
+          <w:sz w:val="26"/>
+          <w:szCs w:val="26"/>
+        </w:rPr>
+      </w:pPr>
+      <w:r>
+        <w:rPr>
+          <w:sz w:val="26"/>
+          <w:szCs w:val="26"/>
+        </w:rPr>
+        <w:t xml:space="preserve">      </w:t>
+      </w:r>
+      <w:proofErr w:type="spellStart"/>
+      <w:r>
+        <w:rPr>
+          <w:sz w:val="26"/>
+          <w:szCs w:val="26"/>
+        </w:rPr>
+        <w:t>System.out.println</w:t>
+      </w:r>
+      <w:proofErr w:type="spellEnd"/>
+      <w:r>
+        <w:rPr>
+          <w:sz w:val="26"/>
+          <w:szCs w:val="26"/>
+        </w:rPr>
+        <w:t>("YES");</w:t>
+      </w:r>
+    </w:p>
+    <w:p>
+      <w:pPr>
+        <w:rPr>
+          <w:sz w:val="26"/>
+          <w:szCs w:val="26"/>
+        </w:rPr>
+      </w:pPr>
+      <w:r>
+        <w:rPr>
+          <w:sz w:val="26"/>
+          <w:szCs w:val="26"/>
+        </w:rPr>
+        <w:t xml:space="preserve">    }</w:t>
+      </w:r>
+    </w:p>
+    <w:p>
+      <w:pPr>
+        <w:rPr>
+          <w:sz w:val="26"/>
+          <w:szCs w:val="26"/>
+        </w:rPr>
+      </w:pPr>
+      <w:r>
+        <w:rPr>
+          <w:sz w:val="26"/>
+          <w:szCs w:val="26"/>
+        </w:rPr>
+        <w:t xml:space="preserve">    else {</w:t>
+      </w:r>
+    </w:p>
+    <w:p>
+      <w:pPr>
+        <w:rPr>
+          <w:sz w:val="26"/>
+          <w:szCs w:val="26"/>
+        </w:rPr>
+      </w:pPr>
+      <w:r>
+        <w:rPr>
+          <w:sz w:val="26"/>
+          <w:szCs w:val="26"/>
+        </w:rPr>
+        <w:t xml:space="preserve">      </w:t>
+      </w:r>
+      <w:proofErr w:type="spellStart"/>
+      <w:r>
+        <w:rPr>
+          <w:sz w:val="26"/>
+          <w:szCs w:val="26"/>
+        </w:rPr>
+        <w:t>System.out.println</w:t>
+      </w:r>
+      <w:proofErr w:type="spellEnd"/>
+      <w:r>
+        <w:rPr>
+          <w:sz w:val="26"/>
+          <w:szCs w:val="26"/>
+        </w:rPr>
+        <w:t>("NO");</w:t>
+      </w:r>
+    </w:p>
+    <w:p>
+      <w:pPr>
+        <w:rPr>
+          <w:sz w:val="26"/>
+          <w:szCs w:val="26"/>
+        </w:rPr>
+      </w:pPr>
+      <w:r>
+        <w:rPr>
+          <w:sz w:val="26"/>
+          <w:szCs w:val="26"/>
+        </w:rPr>
+        <w:lastRenderedPageBreak/>
+        <w:t xml:space="preserve">    }</w:t>
+      </w:r>
+    </w:p>
+    <w:p>
+      <w:pPr>
+        <w:rPr>
+          <w:sz w:val="26"/>
+          <w:szCs w:val="26"/>
+        </w:rPr>
+      </w:pPr>
+      <w:r>
+        <w:rPr>
+          <w:sz w:val="26"/>
+          <w:szCs w:val="26"/>
+        </w:rPr>
+        <w:t xml:space="preserve">  }</w:t>
+      </w:r>
+    </w:p>
+    <w:p>
+      <w:pPr>
+        <w:rPr>
+          <w:sz w:val="26"/>
+          <w:szCs w:val="26"/>
+        </w:rPr>
+      </w:pPr>
+      <w:r>
+        <w:rPr>
+          <w:sz w:val="26"/>
+          <w:szCs w:val="26"/>
+        </w:rPr>
+        <w:t>}</w:t>
+      </w:r>
+    </w:p>
+    <w:p>
+      <w:pPr>
+        <w:rPr>
+          <w:sz w:val="26"/>
+          <w:szCs w:val="26"/>
+        </w:rPr>
+      </w:pPr>
+      <w:r>
+        <w:rPr>
+          <w:b/>
+          <w:bCs/>
+          <w:sz w:val="26"/>
+          <w:szCs w:val="26"/>
+        </w:rPr>
+        <w:t>Output</w:t>
+      </w:r>
+    </w:p>
+    <w:p>
+      <w:pPr>
+        <w:rPr>
+          <w:sz w:val="26"/>
+          <w:szCs w:val="26"/>
+        </w:rPr>
+      </w:pPr>
+      <w:r>
+        <w:rPr>
+          <w:sz w:val="26"/>
+          <w:szCs w:val="26"/>
+        </w:rPr>
+        <w:t>YES</w:t>
+      </w:r>
+    </w:p>
+    <w:p>
+      <w:pPr>
+        <w:rPr>
+          <w:sz w:val="26"/>
+          <w:szCs w:val="26"/>
+        </w:rPr>
+      </w:pPr>
     </w:p>
     <w:p>
       <w:pPr>
